--- a/docs/Software_Architecture_Design_Report_AIVES_Group3_EN.docx
+++ b/docs/Software_Architecture_Design_Report_AIVES_Group3_EN.docx
@@ -7,15 +7,15 @@
         <w:jc w:val="center"/>
         <w:rPr>
           <w:b/>
+          <w:color w:val="000000"/>
           <w:sz w:val="40"/>
-          <w:color w:val="000000"/>
-        </w:rPr>
-      </w:pPr>
-      <w:r>
-        <w:rPr>
-          <w:b/>
+        </w:rPr>
+      </w:pPr>
+      <w:r>
+        <w:rPr>
+          <w:b/>
+          <w:color w:val="000000"/>
           <w:sz w:val="40"/>
-          <w:color w:val="000000"/>
         </w:rPr>
         <w:t>Software Architecture Design</w:t>
       </w:r>
@@ -25,15 +25,15 @@
         <w:jc w:val="center"/>
         <w:rPr>
           <w:b/>
+          <w:color w:val="000000"/>
           <w:sz w:val="28"/>
-          <w:color w:val="000000"/>
-        </w:rPr>
-      </w:pPr>
-      <w:r>
-        <w:rPr>
-          <w:b/>
+        </w:rPr>
+      </w:pPr>
+      <w:r>
+        <w:rPr>
+          <w:b/>
+          <w:color w:val="000000"/>
           <w:sz w:val="28"/>
-          <w:color w:val="000000"/>
         </w:rPr>
         <w:t>AIVES — AI-POWERED VIVA EXAMINATION SYSTEM</w:t>
       </w:r>
@@ -42,14 +42,12 @@
       <w:pPr>
         <w:rPr>
           <w:b/>
-          <w:sz w:val="24"/>
-          <w:color w:val="000000"/>
-        </w:rPr>
-      </w:pPr>
-      <w:r>
-        <w:rPr>
-          <w:b/>
-          <w:sz w:val="24"/>
+          <w:color w:val="000000"/>
+        </w:rPr>
+      </w:pPr>
+      <w:r>
+        <w:rPr>
+          <w:b/>
           <w:color w:val="000000"/>
         </w:rPr>
         <w:t>Cover page</w:t>
@@ -74,7 +72,7 @@
         <w:spacing w:before="60" w:after="80" w:line="276" w:lineRule="auto"/>
       </w:pPr>
       <w:r>
-        <w:t xml:space="preserve">1. Introduction</w:t>
+        <w:t>1. Introduction</w:t>
       </w:r>
     </w:p>
     <w:p>
@@ -82,7 +80,7 @@
         <w:spacing w:before="60" w:after="80" w:line="276" w:lineRule="auto"/>
       </w:pPr>
       <w:r>
-        <w:t xml:space="preserve">2. Software Development Approach</w:t>
+        <w:t>2. Software Development Approach</w:t>
       </w:r>
     </w:p>
     <w:p>
@@ -90,7 +88,7 @@
         <w:spacing w:before="60" w:after="80" w:line="276" w:lineRule="auto"/>
       </w:pPr>
       <w:r>
-        <w:t xml:space="preserve">3. Architectural Design</w:t>
+        <w:t>3. Architectural Design</w:t>
       </w:r>
     </w:p>
     <w:p>
@@ -98,7 +96,7 @@
         <w:spacing w:before="60" w:after="80" w:line="276" w:lineRule="auto"/>
       </w:pPr>
       <w:r>
-        <w:t xml:space="preserve">4. Technology Stack</w:t>
+        <w:t>4. Technology Stack</w:t>
       </w:r>
     </w:p>
     <w:p>
@@ -106,7 +104,7 @@
         <w:spacing w:before="60" w:after="80" w:line="276" w:lineRule="auto"/>
       </w:pPr>
       <w:r>
-        <w:t xml:space="preserve">5. Requirements Modeling</w:t>
+        <w:t>5. Requirements Modeling</w:t>
       </w:r>
     </w:p>
     <w:p>
@@ -114,63 +112,347 @@
         <w:spacing w:before="60" w:after="80" w:line="276" w:lineRule="auto"/>
       </w:pPr>
       <w:r>
-        <w:t xml:space="preserve">6. Main flows</w:t>
+        <w:t>6. Main flows</w:t>
       </w:r>
     </w:p>
     <w:p>
       <w:pPr>
         <w:spacing w:before="60" w:after="80" w:line="276" w:lineRule="auto"/>
       </w:pPr>
-      <w:r>
-        <w:t xml:space="preserve">7. Static Modeling</w:t>
-      </w:r>
     </w:p>
     <w:p>
       <w:pPr>
         <w:spacing w:before="60" w:after="80" w:line="276" w:lineRule="auto"/>
       </w:pPr>
       <w:r>
-        <w:t xml:space="preserve">8. Database design</w:t>
+        <w:t>6.1 Workflow 1: Question Bank Management and Rubric Standardization (Implemented Flow)</w:t>
       </w:r>
     </w:p>
     <w:p>
       <w:pPr>
         <w:spacing w:before="60" w:after="80" w:line="276" w:lineRule="auto"/>
       </w:pPr>
-      <w:r>
-        <w:t xml:space="preserve">9. Dynamic Modeling</w:t>
-      </w:r>
     </w:p>
     <w:p>
       <w:pPr>
         <w:spacing w:before="60" w:after="80" w:line="276" w:lineRule="auto"/>
-      </w:pPr>
-      <w:r>
-        <w:t xml:space="preserve">10. Product</w:t>
+        <w:jc w:val="center"/>
+      </w:pPr>
+      <w:r>
+        <w:rPr>
+          <w:noProof/>
+        </w:rPr>
+        <w:lastRenderedPageBreak/>
+        <w:drawing>
+          <wp:inline distT="0" distB="0" distL="0" distR="0" wp14:anchorId="0A48947F" wp14:editId="303911FB">
+            <wp:extent cx="4352290" cy="8229600"/>
+            <wp:effectExtent l="0" t="0" r="0" b="0"/>
+            <wp:docPr id="1120179214" name="Picture 3"/>
+            <wp:cNvGraphicFramePr>
+              <a:graphicFrameLocks xmlns:a="http://schemas.openxmlformats.org/drawingml/2006/main" noChangeAspect="1"/>
+            </wp:cNvGraphicFramePr>
+            <a:graphic xmlns:a="http://schemas.openxmlformats.org/drawingml/2006/main">
+              <a:graphicData uri="http://schemas.openxmlformats.org/drawingml/2006/picture">
+                <pic:pic xmlns:pic="http://schemas.openxmlformats.org/drawingml/2006/picture">
+                  <pic:nvPicPr>
+                    <pic:cNvPr id="1120179214" name=""/>
+                    <pic:cNvPicPr/>
+                  </pic:nvPicPr>
+                  <pic:blipFill>
+                    <a:blip r:embed="rId5">
+                      <a:extLst>
+                        <a:ext uri="{28A0092B-C50C-407E-A947-70E740481C1C}">
+                          <a14:useLocalDpi xmlns:a14="http://schemas.microsoft.com/office/drawing/2010/main" val="0"/>
+                        </a:ext>
+                      </a:extLst>
+                    </a:blip>
+                    <a:stretch>
+                      <a:fillRect/>
+                    </a:stretch>
+                  </pic:blipFill>
+                  <pic:spPr>
+                    <a:xfrm>
+                      <a:off x="0" y="0"/>
+                      <a:ext cx="4352290" cy="8229600"/>
+                    </a:xfrm>
+                    <a:prstGeom prst="rect">
+                      <a:avLst/>
+                    </a:prstGeom>
+                  </pic:spPr>
+                </pic:pic>
+              </a:graphicData>
+            </a:graphic>
+          </wp:inline>
+        </w:drawing>
       </w:r>
     </w:p>
     <w:p>
       <w:pPr>
         <w:spacing w:before="60" w:after="80" w:line="276" w:lineRule="auto"/>
-      </w:pPr>
-      <w:r>
-        <w:t xml:space="preserve">11. Test cases</w:t>
+        <w:jc w:val="center"/>
+        <w:rPr>
+          <w:rFonts w:ascii="Calibri" w:hAnsi="Calibri" w:cs="Calibri"/>
+          <w:i/>
+          <w:color w:val="000000"/>
+          <w:sz w:val="19"/>
+        </w:rPr>
+      </w:pPr>
+      <w:r>
+        <w:rPr>
+          <w:rFonts w:ascii="Calibri" w:hAnsi="Calibri" w:cs="Calibri"/>
+          <w:i/>
+          <w:color w:val="000000"/>
+          <w:sz w:val="19"/>
+        </w:rPr>
+        <w:t>Figure 6.1: Workflow 1 - Question Bank Management and Rubric Standardization Swimlane</w:t>
       </w:r>
     </w:p>
     <w:p>
       <w:pPr>
         <w:spacing w:before="60" w:after="80" w:line="276" w:lineRule="auto"/>
-      </w:pPr>
-      <w:r>
-        <w:t xml:space="preserve">12. Conclusion</w:t>
-      </w:r>
+        <w:jc w:val="center"/>
+      </w:pPr>
     </w:p>
     <w:p>
       <w:pPr>
         <w:spacing w:before="60" w:after="80" w:line="276" w:lineRule="auto"/>
-      </w:pPr>
-      <w:r>
-        <w:t xml:space="preserve">13. AI Appendix</w:t>
+        <w:jc w:val="center"/>
+      </w:pPr>
+      <w:r>
+        <w:t>6.2 Workflow 2: Real-Time AI Viva Examination Room (Target Milestone 4 Flow)</w:t>
+      </w:r>
+    </w:p>
+    <w:p>
+      <w:pPr>
+        <w:spacing w:before="60" w:after="80" w:line="276" w:lineRule="auto"/>
+        <w:jc w:val="center"/>
+      </w:pPr>
+    </w:p>
+    <w:p>
+      <w:pPr>
+        <w:spacing w:before="60" w:after="80" w:line="276" w:lineRule="auto"/>
+        <w:jc w:val="center"/>
+      </w:pPr>
+      <w:r>
+        <w:rPr>
+          <w:noProof/>
+        </w:rPr>
+        <w:drawing>
+          <wp:inline distT="0" distB="0" distL="0" distR="0" wp14:anchorId="1AC386FB" wp14:editId="472D1113">
+            <wp:extent cx="4034155" cy="8229600"/>
+            <wp:effectExtent l="0" t="0" r="4445" b="0"/>
+            <wp:docPr id="929329048" name="Picture 4"/>
+            <wp:cNvGraphicFramePr>
+              <a:graphicFrameLocks xmlns:a="http://schemas.openxmlformats.org/drawingml/2006/main" noChangeAspect="1"/>
+            </wp:cNvGraphicFramePr>
+            <a:graphic xmlns:a="http://schemas.openxmlformats.org/drawingml/2006/main">
+              <a:graphicData uri="http://schemas.openxmlformats.org/drawingml/2006/picture">
+                <pic:pic xmlns:pic="http://schemas.openxmlformats.org/drawingml/2006/picture">
+                  <pic:nvPicPr>
+                    <pic:cNvPr id="929329048" name=""/>
+                    <pic:cNvPicPr/>
+                  </pic:nvPicPr>
+                  <pic:blipFill>
+                    <a:blip r:embed="rId6" cstate="print">
+                      <a:extLst>
+                        <a:ext uri="{28A0092B-C50C-407E-A947-70E740481C1C}">
+                          <a14:useLocalDpi xmlns:a14="http://schemas.microsoft.com/office/drawing/2010/main" val="0"/>
+                        </a:ext>
+                      </a:extLst>
+                    </a:blip>
+                    <a:stretch>
+                      <a:fillRect/>
+                    </a:stretch>
+                  </pic:blipFill>
+                  <pic:spPr>
+                    <a:xfrm>
+                      <a:off x="0" y="0"/>
+                      <a:ext cx="4034155" cy="8229600"/>
+                    </a:xfrm>
+                    <a:prstGeom prst="rect">
+                      <a:avLst/>
+                    </a:prstGeom>
+                  </pic:spPr>
+                </pic:pic>
+              </a:graphicData>
+            </a:graphic>
+          </wp:inline>
+        </w:drawing>
+      </w:r>
+    </w:p>
+    <w:p>
+      <w:pPr>
+        <w:spacing w:before="60" w:after="80" w:line="276" w:lineRule="auto"/>
+        <w:jc w:val="center"/>
+        <w:rPr>
+          <w:rFonts w:ascii="Calibri" w:hAnsi="Calibri" w:cs="Calibri"/>
+          <w:i/>
+          <w:color w:val="000000"/>
+          <w:sz w:val="19"/>
+        </w:rPr>
+      </w:pPr>
+      <w:r>
+        <w:rPr>
+          <w:rFonts w:ascii="Calibri" w:hAnsi="Calibri" w:cs="Calibri"/>
+          <w:i/>
+          <w:color w:val="000000"/>
+          <w:sz w:val="19"/>
+        </w:rPr>
+        <w:t>Figure 6.2: Workflow 2 - Real-Time AI Viva Examination Room Swimlane</w:t>
+      </w:r>
+    </w:p>
+    <w:p>
+      <w:pPr>
+        <w:spacing w:before="60" w:after="80" w:line="276" w:lineRule="auto"/>
+        <w:jc w:val="center"/>
+      </w:pPr>
+    </w:p>
+    <w:p>
+      <w:pPr>
+        <w:spacing w:before="60" w:after="80" w:line="276" w:lineRule="auto"/>
+        <w:jc w:val="center"/>
+      </w:pPr>
+      <w:r>
+        <w:t>6.3 Workflow 3: AI Rubric Scoring and Human-in-the-Loop Approval (Target Milestone 4 Flow)</w:t>
+      </w:r>
+    </w:p>
+    <w:p>
+      <w:pPr>
+        <w:spacing w:before="60" w:after="80" w:line="276" w:lineRule="auto"/>
+        <w:jc w:val="center"/>
+      </w:pPr>
+    </w:p>
+    <w:p>
+      <w:pPr>
+        <w:spacing w:before="60" w:after="80" w:line="276" w:lineRule="auto"/>
+        <w:jc w:val="center"/>
+      </w:pPr>
+      <w:r>
+        <w:rPr>
+          <w:noProof/>
+        </w:rPr>
+        <w:drawing>
+          <wp:inline distT="0" distB="0" distL="0" distR="0" wp14:anchorId="3C8F85F8" wp14:editId="5E503C7B">
+            <wp:extent cx="3761105" cy="8229600"/>
+            <wp:effectExtent l="0" t="0" r="0" b="0"/>
+            <wp:docPr id="1138254386" name="Picture 5"/>
+            <wp:cNvGraphicFramePr>
+              <a:graphicFrameLocks xmlns:a="http://schemas.openxmlformats.org/drawingml/2006/main" noChangeAspect="1"/>
+            </wp:cNvGraphicFramePr>
+            <a:graphic xmlns:a="http://schemas.openxmlformats.org/drawingml/2006/main">
+              <a:graphicData uri="http://schemas.openxmlformats.org/drawingml/2006/picture">
+                <pic:pic xmlns:pic="http://schemas.openxmlformats.org/drawingml/2006/picture">
+                  <pic:nvPicPr>
+                    <pic:cNvPr id="1138254386" name=""/>
+                    <pic:cNvPicPr/>
+                  </pic:nvPicPr>
+                  <pic:blipFill>
+                    <a:blip r:embed="rId7" cstate="print">
+                      <a:extLst>
+                        <a:ext uri="{28A0092B-C50C-407E-A947-70E740481C1C}">
+                          <a14:useLocalDpi xmlns:a14="http://schemas.microsoft.com/office/drawing/2010/main" val="0"/>
+                        </a:ext>
+                      </a:extLst>
+                    </a:blip>
+                    <a:stretch>
+                      <a:fillRect/>
+                    </a:stretch>
+                  </pic:blipFill>
+                  <pic:spPr>
+                    <a:xfrm>
+                      <a:off x="0" y="0"/>
+                      <a:ext cx="3761105" cy="8229600"/>
+                    </a:xfrm>
+                    <a:prstGeom prst="rect">
+                      <a:avLst/>
+                    </a:prstGeom>
+                  </pic:spPr>
+                </pic:pic>
+              </a:graphicData>
+            </a:graphic>
+          </wp:inline>
+        </w:drawing>
+      </w:r>
+    </w:p>
+    <w:p>
+      <w:pPr>
+        <w:spacing w:before="60" w:after="80" w:line="276" w:lineRule="auto"/>
+        <w:jc w:val="center"/>
+        <w:rPr>
+          <w:rFonts w:ascii="Calibri" w:hAnsi="Calibri" w:cs="Calibri"/>
+          <w:i/>
+          <w:color w:val="000000"/>
+          <w:sz w:val="19"/>
+        </w:rPr>
+      </w:pPr>
+      <w:r>
+        <w:rPr>
+          <w:rFonts w:ascii="Calibri" w:hAnsi="Calibri" w:cs="Calibri"/>
+          <w:i/>
+          <w:color w:val="000000"/>
+          <w:sz w:val="19"/>
+        </w:rPr>
+        <w:t>Figure 6.3: Workflow 3 - AI Grading and Human-in-the-Loop Approval Swimlane</w:t>
+      </w:r>
+    </w:p>
+    <w:p>
+      <w:pPr>
+        <w:spacing w:before="60" w:after="80" w:line="276" w:lineRule="auto"/>
+        <w:jc w:val="center"/>
+      </w:pPr>
+      <w:r>
+        <w:t>Demonstrates the collaborative grading process, ensuring transparent evidence tracking while leaving the final score authority to the Lecturer.Details the real-time viva exam process. It showcases the voice-interaction loop, near real-time Speech-to-Text conversion, and the AI's capability to generate adaptive follow-up probing questions.This workflow illustrates how lecturers create and manage question banks, highlighting the AI's ability to auto-generate questions from source materials, perform strict 100% rubric matrix verification, and persist standardized questions into the database.</w:t>
+      </w:r>
+      <w:r>
+        <w:t>7. Static Modeling</w:t>
+      </w:r>
+    </w:p>
+    <w:p>
+      <w:pPr>
+        <w:spacing w:before="60" w:after="80" w:line="276" w:lineRule="auto"/>
+      </w:pPr>
+      <w:r>
+        <w:t>8. Database design</w:t>
+      </w:r>
+    </w:p>
+    <w:p>
+      <w:pPr>
+        <w:spacing w:before="60" w:after="80" w:line="276" w:lineRule="auto"/>
+      </w:pPr>
+      <w:r>
+        <w:t>9. Dynamic Modeling</w:t>
+      </w:r>
+    </w:p>
+    <w:p>
+      <w:pPr>
+        <w:spacing w:before="60" w:after="80" w:line="276" w:lineRule="auto"/>
+      </w:pPr>
+      <w:r>
+        <w:t>10. Product</w:t>
+      </w:r>
+    </w:p>
+    <w:p>
+      <w:pPr>
+        <w:spacing w:before="60" w:after="80" w:line="276" w:lineRule="auto"/>
+      </w:pPr>
+      <w:r>
+        <w:t>11. Test cases</w:t>
+      </w:r>
+    </w:p>
+    <w:p>
+      <w:pPr>
+        <w:spacing w:before="60" w:after="80" w:line="276" w:lineRule="auto"/>
+      </w:pPr>
+      <w:r>
+        <w:t>12. Conclusion</w:t>
+      </w:r>
+    </w:p>
+    <w:p>
+      <w:pPr>
+        <w:spacing w:before="60" w:after="80" w:line="276" w:lineRule="auto"/>
+      </w:pPr>
+      <w:r>
+        <w:t>13. AI Appendix</w:t>
       </w:r>
     </w:p>
     <w:p>
@@ -211,7 +493,7 @@
         <w:spacing w:before="60" w:after="80" w:line="276" w:lineRule="auto"/>
       </w:pPr>
       <w:r>
-        <w:t xml:space="preserve">Oral viva voce examinations have long been regarded as the gold standard for evaluating authentic academic competence in higher education, particularly within engineering and software disciplines. This examination format allows academic examiners to directly assess critical thinking, intellectual spontaneity, and real-world problem-solving abilities while eliminating fraudulent practices such as contract cheating, proxy examinees, or scripted memorization.</w:t>
+        <w:t>Oral viva voce examinations have long been regarded as the gold standard for evaluating authentic academic competence in higher education, particularly within engineering and software disciplines. This examination format allows academic examiners to directly assess critical thinking, intellectual spontaneity, and real-world problem-solving abilities while eliminating fraudulent practices such as contract cheating, proxy examinees, or scripted memorization.</w:t>
       </w:r>
     </w:p>
     <w:p>
@@ -219,7 +501,7 @@
         <w:spacing w:before="60" w:after="80" w:line="276" w:lineRule="auto"/>
       </w:pPr>
       <w:r>
-        <w:t xml:space="preserve">However, scaling viva voce examinations to large student cohorts exposes critical bottlenecks in academic operations:</w:t>
+        <w:t>However, scaling viva voce examinations to large student cohorts exposes critical bottlenecks in academic operations:</w:t>
       </w:r>
     </w:p>
     <w:p>
@@ -292,7 +574,7 @@
         <w:spacing w:before="60" w:after="80" w:line="276" w:lineRule="auto"/>
       </w:pPr>
       <w:r>
-        <w:t xml:space="preserve">To decisively solve these operational challenges, the engineering team designed the AI-Powered Oral Viva Examination System (AIVES). AIVES implements a Human-in-the-Loop architectural paradigm combining automated artificial intelligence with sovereign academic oversight:</w:t>
+        <w:t>To decisively solve these operational challenges, the engineering team designed the AI-Powered Oral Viva Examination System (AIVES). AIVES implements a Human-in-the-Loop architectural paradigm combining automated artificial intelligence with sovereign academic oversight:</w:t>
       </w:r>
     </w:p>
     <w:p>
@@ -340,6 +622,7 @@
           <w:b/>
           <w:color w:val="000000"/>
         </w:rPr>
+        <w:lastRenderedPageBreak/>
         <w:t xml:space="preserve">• Sovereign Lecturer Final Authority: </w:t>
       </w:r>
       <w:r>
@@ -495,20 +778,19 @@
         <w:spacing w:before="60" w:after="80" w:line="276" w:lineRule="auto"/>
       </w:pPr>
       <w:r>
-        <w:t xml:space="preserve">The core functional requirements of the AIVES platform are defined in the traceability matrix below:</w:t>
+        <w:t>The core functional requirements of the AIVES platform are defined in the traceability matrix below:</w:t>
       </w:r>
     </w:p>
     <w:tbl>
       <w:tblPr>
-        <w:tblStyle w:val="TableGrid"/>
         <w:tblW w:w="0" w:type="auto"/>
-        <w:tblLook w:val="04A0"/>
+        <w:tblLook w:val="04A0" w:firstRow="1" w:lastRow="0" w:firstColumn="1" w:lastColumn="0" w:noHBand="0" w:noVBand="1"/>
       </w:tblPr>
       <w:tblGrid>
-        <w:gridCol w:w="1400"/>
-        <w:gridCol w:w="2600"/>
-        <w:gridCol w:w="6200"/>
-        <w:gridCol w:w="1800"/>
+        <w:gridCol w:w="1096"/>
+        <w:gridCol w:w="2159"/>
+        <w:gridCol w:w="4607"/>
+        <w:gridCol w:w="1498"/>
       </w:tblGrid>
       <w:tr>
         <w:trPr>
@@ -520,8 +802,8 @@
           </w:tcPr>
           <w:p>
             <w:pPr>
-              <w:jc w:val="center"/>
               <w:spacing w:before="80" w:after="80"/>
+              <w:jc w:val="center"/>
             </w:pPr>
             <w:r>
               <w:rPr>
@@ -539,8 +821,8 @@
           </w:tcPr>
           <w:p>
             <w:pPr>
-              <w:jc w:val="center"/>
               <w:spacing w:before="80" w:after="80"/>
+              <w:jc w:val="center"/>
             </w:pPr>
             <w:r>
               <w:rPr>
@@ -558,8 +840,8 @@
           </w:tcPr>
           <w:p>
             <w:pPr>
-              <w:jc w:val="center"/>
               <w:spacing w:before="80" w:after="80"/>
+              <w:jc w:val="center"/>
             </w:pPr>
             <w:r>
               <w:rPr>
@@ -577,8 +859,8 @@
           </w:tcPr>
           <w:p>
             <w:pPr>
-              <w:jc w:val="center"/>
               <w:spacing w:before="80" w:after="80"/>
+              <w:jc w:val="center"/>
             </w:pPr>
             <w:r>
               <w:rPr>
@@ -868,6 +1150,7 @@
               <w:rPr>
                 <w:sz w:val="19"/>
               </w:rPr>
+              <w:lastRenderedPageBreak/>
               <w:t>FR-05</w:t>
             </w:r>
           </w:p>
@@ -1285,7 +1568,7 @@
         <w:spacing w:before="60" w:after="80" w:line="276" w:lineRule="auto"/>
       </w:pPr>
       <w:r>
-        <w:t xml:space="preserve">The AIVES project adopted the Agile/Scrum development methodology. Given the inherent technical complexity of integrating generative AI, real-time WebSockets, and strict relational audit constraints, iterative Scrum cycles allowed the engineering team to validate architectural spikes early and deliver incremental working software across 1-to-2-week sprints.</w:t>
+        <w:t>The AIVES project adopted the Agile/Scrum development methodology. Given the inherent technical complexity of integrating generative AI, real-time WebSockets, and strict relational audit constraints, iterative Scrum cycles allowed the engineering team to validate architectural spikes early and deliver incremental working software across 1-to-2-week sprints.</w:t>
       </w:r>
     </w:p>
     <w:p>
@@ -1367,7 +1650,11 @@
         <w:t xml:space="preserve">• Phase 2 — Architectural Baseline &amp; Flow 1 (Milestone 2 &amp; 3): </w:t>
       </w:r>
       <w:r>
-        <w:t>Enterprise Onion Architecture configuration on .NET 10; implementation of Flow 1 (Question Bank &amp; Rubric Matrix with 100% weight validation, batch import, and Gemini AI synthesis); automated test suite implementation.</w:t>
+        <w:t xml:space="preserve">Enterprise Onion Architecture configuration on .NET 10; implementation of Flow 1 (Question Bank &amp; </w:t>
+      </w:r>
+      <w:r>
+        <w:lastRenderedPageBreak/>
+        <w:t>Rubric Matrix with 100% weight validation, batch import, and Gemini AI synthesis); automated test suite implementation.</w:t>
       </w:r>
     </w:p>
     <w:p>
@@ -1437,7 +1724,7 @@
         <w:spacing w:before="60" w:after="80" w:line="276" w:lineRule="auto"/>
       </w:pPr>
       <w:r>
-        <w:t xml:space="preserve">The core backend of AIVES is structured around the Onion Architecture (also known as Clean Architecture / Hexagonal Architecture). This architectural paradigm enforces the Dependency Inversion Principle: domain business models occupy the center, and all external dependencies point strictly inward.</w:t>
+        <w:t>The core backend of AIVES is structured around the Onion Architecture (also known as Clean Architecture / Hexagonal Architecture). This architectural paradigm enforces the Dependency Inversion Principle: domain business models occupy the center, and all external dependencies point strictly inward.</w:t>
       </w:r>
     </w:p>
     <w:p>
@@ -1527,7 +1814,7 @@
         <w:spacing w:before="60" w:after="80" w:line="276" w:lineRule="auto"/>
       </w:pPr>
       <w:r>
-        <w:t xml:space="preserve">The target physical deployment topology consists of four distinct operational nodes:</w:t>
+        <w:t>The target physical deployment topology consists of four distinct operational nodes:</w:t>
       </w:r>
     </w:p>
     <w:p>
@@ -1541,6 +1828,7 @@
           <w:b/>
           <w:color w:val="000000"/>
         </w:rPr>
+        <w:lastRenderedPageBreak/>
         <w:t xml:space="preserve">• Client Presentation Node: </w:t>
       </w:r>
       <w:r>
@@ -1602,13 +1890,110 @@
       <w:pPr>
         <w:pStyle w:val="Heading1"/>
         <w:spacing w:before="400" w:after="160"/>
-      </w:pPr>
-      <w:r>
         <w:rPr>
           <w:b/>
           <w:color w:val="000000"/>
           <w:sz w:val="34"/>
         </w:rPr>
+      </w:pPr>
+    </w:p>
+    <w:p>
+      <w:pPr>
+        <w:pStyle w:val="Heading1"/>
+        <w:spacing w:before="400" w:after="160"/>
+        <w:jc w:val="center"/>
+        <w:rPr>
+          <w:b/>
+          <w:color w:val="000000"/>
+          <w:sz w:val="34"/>
+        </w:rPr>
+      </w:pPr>
+      <w:r>
+        <w:rPr>
+          <w:b/>
+          <w:noProof/>
+          <w:color w:val="000000"/>
+          <w:sz w:val="34"/>
+        </w:rPr>
+        <w:drawing>
+          <wp:inline distT="0" distB="0" distL="0" distR="0" wp14:anchorId="6E8A879D" wp14:editId="04992289">
+            <wp:extent cx="5461000" cy="3227008"/>
+            <wp:effectExtent l="0" t="0" r="6350" b="0"/>
+            <wp:docPr id="601840667" name="Picture 1"/>
+            <wp:cNvGraphicFramePr>
+              <a:graphicFrameLocks xmlns:a="http://schemas.openxmlformats.org/drawingml/2006/main" noChangeAspect="1"/>
+            </wp:cNvGraphicFramePr>
+            <a:graphic xmlns:a="http://schemas.openxmlformats.org/drawingml/2006/main">
+              <a:graphicData uri="http://schemas.openxmlformats.org/drawingml/2006/picture">
+                <pic:pic xmlns:pic="http://schemas.openxmlformats.org/drawingml/2006/picture">
+                  <pic:nvPicPr>
+                    <pic:cNvPr id="601840667" name=""/>
+                    <pic:cNvPicPr/>
+                  </pic:nvPicPr>
+                  <pic:blipFill>
+                    <a:blip r:embed="rId8">
+                      <a:extLst>
+                        <a:ext uri="{28A0092B-C50C-407E-A947-70E740481C1C}">
+                          <a14:useLocalDpi xmlns:a14="http://schemas.microsoft.com/office/drawing/2010/main" val="0"/>
+                        </a:ext>
+                      </a:extLst>
+                    </a:blip>
+                    <a:stretch>
+                      <a:fillRect/>
+                    </a:stretch>
+                  </pic:blipFill>
+                  <pic:spPr>
+                    <a:xfrm>
+                      <a:off x="0" y="0"/>
+                      <a:ext cx="5461000" cy="3227008"/>
+                    </a:xfrm>
+                    <a:prstGeom prst="rect">
+                      <a:avLst/>
+                    </a:prstGeom>
+                  </pic:spPr>
+                </pic:pic>
+              </a:graphicData>
+            </a:graphic>
+          </wp:inline>
+        </w:drawing>
+      </w:r>
+    </w:p>
+    <w:p>
+      <w:pPr>
+        <w:pStyle w:val="Heading1"/>
+        <w:spacing w:before="400" w:after="160"/>
+        <w:jc w:val="center"/>
+        <w:rPr>
+          <w:rFonts w:ascii="Calibri" w:hAnsi="Calibri" w:cs="Calibri"/>
+          <w:b/>
+          <w:i/>
+          <w:color w:val="000000"/>
+          <w:sz w:val="19"/>
+        </w:rPr>
+      </w:pPr>
+      <w:r>
+        <w:rPr>
+          <w:rFonts w:ascii="Calibri" w:hAnsi="Calibri" w:cs="Calibri"/>
+          <w:b/>
+          <w:i/>
+          <w:color w:val="000000"/>
+          <w:sz w:val="19"/>
+        </w:rPr>
+        <w:t>Figure 3.1: AIVES Deployment and System Architecture Diagram</w:t>
+      </w:r>
+    </w:p>
+    <w:p>
+      <w:pPr>
+        <w:pStyle w:val="Heading1"/>
+        <w:spacing w:before="400" w:after="160"/>
+        <w:jc w:val="center"/>
+      </w:pPr>
+      <w:r>
+        <w:rPr>
+          <w:b/>
+          <w:color w:val="000000"/>
+          <w:sz w:val="34"/>
+        </w:rPr>
         <w:t>4. Technology Stack</w:t>
       </w:r>
     </w:p>
@@ -1617,20 +2002,19 @@
         <w:spacing w:before="60" w:after="80" w:line="276" w:lineRule="auto"/>
       </w:pPr>
       <w:r>
-        <w:t xml:space="preserve">All technologies, frameworks, and libraries were selected to ensure high reliability, enterprise maintainability, and modern industry compliance:</w:t>
+        <w:t>All technologies, frameworks, and libraries were selected to ensure high reliability, enterprise maintainability, and modern industry compliance:</w:t>
       </w:r>
     </w:p>
     <w:tbl>
       <w:tblPr>
-        <w:tblStyle w:val="TableGrid"/>
         <w:tblW w:w="0" w:type="auto"/>
-        <w:tblLook w:val="04A0"/>
+        <w:tblLook w:val="04A0" w:firstRow="1" w:lastRow="0" w:firstColumn="1" w:lastColumn="0" w:noHBand="0" w:noVBand="1"/>
       </w:tblPr>
       <w:tblGrid>
-        <w:gridCol w:w="2000"/>
-        <w:gridCol w:w="2600"/>
-        <w:gridCol w:w="1200"/>
-        <w:gridCol w:w="6200"/>
+        <w:gridCol w:w="1766"/>
+        <w:gridCol w:w="2617"/>
+        <w:gridCol w:w="1061"/>
+        <w:gridCol w:w="3916"/>
       </w:tblGrid>
       <w:tr>
         <w:trPr>
@@ -1642,8 +2026,8 @@
           </w:tcPr>
           <w:p>
             <w:pPr>
-              <w:jc w:val="center"/>
               <w:spacing w:before="80" w:after="80"/>
+              <w:jc w:val="center"/>
             </w:pPr>
             <w:r>
               <w:rPr>
@@ -1651,6 +2035,7 @@
                 <w:color w:val="000000"/>
                 <w:sz w:val="20"/>
               </w:rPr>
+              <w:lastRenderedPageBreak/>
               <w:t>System Component</w:t>
             </w:r>
           </w:p>
@@ -1661,8 +2046,8 @@
           </w:tcPr>
           <w:p>
             <w:pPr>
-              <w:jc w:val="center"/>
               <w:spacing w:before="80" w:after="80"/>
+              <w:jc w:val="center"/>
             </w:pPr>
             <w:r>
               <w:rPr>
@@ -1680,8 +2065,8 @@
           </w:tcPr>
           <w:p>
             <w:pPr>
-              <w:jc w:val="center"/>
               <w:spacing w:before="80" w:after="80"/>
+              <w:jc w:val="center"/>
             </w:pPr>
             <w:r>
               <w:rPr>
@@ -1699,8 +2084,8 @@
           </w:tcPr>
           <w:p>
             <w:pPr>
-              <w:jc w:val="center"/>
               <w:spacing w:before="80" w:after="80"/>
+              <w:jc w:val="center"/>
             </w:pPr>
             <w:r>
               <w:rPr>
@@ -2649,6 +3034,7 @@
           <w:color w:val="000000"/>
           <w:sz w:val="34"/>
         </w:rPr>
+        <w:lastRenderedPageBreak/>
         <w:t>5. Requirements Modeling</w:t>
       </w:r>
     </w:p>
@@ -2753,7 +3139,7 @@
         <w:spacing w:before="60" w:after="80" w:line="276" w:lineRule="auto"/>
       </w:pPr>
       <w:r>
-        <w:t xml:space="preserve">The platform functionality is partitioned into three major use case packages:</w:t>
+        <w:t>The platform functionality is partitioned into three major use case packages:</w:t>
       </w:r>
     </w:p>
     <w:p>
@@ -2811,26 +3197,3072 @@
       <w:pPr>
         <w:pStyle w:val="Heading2"/>
         <w:spacing w:before="280" w:after="120"/>
-      </w:pPr>
-      <w:r>
         <w:rPr>
           <w:b/>
           <w:color w:val="000000"/>
           <w:sz w:val="28"/>
         </w:rPr>
-        <w:t>5.3 Non-Functional Requirements (NFR)</w:t>
-      </w:r>
+      </w:pPr>
+    </w:p>
+    <w:p>
+      <w:pPr>
+        <w:pStyle w:val="Heading2"/>
+        <w:spacing w:before="280" w:after="120"/>
+        <w:jc w:val="center"/>
+        <w:rPr>
+          <w:b/>
+          <w:color w:val="000000"/>
+          <w:sz w:val="28"/>
+        </w:rPr>
+      </w:pPr>
+      <w:r>
+        <w:rPr>
+          <w:b/>
+          <w:noProof/>
+          <w:color w:val="000000"/>
+          <w:sz w:val="28"/>
+        </w:rPr>
+        <w:drawing>
+          <wp:inline distT="0" distB="0" distL="0" distR="0" wp14:anchorId="49DA26D7" wp14:editId="439F2E15">
+            <wp:extent cx="5461000" cy="4039156"/>
+            <wp:effectExtent l="0" t="0" r="6350" b="0"/>
+            <wp:docPr id="1280568034" name="Picture 2"/>
+            <wp:cNvGraphicFramePr>
+              <a:graphicFrameLocks xmlns:a="http://schemas.openxmlformats.org/drawingml/2006/main" noChangeAspect="1"/>
+            </wp:cNvGraphicFramePr>
+            <a:graphic xmlns:a="http://schemas.openxmlformats.org/drawingml/2006/main">
+              <a:graphicData uri="http://schemas.openxmlformats.org/drawingml/2006/picture">
+                <pic:pic xmlns:pic="http://schemas.openxmlformats.org/drawingml/2006/picture">
+                  <pic:nvPicPr>
+                    <pic:cNvPr id="1280568034" name=""/>
+                    <pic:cNvPicPr/>
+                  </pic:nvPicPr>
+                  <pic:blipFill>
+                    <a:blip r:embed="rId9">
+                      <a:extLst>
+                        <a:ext uri="{28A0092B-C50C-407E-A947-70E740481C1C}">
+                          <a14:useLocalDpi xmlns:a14="http://schemas.microsoft.com/office/drawing/2010/main" val="0"/>
+                        </a:ext>
+                      </a:extLst>
+                    </a:blip>
+                    <a:stretch>
+                      <a:fillRect/>
+                    </a:stretch>
+                  </pic:blipFill>
+                  <pic:spPr>
+                    <a:xfrm>
+                      <a:off x="0" y="0"/>
+                      <a:ext cx="5461000" cy="4039156"/>
+                    </a:xfrm>
+                    <a:prstGeom prst="rect">
+                      <a:avLst/>
+                    </a:prstGeom>
+                  </pic:spPr>
+                </pic:pic>
+              </a:graphicData>
+            </a:graphic>
+          </wp:inline>
+        </w:drawing>
+      </w:r>
+    </w:p>
+    <w:p>
+      <w:pPr>
+        <w:pStyle w:val="Heading2"/>
+        <w:spacing w:before="280" w:after="120"/>
+        <w:jc w:val="center"/>
+        <w:rPr>
+          <w:rFonts w:ascii="Calibri" w:hAnsi="Calibri" w:cs="Calibri"/>
+          <w:b/>
+          <w:i/>
+          <w:color w:val="000000"/>
+          <w:sz w:val="19"/>
+        </w:rPr>
+      </w:pPr>
+      <w:r>
+        <w:rPr>
+          <w:rFonts w:ascii="Calibri" w:hAnsi="Calibri" w:cs="Calibri"/>
+          <w:b/>
+          <w:i/>
+          <w:color w:val="000000"/>
+          <w:sz w:val="19"/>
+        </w:rPr>
+        <w:t>Figure 5.1: Overall System Use Case Diagram</w:t>
+      </w:r>
+    </w:p>
+    <w:p>
+      <w:pPr>
+        <w:pStyle w:val="Heading2"/>
+        <w:spacing w:before="280" w:after="120"/>
+        <w:jc w:val="center"/>
+        <w:rPr>
+          <w:b/>
+          <w:color w:val="000000"/>
+          <w:sz w:val="28"/>
+        </w:rPr>
+      </w:pPr>
     </w:p>
     <w:tbl>
       <w:tblPr>
-        <w:tblStyle w:val="TableGrid"/>
-        <w:tblW w:w="0" w:type="auto"/>
-        <w:tblLook w:val="04A0"/>
+        <w:tblW w:w="9400" w:type="dxa"/>
+        <w:tblInd w:w="-5" w:type="dxa"/>
+        <w:tblBorders>
+          <w:top w:val="single" w:sz="4" w:space="0" w:color="auto"/>
+          <w:left w:val="single" w:sz="4" w:space="0" w:color="auto"/>
+          <w:bottom w:val="single" w:sz="4" w:space="0" w:color="auto"/>
+          <w:right w:val="single" w:sz="4" w:space="0" w:color="auto"/>
+          <w:insideH w:val="single" w:sz="4" w:space="0" w:color="auto"/>
+          <w:insideV w:val="single" w:sz="4" w:space="0" w:color="auto"/>
+        </w:tblBorders>
+        <w:tblLayout w:type="fixed"/>
+        <w:tblLook w:val="0000" w:firstRow="0" w:lastRow="0" w:firstColumn="0" w:lastColumn="0" w:noHBand="0" w:noVBand="0"/>
       </w:tblPr>
       <w:tblGrid>
-        <w:gridCol w:w="1800"/>
-        <w:gridCol w:w="2400"/>
-        <w:gridCol w:w="7800"/>
+        <w:gridCol w:w="900"/>
+        <w:gridCol w:w="2200"/>
+        <w:gridCol w:w="1500"/>
+        <w:gridCol w:w="2000"/>
+        <w:gridCol w:w="2800"/>
+      </w:tblGrid>
+      <w:tr>
+        <w:tblPrEx>
+          <w:tblCellMar>
+            <w:top w:w="0" w:type="dxa"/>
+            <w:bottom w:w="0" w:type="dxa"/>
+          </w:tblCellMar>
+        </w:tblPrEx>
+        <w:tc>
+          <w:tcPr>
+            <w:tcW w:w="900" w:type="dxa"/>
+          </w:tcPr>
+          <w:p>
+            <w:pPr>
+              <w:pStyle w:val="Heading2"/>
+              <w:spacing w:before="280" w:after="120"/>
+              <w:jc w:val="center"/>
+              <w:rPr>
+                <w:rFonts w:ascii="Calibri" w:hAnsi="Calibri" w:cs="Calibri"/>
+                <w:b/>
+                <w:color w:val="000000"/>
+                <w:sz w:val="18"/>
+              </w:rPr>
+            </w:pPr>
+            <w:r>
+              <w:rPr>
+                <w:rFonts w:ascii="Calibri" w:hAnsi="Calibri" w:cs="Calibri"/>
+                <w:b/>
+                <w:color w:val="000000"/>
+                <w:sz w:val="18"/>
+              </w:rPr>
+              <w:t>UC ID</w:t>
+            </w:r>
+          </w:p>
+        </w:tc>
+        <w:tc>
+          <w:tcPr>
+            <w:tcW w:w="2200" w:type="dxa"/>
+          </w:tcPr>
+          <w:p>
+            <w:pPr>
+              <w:pStyle w:val="Heading2"/>
+              <w:spacing w:before="280" w:after="120"/>
+              <w:jc w:val="center"/>
+              <w:rPr>
+                <w:rFonts w:ascii="Calibri" w:hAnsi="Calibri" w:cs="Calibri"/>
+                <w:b/>
+                <w:color w:val="000000"/>
+                <w:sz w:val="18"/>
+              </w:rPr>
+            </w:pPr>
+            <w:r>
+              <w:rPr>
+                <w:rFonts w:ascii="Calibri" w:hAnsi="Calibri" w:cs="Calibri"/>
+                <w:b/>
+                <w:color w:val="000000"/>
+                <w:sz w:val="18"/>
+              </w:rPr>
+              <w:t>Use Case Name</w:t>
+            </w:r>
+          </w:p>
+        </w:tc>
+        <w:tc>
+          <w:tcPr>
+            <w:tcW w:w="1500" w:type="dxa"/>
+          </w:tcPr>
+          <w:p>
+            <w:pPr>
+              <w:pStyle w:val="Heading2"/>
+              <w:spacing w:before="280" w:after="120"/>
+              <w:jc w:val="center"/>
+              <w:rPr>
+                <w:rFonts w:ascii="Calibri" w:hAnsi="Calibri" w:cs="Calibri"/>
+                <w:b/>
+                <w:color w:val="000000"/>
+                <w:sz w:val="18"/>
+              </w:rPr>
+            </w:pPr>
+            <w:r>
+              <w:rPr>
+                <w:rFonts w:ascii="Calibri" w:hAnsi="Calibri" w:cs="Calibri"/>
+                <w:b/>
+                <w:color w:val="000000"/>
+                <w:sz w:val="18"/>
+              </w:rPr>
+              <w:t>Primary Actor</w:t>
+            </w:r>
+          </w:p>
+        </w:tc>
+        <w:tc>
+          <w:tcPr>
+            <w:tcW w:w="2000" w:type="dxa"/>
+          </w:tcPr>
+          <w:p>
+            <w:pPr>
+              <w:pStyle w:val="Heading2"/>
+              <w:spacing w:before="280" w:after="120"/>
+              <w:jc w:val="center"/>
+              <w:rPr>
+                <w:rFonts w:ascii="Calibri" w:hAnsi="Calibri" w:cs="Calibri"/>
+                <w:b/>
+                <w:color w:val="000000"/>
+                <w:sz w:val="18"/>
+              </w:rPr>
+            </w:pPr>
+            <w:r>
+              <w:rPr>
+                <w:rFonts w:ascii="Calibri" w:hAnsi="Calibri" w:cs="Calibri"/>
+                <w:b/>
+                <w:color w:val="000000"/>
+                <w:sz w:val="18"/>
+              </w:rPr>
+              <w:t>Precondition</w:t>
+            </w:r>
+          </w:p>
+        </w:tc>
+        <w:tc>
+          <w:tcPr>
+            <w:tcW w:w="2800" w:type="dxa"/>
+          </w:tcPr>
+          <w:p>
+            <w:pPr>
+              <w:pStyle w:val="Heading2"/>
+              <w:spacing w:before="280" w:after="120"/>
+              <w:jc w:val="center"/>
+              <w:rPr>
+                <w:rFonts w:ascii="Calibri" w:hAnsi="Calibri" w:cs="Calibri"/>
+                <w:b/>
+                <w:color w:val="000000"/>
+                <w:sz w:val="18"/>
+              </w:rPr>
+            </w:pPr>
+            <w:r>
+              <w:rPr>
+                <w:rFonts w:ascii="Calibri" w:hAnsi="Calibri" w:cs="Calibri"/>
+                <w:b/>
+                <w:color w:val="000000"/>
+                <w:sz w:val="18"/>
+              </w:rPr>
+              <w:t>Main Flow Summary</w:t>
+            </w:r>
+          </w:p>
+        </w:tc>
+      </w:tr>
+      <w:tr>
+        <w:tblPrEx>
+          <w:tblCellMar>
+            <w:top w:w="0" w:type="dxa"/>
+            <w:bottom w:w="0" w:type="dxa"/>
+          </w:tblCellMar>
+        </w:tblPrEx>
+        <w:tc>
+          <w:tcPr>
+            <w:tcW w:w="900" w:type="dxa"/>
+          </w:tcPr>
+          <w:p>
+            <w:pPr>
+              <w:pStyle w:val="Heading2"/>
+              <w:spacing w:before="280" w:after="120"/>
+              <w:jc w:val="center"/>
+              <w:rPr>
+                <w:rFonts w:ascii="Calibri" w:hAnsi="Calibri" w:cs="Calibri"/>
+                <w:b/>
+                <w:color w:val="000000"/>
+                <w:sz w:val="17"/>
+              </w:rPr>
+            </w:pPr>
+            <w:r>
+              <w:rPr>
+                <w:rFonts w:ascii="Calibri" w:hAnsi="Calibri" w:cs="Calibri"/>
+                <w:b/>
+                <w:color w:val="000000"/>
+                <w:sz w:val="17"/>
+              </w:rPr>
+              <w:t>UC-01</w:t>
+            </w:r>
+          </w:p>
+        </w:tc>
+        <w:tc>
+          <w:tcPr>
+            <w:tcW w:w="2200" w:type="dxa"/>
+          </w:tcPr>
+          <w:p>
+            <w:pPr>
+              <w:pStyle w:val="Heading2"/>
+              <w:spacing w:before="280" w:after="120"/>
+              <w:jc w:val="center"/>
+              <w:rPr>
+                <w:rFonts w:ascii="Calibri" w:hAnsi="Calibri" w:cs="Calibri"/>
+                <w:b/>
+                <w:color w:val="000000"/>
+                <w:sz w:val="17"/>
+              </w:rPr>
+            </w:pPr>
+            <w:r>
+              <w:rPr>
+                <w:rFonts w:ascii="Calibri" w:hAnsi="Calibri" w:cs="Calibri"/>
+                <w:b/>
+                <w:color w:val="000000"/>
+                <w:sz w:val="17"/>
+              </w:rPr>
+              <w:t>Create or Import Questions</w:t>
+            </w:r>
+          </w:p>
+        </w:tc>
+        <w:tc>
+          <w:tcPr>
+            <w:tcW w:w="1500" w:type="dxa"/>
+          </w:tcPr>
+          <w:p>
+            <w:pPr>
+              <w:pStyle w:val="Heading2"/>
+              <w:spacing w:before="280" w:after="120"/>
+              <w:jc w:val="center"/>
+              <w:rPr>
+                <w:rFonts w:ascii="Calibri" w:hAnsi="Calibri" w:cs="Calibri"/>
+                <w:b/>
+                <w:color w:val="000000"/>
+                <w:sz w:val="17"/>
+              </w:rPr>
+            </w:pPr>
+            <w:r>
+              <w:rPr>
+                <w:rFonts w:ascii="Calibri" w:hAnsi="Calibri" w:cs="Calibri"/>
+                <w:b/>
+                <w:color w:val="000000"/>
+                <w:sz w:val="17"/>
+              </w:rPr>
+              <w:t>Lecturer</w:t>
+            </w:r>
+          </w:p>
+        </w:tc>
+        <w:tc>
+          <w:tcPr>
+            <w:tcW w:w="2000" w:type="dxa"/>
+          </w:tcPr>
+          <w:p>
+            <w:pPr>
+              <w:pStyle w:val="Heading2"/>
+              <w:spacing w:before="280" w:after="120"/>
+              <w:jc w:val="center"/>
+              <w:rPr>
+                <w:rFonts w:ascii="Calibri" w:hAnsi="Calibri" w:cs="Calibri"/>
+                <w:b/>
+                <w:color w:val="000000"/>
+                <w:sz w:val="17"/>
+              </w:rPr>
+            </w:pPr>
+            <w:r>
+              <w:rPr>
+                <w:rFonts w:ascii="Calibri" w:hAnsi="Calibri" w:cs="Calibri"/>
+                <w:b/>
+                <w:color w:val="000000"/>
+                <w:sz w:val="17"/>
+              </w:rPr>
+              <w:t>Lecturer logged in with question bank permissions.</w:t>
+            </w:r>
+          </w:p>
+        </w:tc>
+        <w:tc>
+          <w:tcPr>
+            <w:tcW w:w="2800" w:type="dxa"/>
+          </w:tcPr>
+          <w:p>
+            <w:pPr>
+              <w:pStyle w:val="Heading2"/>
+              <w:spacing w:before="280" w:after="120"/>
+              <w:jc w:val="center"/>
+              <w:rPr>
+                <w:rFonts w:ascii="Calibri" w:hAnsi="Calibri" w:cs="Calibri"/>
+                <w:b/>
+                <w:color w:val="000000"/>
+                <w:sz w:val="17"/>
+              </w:rPr>
+            </w:pPr>
+            <w:r>
+              <w:rPr>
+                <w:rFonts w:ascii="Calibri" w:hAnsi="Calibri" w:cs="Calibri"/>
+                <w:b/>
+                <w:color w:val="000000"/>
+                <w:sz w:val="17"/>
+              </w:rPr>
+              <w:t>1. Select course or topic.</w:t>
+            </w:r>
+          </w:p>
+          <w:p>
+            <w:pPr>
+              <w:pStyle w:val="Heading2"/>
+              <w:spacing w:before="280" w:after="120"/>
+              <w:jc w:val="center"/>
+              <w:rPr>
+                <w:rFonts w:ascii="Calibri" w:hAnsi="Calibri" w:cs="Calibri"/>
+                <w:b/>
+                <w:color w:val="000000"/>
+                <w:sz w:val="17"/>
+              </w:rPr>
+            </w:pPr>
+            <w:r>
+              <w:rPr>
+                <w:rFonts w:ascii="Calibri" w:hAnsi="Calibri" w:cs="Calibri"/>
+                <w:b/>
+                <w:color w:val="000000"/>
+                <w:sz w:val="17"/>
+              </w:rPr>
+              <w:t>2. Create questions manually or import via JSON/CSV.</w:t>
+            </w:r>
+          </w:p>
+          <w:p>
+            <w:pPr>
+              <w:pStyle w:val="Heading2"/>
+              <w:spacing w:before="280" w:after="120"/>
+              <w:jc w:val="center"/>
+              <w:rPr>
+                <w:rFonts w:ascii="Calibri" w:hAnsi="Calibri" w:cs="Calibri"/>
+                <w:b/>
+                <w:color w:val="000000"/>
+                <w:sz w:val="17"/>
+              </w:rPr>
+            </w:pPr>
+            <w:r>
+              <w:rPr>
+                <w:rFonts w:ascii="Calibri" w:hAnsi="Calibri" w:cs="Calibri"/>
+                <w:b/>
+                <w:color w:val="000000"/>
+                <w:sz w:val="17"/>
+              </w:rPr>
+              <w:t>3. System validates constraints (Rubric weight = 100%).</w:t>
+            </w:r>
+          </w:p>
+          <w:p>
+            <w:pPr>
+              <w:pStyle w:val="Heading2"/>
+              <w:spacing w:before="280" w:after="120"/>
+              <w:jc w:val="center"/>
+              <w:rPr>
+                <w:rFonts w:ascii="Calibri" w:hAnsi="Calibri" w:cs="Calibri"/>
+                <w:b/>
+                <w:color w:val="000000"/>
+                <w:sz w:val="17"/>
+              </w:rPr>
+            </w:pPr>
+            <w:r>
+              <w:rPr>
+                <w:rFonts w:ascii="Calibri" w:hAnsi="Calibri" w:cs="Calibri"/>
+                <w:b/>
+                <w:color w:val="000000"/>
+                <w:sz w:val="17"/>
+              </w:rPr>
+              <w:t>4. Save question graph to database.</w:t>
+            </w:r>
+          </w:p>
+        </w:tc>
+      </w:tr>
+      <w:tr>
+        <w:tblPrEx>
+          <w:tblCellMar>
+            <w:top w:w="0" w:type="dxa"/>
+            <w:bottom w:w="0" w:type="dxa"/>
+          </w:tblCellMar>
+        </w:tblPrEx>
+        <w:tc>
+          <w:tcPr>
+            <w:tcW w:w="900" w:type="dxa"/>
+          </w:tcPr>
+          <w:p>
+            <w:pPr>
+              <w:pStyle w:val="Heading2"/>
+              <w:spacing w:before="280" w:after="120"/>
+              <w:jc w:val="center"/>
+              <w:rPr>
+                <w:rFonts w:ascii="Calibri" w:hAnsi="Calibri" w:cs="Calibri"/>
+                <w:b/>
+                <w:color w:val="000000"/>
+                <w:sz w:val="17"/>
+              </w:rPr>
+            </w:pPr>
+            <w:r>
+              <w:rPr>
+                <w:rFonts w:ascii="Calibri" w:hAnsi="Calibri" w:cs="Calibri"/>
+                <w:b/>
+                <w:color w:val="000000"/>
+                <w:sz w:val="17"/>
+              </w:rPr>
+              <w:t>UC-02</w:t>
+            </w:r>
+          </w:p>
+        </w:tc>
+        <w:tc>
+          <w:tcPr>
+            <w:tcW w:w="2200" w:type="dxa"/>
+          </w:tcPr>
+          <w:p>
+            <w:pPr>
+              <w:pStyle w:val="Heading2"/>
+              <w:spacing w:before="280" w:after="120"/>
+              <w:jc w:val="center"/>
+              <w:rPr>
+                <w:rFonts w:ascii="Calibri" w:hAnsi="Calibri" w:cs="Calibri"/>
+                <w:b/>
+                <w:color w:val="000000"/>
+                <w:sz w:val="17"/>
+              </w:rPr>
+            </w:pPr>
+            <w:r>
+              <w:rPr>
+                <w:rFonts w:ascii="Calibri" w:hAnsi="Calibri" w:cs="Calibri"/>
+                <w:b/>
+                <w:color w:val="000000"/>
+                <w:sz w:val="17"/>
+              </w:rPr>
+              <w:t>Synthesize Questions with AI</w:t>
+            </w:r>
+          </w:p>
+        </w:tc>
+        <w:tc>
+          <w:tcPr>
+            <w:tcW w:w="1500" w:type="dxa"/>
+          </w:tcPr>
+          <w:p>
+            <w:pPr>
+              <w:pStyle w:val="Heading2"/>
+              <w:spacing w:before="280" w:after="120"/>
+              <w:jc w:val="center"/>
+              <w:rPr>
+                <w:rFonts w:ascii="Calibri" w:hAnsi="Calibri" w:cs="Calibri"/>
+                <w:b/>
+                <w:color w:val="000000"/>
+                <w:sz w:val="17"/>
+              </w:rPr>
+            </w:pPr>
+            <w:r>
+              <w:rPr>
+                <w:rFonts w:ascii="Calibri" w:hAnsi="Calibri" w:cs="Calibri"/>
+                <w:b/>
+                <w:color w:val="000000"/>
+                <w:sz w:val="17"/>
+              </w:rPr>
+              <w:t>Lecturer, AI Service</w:t>
+            </w:r>
+          </w:p>
+        </w:tc>
+        <w:tc>
+          <w:tcPr>
+            <w:tcW w:w="2000" w:type="dxa"/>
+          </w:tcPr>
+          <w:p>
+            <w:pPr>
+              <w:pStyle w:val="Heading2"/>
+              <w:spacing w:before="280" w:after="120"/>
+              <w:jc w:val="center"/>
+              <w:rPr>
+                <w:rFonts w:ascii="Calibri" w:hAnsi="Calibri" w:cs="Calibri"/>
+                <w:b/>
+                <w:color w:val="000000"/>
+                <w:sz w:val="17"/>
+              </w:rPr>
+            </w:pPr>
+            <w:r>
+              <w:rPr>
+                <w:rFonts w:ascii="Calibri" w:hAnsi="Calibri" w:cs="Calibri"/>
+                <w:b/>
+                <w:color w:val="000000"/>
+                <w:sz w:val="17"/>
+              </w:rPr>
+              <w:t>Course topic and context selected.</w:t>
+            </w:r>
+          </w:p>
+        </w:tc>
+        <w:tc>
+          <w:tcPr>
+            <w:tcW w:w="2800" w:type="dxa"/>
+          </w:tcPr>
+          <w:p>
+            <w:pPr>
+              <w:pStyle w:val="Heading2"/>
+              <w:spacing w:before="280" w:after="120"/>
+              <w:jc w:val="center"/>
+              <w:rPr>
+                <w:rFonts w:ascii="Calibri" w:hAnsi="Calibri" w:cs="Calibri"/>
+                <w:b/>
+                <w:color w:val="000000"/>
+                <w:sz w:val="17"/>
+              </w:rPr>
+            </w:pPr>
+            <w:r>
+              <w:rPr>
+                <w:rFonts w:ascii="Calibri" w:hAnsi="Calibri" w:cs="Calibri"/>
+                <w:b/>
+                <w:color w:val="000000"/>
+                <w:sz w:val="17"/>
+              </w:rPr>
+              <w:t>1. Lecturer inputs topic and Bloom level.</w:t>
+            </w:r>
+          </w:p>
+          <w:p>
+            <w:pPr>
+              <w:pStyle w:val="Heading2"/>
+              <w:spacing w:before="280" w:after="120"/>
+              <w:jc w:val="center"/>
+              <w:rPr>
+                <w:rFonts w:ascii="Calibri" w:hAnsi="Calibri" w:cs="Calibri"/>
+                <w:b/>
+                <w:color w:val="000000"/>
+                <w:sz w:val="17"/>
+              </w:rPr>
+            </w:pPr>
+            <w:r>
+              <w:rPr>
+                <w:rFonts w:ascii="Calibri" w:hAnsi="Calibri" w:cs="Calibri"/>
+                <w:b/>
+                <w:color w:val="000000"/>
+                <w:sz w:val="17"/>
+              </w:rPr>
+              <w:t>2. Gemini AI analyzes requirements.</w:t>
+            </w:r>
+          </w:p>
+          <w:p>
+            <w:pPr>
+              <w:pStyle w:val="Heading2"/>
+              <w:spacing w:before="280" w:after="120"/>
+              <w:jc w:val="center"/>
+              <w:rPr>
+                <w:rFonts w:ascii="Calibri" w:hAnsi="Calibri" w:cs="Calibri"/>
+                <w:b/>
+                <w:color w:val="000000"/>
+                <w:sz w:val="17"/>
+              </w:rPr>
+            </w:pPr>
+            <w:r>
+              <w:rPr>
+                <w:rFonts w:ascii="Calibri" w:hAnsi="Calibri" w:cs="Calibri"/>
+                <w:b/>
+                <w:color w:val="000000"/>
+                <w:sz w:val="17"/>
+              </w:rPr>
+              <w:t>3. AI synthesizes viva question and 100% rubric matrix.</w:t>
+            </w:r>
+          </w:p>
+          <w:p>
+            <w:pPr>
+              <w:pStyle w:val="Heading2"/>
+              <w:spacing w:before="280" w:after="120"/>
+              <w:jc w:val="center"/>
+              <w:rPr>
+                <w:rFonts w:ascii="Calibri" w:hAnsi="Calibri" w:cs="Calibri"/>
+                <w:b/>
+                <w:color w:val="000000"/>
+                <w:sz w:val="17"/>
+              </w:rPr>
+            </w:pPr>
+            <w:r>
+              <w:rPr>
+                <w:rFonts w:ascii="Calibri" w:hAnsi="Calibri" w:cs="Calibri"/>
+                <w:b/>
+                <w:color w:val="000000"/>
+                <w:sz w:val="17"/>
+              </w:rPr>
+              <w:t>4. Question loaded as editable draft.</w:t>
+            </w:r>
+          </w:p>
+        </w:tc>
+      </w:tr>
+      <w:tr>
+        <w:tblPrEx>
+          <w:tblCellMar>
+            <w:top w:w="0" w:type="dxa"/>
+            <w:bottom w:w="0" w:type="dxa"/>
+          </w:tblCellMar>
+        </w:tblPrEx>
+        <w:tc>
+          <w:tcPr>
+            <w:tcW w:w="900" w:type="dxa"/>
+          </w:tcPr>
+          <w:p>
+            <w:pPr>
+              <w:pStyle w:val="Heading2"/>
+              <w:spacing w:before="280" w:after="120"/>
+              <w:jc w:val="center"/>
+              <w:rPr>
+                <w:rFonts w:ascii="Calibri" w:hAnsi="Calibri" w:cs="Calibri"/>
+                <w:b/>
+                <w:color w:val="000000"/>
+                <w:sz w:val="17"/>
+              </w:rPr>
+            </w:pPr>
+            <w:r>
+              <w:rPr>
+                <w:rFonts w:ascii="Calibri" w:hAnsi="Calibri" w:cs="Calibri"/>
+                <w:b/>
+                <w:color w:val="000000"/>
+                <w:sz w:val="17"/>
+              </w:rPr>
+              <w:t>UC-03</w:t>
+            </w:r>
+          </w:p>
+        </w:tc>
+        <w:tc>
+          <w:tcPr>
+            <w:tcW w:w="2200" w:type="dxa"/>
+          </w:tcPr>
+          <w:p>
+            <w:pPr>
+              <w:pStyle w:val="Heading2"/>
+              <w:spacing w:before="280" w:after="120"/>
+              <w:jc w:val="center"/>
+              <w:rPr>
+                <w:rFonts w:ascii="Calibri" w:hAnsi="Calibri" w:cs="Calibri"/>
+                <w:b/>
+                <w:color w:val="000000"/>
+                <w:sz w:val="17"/>
+              </w:rPr>
+            </w:pPr>
+            <w:r>
+              <w:rPr>
+                <w:rFonts w:ascii="Calibri" w:hAnsi="Calibri" w:cs="Calibri"/>
+                <w:b/>
+                <w:color w:val="000000"/>
+                <w:sz w:val="17"/>
+              </w:rPr>
+              <w:t>Assign Bloom Levels and Link Rubrics</w:t>
+            </w:r>
+          </w:p>
+        </w:tc>
+        <w:tc>
+          <w:tcPr>
+            <w:tcW w:w="1500" w:type="dxa"/>
+          </w:tcPr>
+          <w:p>
+            <w:pPr>
+              <w:pStyle w:val="Heading2"/>
+              <w:spacing w:before="280" w:after="120"/>
+              <w:jc w:val="center"/>
+              <w:rPr>
+                <w:rFonts w:ascii="Calibri" w:hAnsi="Calibri" w:cs="Calibri"/>
+                <w:b/>
+                <w:color w:val="000000"/>
+                <w:sz w:val="17"/>
+              </w:rPr>
+            </w:pPr>
+            <w:r>
+              <w:rPr>
+                <w:rFonts w:ascii="Calibri" w:hAnsi="Calibri" w:cs="Calibri"/>
+                <w:b/>
+                <w:color w:val="000000"/>
+                <w:sz w:val="17"/>
+              </w:rPr>
+              <w:t>Lecturer, AI Service</w:t>
+            </w:r>
+          </w:p>
+        </w:tc>
+        <w:tc>
+          <w:tcPr>
+            <w:tcW w:w="2000" w:type="dxa"/>
+          </w:tcPr>
+          <w:p>
+            <w:pPr>
+              <w:pStyle w:val="Heading2"/>
+              <w:spacing w:before="280" w:after="120"/>
+              <w:jc w:val="center"/>
+              <w:rPr>
+                <w:rFonts w:ascii="Calibri" w:hAnsi="Calibri" w:cs="Calibri"/>
+                <w:b/>
+                <w:color w:val="000000"/>
+                <w:sz w:val="17"/>
+              </w:rPr>
+            </w:pPr>
+            <w:r>
+              <w:rPr>
+                <w:rFonts w:ascii="Calibri" w:hAnsi="Calibri" w:cs="Calibri"/>
+                <w:b/>
+                <w:color w:val="000000"/>
+                <w:sz w:val="17"/>
+              </w:rPr>
+              <w:t>Question content prepared.</w:t>
+            </w:r>
+          </w:p>
+        </w:tc>
+        <w:tc>
+          <w:tcPr>
+            <w:tcW w:w="2800" w:type="dxa"/>
+          </w:tcPr>
+          <w:p>
+            <w:pPr>
+              <w:pStyle w:val="Heading2"/>
+              <w:spacing w:before="280" w:after="120"/>
+              <w:jc w:val="center"/>
+              <w:rPr>
+                <w:rFonts w:ascii="Calibri" w:hAnsi="Calibri" w:cs="Calibri"/>
+                <w:b/>
+                <w:color w:val="000000"/>
+                <w:sz w:val="17"/>
+              </w:rPr>
+            </w:pPr>
+            <w:r>
+              <w:rPr>
+                <w:rFonts w:ascii="Calibri" w:hAnsi="Calibri" w:cs="Calibri"/>
+                <w:b/>
+                <w:color w:val="000000"/>
+                <w:sz w:val="17"/>
+              </w:rPr>
+              <w:t>1. Display question.</w:t>
+            </w:r>
+          </w:p>
+          <w:p>
+            <w:pPr>
+              <w:pStyle w:val="Heading2"/>
+              <w:spacing w:before="280" w:after="120"/>
+              <w:jc w:val="center"/>
+              <w:rPr>
+                <w:rFonts w:ascii="Calibri" w:hAnsi="Calibri" w:cs="Calibri"/>
+                <w:b/>
+                <w:color w:val="000000"/>
+                <w:sz w:val="17"/>
+              </w:rPr>
+            </w:pPr>
+            <w:r>
+              <w:rPr>
+                <w:rFonts w:ascii="Calibri" w:hAnsi="Calibri" w:cs="Calibri"/>
+                <w:b/>
+                <w:color w:val="000000"/>
+                <w:sz w:val="17"/>
+              </w:rPr>
+              <w:t>2. Select Bloom taxonomy level (Remember to Analyze).</w:t>
+            </w:r>
+          </w:p>
+          <w:p>
+            <w:pPr>
+              <w:pStyle w:val="Heading2"/>
+              <w:spacing w:before="280" w:after="120"/>
+              <w:jc w:val="center"/>
+              <w:rPr>
+                <w:rFonts w:ascii="Calibri" w:hAnsi="Calibri" w:cs="Calibri"/>
+                <w:b/>
+                <w:color w:val="000000"/>
+                <w:sz w:val="17"/>
+              </w:rPr>
+            </w:pPr>
+            <w:r>
+              <w:rPr>
+                <w:rFonts w:ascii="Calibri" w:hAnsi="Calibri" w:cs="Calibri"/>
+                <w:b/>
+                <w:color w:val="000000"/>
+                <w:sz w:val="17"/>
+              </w:rPr>
+              <w:t>3. Define rubric criteria, weights, and max points.</w:t>
+            </w:r>
+          </w:p>
+          <w:p>
+            <w:pPr>
+              <w:pStyle w:val="Heading2"/>
+              <w:spacing w:before="280" w:after="120"/>
+              <w:jc w:val="center"/>
+              <w:rPr>
+                <w:rFonts w:ascii="Calibri" w:hAnsi="Calibri" w:cs="Calibri"/>
+                <w:b/>
+                <w:color w:val="000000"/>
+                <w:sz w:val="17"/>
+              </w:rPr>
+            </w:pPr>
+            <w:r>
+              <w:rPr>
+                <w:rFonts w:ascii="Calibri" w:hAnsi="Calibri" w:cs="Calibri"/>
+                <w:b/>
+                <w:color w:val="000000"/>
+                <w:sz w:val="17"/>
+              </w:rPr>
+              <w:t>4. Validate total weight strictly equals 100%.</w:t>
+            </w:r>
+          </w:p>
+        </w:tc>
+      </w:tr>
+      <w:tr>
+        <w:tblPrEx>
+          <w:tblCellMar>
+            <w:top w:w="0" w:type="dxa"/>
+            <w:bottom w:w="0" w:type="dxa"/>
+          </w:tblCellMar>
+        </w:tblPrEx>
+        <w:tc>
+          <w:tcPr>
+            <w:tcW w:w="900" w:type="dxa"/>
+          </w:tcPr>
+          <w:p>
+            <w:pPr>
+              <w:pStyle w:val="Heading2"/>
+              <w:spacing w:before="280" w:after="120"/>
+              <w:jc w:val="center"/>
+              <w:rPr>
+                <w:rFonts w:ascii="Calibri" w:hAnsi="Calibri" w:cs="Calibri"/>
+                <w:b/>
+                <w:color w:val="000000"/>
+                <w:sz w:val="17"/>
+              </w:rPr>
+            </w:pPr>
+            <w:r>
+              <w:rPr>
+                <w:rFonts w:ascii="Calibri" w:hAnsi="Calibri" w:cs="Calibri"/>
+                <w:b/>
+                <w:color w:val="000000"/>
+                <w:sz w:val="17"/>
+              </w:rPr>
+              <w:t>UC-04</w:t>
+            </w:r>
+          </w:p>
+        </w:tc>
+        <w:tc>
+          <w:tcPr>
+            <w:tcW w:w="2200" w:type="dxa"/>
+          </w:tcPr>
+          <w:p>
+            <w:pPr>
+              <w:pStyle w:val="Heading2"/>
+              <w:spacing w:before="280" w:after="120"/>
+              <w:jc w:val="center"/>
+              <w:rPr>
+                <w:rFonts w:ascii="Calibri" w:hAnsi="Calibri" w:cs="Calibri"/>
+                <w:b/>
+                <w:color w:val="000000"/>
+                <w:sz w:val="17"/>
+              </w:rPr>
+            </w:pPr>
+            <w:r>
+              <w:rPr>
+                <w:rFonts w:ascii="Calibri" w:hAnsi="Calibri" w:cs="Calibri"/>
+                <w:b/>
+                <w:color w:val="000000"/>
+                <w:sz w:val="17"/>
+              </w:rPr>
+              <w:t>Review AI-Generated Questions</w:t>
+            </w:r>
+          </w:p>
+        </w:tc>
+        <w:tc>
+          <w:tcPr>
+            <w:tcW w:w="1500" w:type="dxa"/>
+          </w:tcPr>
+          <w:p>
+            <w:pPr>
+              <w:pStyle w:val="Heading2"/>
+              <w:spacing w:before="280" w:after="120"/>
+              <w:jc w:val="center"/>
+              <w:rPr>
+                <w:rFonts w:ascii="Calibri" w:hAnsi="Calibri" w:cs="Calibri"/>
+                <w:b/>
+                <w:color w:val="000000"/>
+                <w:sz w:val="17"/>
+              </w:rPr>
+            </w:pPr>
+            <w:r>
+              <w:rPr>
+                <w:rFonts w:ascii="Calibri" w:hAnsi="Calibri" w:cs="Calibri"/>
+                <w:b/>
+                <w:color w:val="000000"/>
+                <w:sz w:val="17"/>
+              </w:rPr>
+              <w:t>Lecturer</w:t>
+            </w:r>
+          </w:p>
+        </w:tc>
+        <w:tc>
+          <w:tcPr>
+            <w:tcW w:w="2000" w:type="dxa"/>
+          </w:tcPr>
+          <w:p>
+            <w:pPr>
+              <w:pStyle w:val="Heading2"/>
+              <w:spacing w:before="280" w:after="120"/>
+              <w:jc w:val="center"/>
+              <w:rPr>
+                <w:rFonts w:ascii="Calibri" w:hAnsi="Calibri" w:cs="Calibri"/>
+                <w:b/>
+                <w:color w:val="000000"/>
+                <w:sz w:val="17"/>
+              </w:rPr>
+            </w:pPr>
+            <w:r>
+              <w:rPr>
+                <w:rFonts w:ascii="Calibri" w:hAnsi="Calibri" w:cs="Calibri"/>
+                <w:b/>
+                <w:color w:val="000000"/>
+                <w:sz w:val="17"/>
+              </w:rPr>
+              <w:t>AI draft question synthesized.</w:t>
+            </w:r>
+          </w:p>
+        </w:tc>
+        <w:tc>
+          <w:tcPr>
+            <w:tcW w:w="2800" w:type="dxa"/>
+          </w:tcPr>
+          <w:p>
+            <w:pPr>
+              <w:pStyle w:val="Heading2"/>
+              <w:spacing w:before="280" w:after="120"/>
+              <w:jc w:val="center"/>
+              <w:rPr>
+                <w:rFonts w:ascii="Calibri" w:hAnsi="Calibri" w:cs="Calibri"/>
+                <w:b/>
+                <w:color w:val="000000"/>
+                <w:sz w:val="17"/>
+              </w:rPr>
+            </w:pPr>
+            <w:r>
+              <w:rPr>
+                <w:rFonts w:ascii="Calibri" w:hAnsi="Calibri" w:cs="Calibri"/>
+                <w:b/>
+                <w:color w:val="000000"/>
+                <w:sz w:val="17"/>
+              </w:rPr>
+              <w:t>1. Review generated content and rubric matrix.</w:t>
+            </w:r>
+          </w:p>
+          <w:p>
+            <w:pPr>
+              <w:pStyle w:val="Heading2"/>
+              <w:spacing w:before="280" w:after="120"/>
+              <w:jc w:val="center"/>
+              <w:rPr>
+                <w:rFonts w:ascii="Calibri" w:hAnsi="Calibri" w:cs="Calibri"/>
+                <w:b/>
+                <w:color w:val="000000"/>
+                <w:sz w:val="17"/>
+              </w:rPr>
+            </w:pPr>
+            <w:r>
+              <w:rPr>
+                <w:rFonts w:ascii="Calibri" w:hAnsi="Calibri" w:cs="Calibri"/>
+                <w:b/>
+                <w:color w:val="000000"/>
+                <w:sz w:val="17"/>
+              </w:rPr>
+              <w:t>2. Edit question or rubric weights if needed.</w:t>
+            </w:r>
+          </w:p>
+          <w:p>
+            <w:pPr>
+              <w:pStyle w:val="Heading2"/>
+              <w:spacing w:before="280" w:after="120"/>
+              <w:jc w:val="center"/>
+              <w:rPr>
+                <w:rFonts w:ascii="Calibri" w:hAnsi="Calibri" w:cs="Calibri"/>
+                <w:b/>
+                <w:color w:val="000000"/>
+                <w:sz w:val="17"/>
+              </w:rPr>
+            </w:pPr>
+            <w:r>
+              <w:rPr>
+                <w:rFonts w:ascii="Calibri" w:hAnsi="Calibri" w:cs="Calibri"/>
+                <w:b/>
+                <w:color w:val="000000"/>
+                <w:sz w:val="17"/>
+              </w:rPr>
+              <w:t>3. Approve and commit question to official question bank.</w:t>
+            </w:r>
+          </w:p>
+        </w:tc>
+      </w:tr>
+      <w:tr>
+        <w:tblPrEx>
+          <w:tblCellMar>
+            <w:top w:w="0" w:type="dxa"/>
+            <w:bottom w:w="0" w:type="dxa"/>
+          </w:tblCellMar>
+        </w:tblPrEx>
+        <w:tc>
+          <w:tcPr>
+            <w:tcW w:w="900" w:type="dxa"/>
+          </w:tcPr>
+          <w:p>
+            <w:pPr>
+              <w:pStyle w:val="Heading2"/>
+              <w:spacing w:before="280" w:after="120"/>
+              <w:jc w:val="center"/>
+              <w:rPr>
+                <w:rFonts w:ascii="Calibri" w:hAnsi="Calibri" w:cs="Calibri"/>
+                <w:b/>
+                <w:color w:val="000000"/>
+                <w:sz w:val="17"/>
+              </w:rPr>
+            </w:pPr>
+            <w:r>
+              <w:rPr>
+                <w:rFonts w:ascii="Calibri" w:hAnsi="Calibri" w:cs="Calibri"/>
+                <w:b/>
+                <w:color w:val="000000"/>
+                <w:sz w:val="17"/>
+              </w:rPr>
+              <w:t>UC-05</w:t>
+            </w:r>
+          </w:p>
+        </w:tc>
+        <w:tc>
+          <w:tcPr>
+            <w:tcW w:w="2200" w:type="dxa"/>
+          </w:tcPr>
+          <w:p>
+            <w:pPr>
+              <w:pStyle w:val="Heading2"/>
+              <w:spacing w:before="280" w:after="120"/>
+              <w:jc w:val="center"/>
+              <w:rPr>
+                <w:rFonts w:ascii="Calibri" w:hAnsi="Calibri" w:cs="Calibri"/>
+                <w:b/>
+                <w:color w:val="000000"/>
+                <w:sz w:val="17"/>
+              </w:rPr>
+            </w:pPr>
+            <w:r>
+              <w:rPr>
+                <w:rFonts w:ascii="Calibri" w:hAnsi="Calibri" w:cs="Calibri"/>
+                <w:b/>
+                <w:color w:val="000000"/>
+                <w:sz w:val="17"/>
+              </w:rPr>
+              <w:t>Manage Assessment Criteria and Scoring Scales</w:t>
+            </w:r>
+          </w:p>
+        </w:tc>
+        <w:tc>
+          <w:tcPr>
+            <w:tcW w:w="1500" w:type="dxa"/>
+          </w:tcPr>
+          <w:p>
+            <w:pPr>
+              <w:pStyle w:val="Heading2"/>
+              <w:spacing w:before="280" w:after="120"/>
+              <w:jc w:val="center"/>
+              <w:rPr>
+                <w:rFonts w:ascii="Calibri" w:hAnsi="Calibri" w:cs="Calibri"/>
+                <w:b/>
+                <w:color w:val="000000"/>
+                <w:sz w:val="17"/>
+              </w:rPr>
+            </w:pPr>
+            <w:r>
+              <w:rPr>
+                <w:rFonts w:ascii="Calibri" w:hAnsi="Calibri" w:cs="Calibri"/>
+                <w:b/>
+                <w:color w:val="000000"/>
+                <w:sz w:val="17"/>
+              </w:rPr>
+              <w:t>Lecturer</w:t>
+            </w:r>
+          </w:p>
+        </w:tc>
+        <w:tc>
+          <w:tcPr>
+            <w:tcW w:w="2000" w:type="dxa"/>
+          </w:tcPr>
+          <w:p>
+            <w:pPr>
+              <w:pStyle w:val="Heading2"/>
+              <w:spacing w:before="280" w:after="120"/>
+              <w:jc w:val="center"/>
+              <w:rPr>
+                <w:rFonts w:ascii="Calibri" w:hAnsi="Calibri" w:cs="Calibri"/>
+                <w:b/>
+                <w:color w:val="000000"/>
+                <w:sz w:val="17"/>
+              </w:rPr>
+            </w:pPr>
+            <w:r>
+              <w:rPr>
+                <w:rFonts w:ascii="Calibri" w:hAnsi="Calibri" w:cs="Calibri"/>
+                <w:b/>
+                <w:color w:val="000000"/>
+                <w:sz w:val="17"/>
+              </w:rPr>
+              <w:t>Active question exists.</w:t>
+            </w:r>
+          </w:p>
+        </w:tc>
+        <w:tc>
+          <w:tcPr>
+            <w:tcW w:w="2800" w:type="dxa"/>
+          </w:tcPr>
+          <w:p>
+            <w:pPr>
+              <w:pStyle w:val="Heading2"/>
+              <w:spacing w:before="280" w:after="120"/>
+              <w:jc w:val="center"/>
+              <w:rPr>
+                <w:rFonts w:ascii="Calibri" w:hAnsi="Calibri" w:cs="Calibri"/>
+                <w:b/>
+                <w:color w:val="000000"/>
+                <w:sz w:val="17"/>
+              </w:rPr>
+            </w:pPr>
+            <w:r>
+              <w:rPr>
+                <w:rFonts w:ascii="Calibri" w:hAnsi="Calibri" w:cs="Calibri"/>
+                <w:b/>
+                <w:color w:val="000000"/>
+                <w:sz w:val="17"/>
+              </w:rPr>
+              <w:t>1. Open question rubric builder.</w:t>
+            </w:r>
+          </w:p>
+          <w:p>
+            <w:pPr>
+              <w:pStyle w:val="Heading2"/>
+              <w:spacing w:before="280" w:after="120"/>
+              <w:jc w:val="center"/>
+              <w:rPr>
+                <w:rFonts w:ascii="Calibri" w:hAnsi="Calibri" w:cs="Calibri"/>
+                <w:b/>
+                <w:color w:val="000000"/>
+                <w:sz w:val="17"/>
+              </w:rPr>
+            </w:pPr>
+            <w:r>
+              <w:rPr>
+                <w:rFonts w:ascii="Calibri" w:hAnsi="Calibri" w:cs="Calibri"/>
+                <w:b/>
+                <w:color w:val="000000"/>
+                <w:sz w:val="17"/>
+              </w:rPr>
+              <w:t>2. Define criteria, weights, and achievement scales.</w:t>
+            </w:r>
+          </w:p>
+          <w:p>
+            <w:pPr>
+              <w:pStyle w:val="Heading2"/>
+              <w:spacing w:before="280" w:after="120"/>
+              <w:jc w:val="center"/>
+              <w:rPr>
+                <w:rFonts w:ascii="Calibri" w:hAnsi="Calibri" w:cs="Calibri"/>
+                <w:b/>
+                <w:color w:val="000000"/>
+                <w:sz w:val="17"/>
+              </w:rPr>
+            </w:pPr>
+            <w:r>
+              <w:rPr>
+                <w:rFonts w:ascii="Calibri" w:hAnsi="Calibri" w:cs="Calibri"/>
+                <w:b/>
+                <w:color w:val="000000"/>
+                <w:sz w:val="17"/>
+              </w:rPr>
+              <w:t>3. Verify total weight == 100%.</w:t>
+            </w:r>
+          </w:p>
+          <w:p>
+            <w:pPr>
+              <w:pStyle w:val="Heading2"/>
+              <w:spacing w:before="280" w:after="120"/>
+              <w:jc w:val="center"/>
+              <w:rPr>
+                <w:rFonts w:ascii="Calibri" w:hAnsi="Calibri" w:cs="Calibri"/>
+                <w:b/>
+                <w:color w:val="000000"/>
+                <w:sz w:val="17"/>
+              </w:rPr>
+            </w:pPr>
+            <w:r>
+              <w:rPr>
+                <w:rFonts w:ascii="Calibri" w:hAnsi="Calibri" w:cs="Calibri"/>
+                <w:b/>
+                <w:color w:val="000000"/>
+                <w:sz w:val="17"/>
+              </w:rPr>
+              <w:t>4. Commit atomic transaction.</w:t>
+            </w:r>
+          </w:p>
+        </w:tc>
+      </w:tr>
+      <w:tr>
+        <w:tblPrEx>
+          <w:tblCellMar>
+            <w:top w:w="0" w:type="dxa"/>
+            <w:bottom w:w="0" w:type="dxa"/>
+          </w:tblCellMar>
+        </w:tblPrEx>
+        <w:tc>
+          <w:tcPr>
+            <w:tcW w:w="900" w:type="dxa"/>
+          </w:tcPr>
+          <w:p>
+            <w:pPr>
+              <w:pStyle w:val="Heading2"/>
+              <w:spacing w:before="280" w:after="120"/>
+              <w:jc w:val="center"/>
+              <w:rPr>
+                <w:rFonts w:ascii="Calibri" w:hAnsi="Calibri" w:cs="Calibri"/>
+                <w:b/>
+                <w:color w:val="000000"/>
+                <w:sz w:val="17"/>
+              </w:rPr>
+            </w:pPr>
+            <w:r>
+              <w:rPr>
+                <w:rFonts w:ascii="Calibri" w:hAnsi="Calibri" w:cs="Calibri"/>
+                <w:b/>
+                <w:color w:val="000000"/>
+                <w:sz w:val="17"/>
+              </w:rPr>
+              <w:t>UC-06</w:t>
+            </w:r>
+          </w:p>
+        </w:tc>
+        <w:tc>
+          <w:tcPr>
+            <w:tcW w:w="2200" w:type="dxa"/>
+          </w:tcPr>
+          <w:p>
+            <w:pPr>
+              <w:pStyle w:val="Heading2"/>
+              <w:spacing w:before="280" w:after="120"/>
+              <w:jc w:val="center"/>
+              <w:rPr>
+                <w:rFonts w:ascii="Calibri" w:hAnsi="Calibri" w:cs="Calibri"/>
+                <w:b/>
+                <w:color w:val="000000"/>
+                <w:sz w:val="17"/>
+              </w:rPr>
+            </w:pPr>
+            <w:r>
+              <w:rPr>
+                <w:rFonts w:ascii="Calibri" w:hAnsi="Calibri" w:cs="Calibri"/>
+                <w:b/>
+                <w:color w:val="000000"/>
+                <w:sz w:val="17"/>
+              </w:rPr>
+              <w:t>Act as a Virtual Examiner</w:t>
+            </w:r>
+          </w:p>
+        </w:tc>
+        <w:tc>
+          <w:tcPr>
+            <w:tcW w:w="1500" w:type="dxa"/>
+          </w:tcPr>
+          <w:p>
+            <w:pPr>
+              <w:pStyle w:val="Heading2"/>
+              <w:spacing w:before="280" w:after="120"/>
+              <w:jc w:val="center"/>
+              <w:rPr>
+                <w:rFonts w:ascii="Calibri" w:hAnsi="Calibri" w:cs="Calibri"/>
+                <w:b/>
+                <w:color w:val="000000"/>
+                <w:sz w:val="17"/>
+              </w:rPr>
+            </w:pPr>
+            <w:r>
+              <w:rPr>
+                <w:rFonts w:ascii="Calibri" w:hAnsi="Calibri" w:cs="Calibri"/>
+                <w:b/>
+                <w:color w:val="000000"/>
+                <w:sz w:val="17"/>
+              </w:rPr>
+              <w:t>Student, AI Service</w:t>
+            </w:r>
+          </w:p>
+        </w:tc>
+        <w:tc>
+          <w:tcPr>
+            <w:tcW w:w="2000" w:type="dxa"/>
+          </w:tcPr>
+          <w:p>
+            <w:pPr>
+              <w:pStyle w:val="Heading2"/>
+              <w:spacing w:before="280" w:after="120"/>
+              <w:jc w:val="center"/>
+              <w:rPr>
+                <w:rFonts w:ascii="Calibri" w:hAnsi="Calibri" w:cs="Calibri"/>
+                <w:b/>
+                <w:color w:val="000000"/>
+                <w:sz w:val="17"/>
+              </w:rPr>
+            </w:pPr>
+            <w:r>
+              <w:rPr>
+                <w:rFonts w:ascii="Calibri" w:hAnsi="Calibri" w:cs="Calibri"/>
+                <w:b/>
+                <w:color w:val="000000"/>
+                <w:sz w:val="17"/>
+              </w:rPr>
+              <w:t>Exam session active; microphone access granted.</w:t>
+            </w:r>
+          </w:p>
+        </w:tc>
+        <w:tc>
+          <w:tcPr>
+            <w:tcW w:w="2800" w:type="dxa"/>
+          </w:tcPr>
+          <w:p>
+            <w:pPr>
+              <w:pStyle w:val="Heading2"/>
+              <w:spacing w:before="280" w:after="120"/>
+              <w:jc w:val="center"/>
+              <w:rPr>
+                <w:rFonts w:ascii="Calibri" w:hAnsi="Calibri" w:cs="Calibri"/>
+                <w:b/>
+                <w:color w:val="000000"/>
+                <w:sz w:val="17"/>
+              </w:rPr>
+            </w:pPr>
+            <w:r>
+              <w:rPr>
+                <w:rFonts w:ascii="Calibri" w:hAnsi="Calibri" w:cs="Calibri"/>
+                <w:b/>
+                <w:color w:val="000000"/>
+                <w:sz w:val="17"/>
+              </w:rPr>
+              <w:t>1. AI selects viva question.</w:t>
+            </w:r>
+          </w:p>
+          <w:p>
+            <w:pPr>
+              <w:pStyle w:val="Heading2"/>
+              <w:spacing w:before="280" w:after="120"/>
+              <w:jc w:val="center"/>
+              <w:rPr>
+                <w:rFonts w:ascii="Calibri" w:hAnsi="Calibri" w:cs="Calibri"/>
+                <w:b/>
+                <w:color w:val="000000"/>
+                <w:sz w:val="17"/>
+              </w:rPr>
+            </w:pPr>
+            <w:r>
+              <w:rPr>
+                <w:rFonts w:ascii="Calibri" w:hAnsi="Calibri" w:cs="Calibri"/>
+                <w:b/>
+                <w:color w:val="000000"/>
+                <w:sz w:val="17"/>
+              </w:rPr>
+              <w:t>2. AI reads question aloud via TTS voice synthesis.</w:t>
+            </w:r>
+          </w:p>
+          <w:p>
+            <w:pPr>
+              <w:pStyle w:val="Heading2"/>
+              <w:spacing w:before="280" w:after="120"/>
+              <w:jc w:val="center"/>
+              <w:rPr>
+                <w:rFonts w:ascii="Calibri" w:hAnsi="Calibri" w:cs="Calibri"/>
+                <w:b/>
+                <w:color w:val="000000"/>
+                <w:sz w:val="17"/>
+              </w:rPr>
+            </w:pPr>
+            <w:r>
+              <w:rPr>
+                <w:rFonts w:ascii="Calibri" w:hAnsi="Calibri" w:cs="Calibri"/>
+                <w:b/>
+                <w:color w:val="000000"/>
+                <w:sz w:val="17"/>
+              </w:rPr>
+              <w:t>3. Student listens and prepares response.</w:t>
+            </w:r>
+          </w:p>
+          <w:p>
+            <w:pPr>
+              <w:pStyle w:val="Heading2"/>
+              <w:spacing w:before="280" w:after="120"/>
+              <w:jc w:val="center"/>
+              <w:rPr>
+                <w:rFonts w:ascii="Calibri" w:hAnsi="Calibri" w:cs="Calibri"/>
+                <w:b/>
+                <w:color w:val="000000"/>
+                <w:sz w:val="17"/>
+              </w:rPr>
+            </w:pPr>
+            <w:r>
+              <w:rPr>
+                <w:rFonts w:ascii="Calibri" w:hAnsi="Calibri" w:cs="Calibri"/>
+                <w:b/>
+                <w:color w:val="000000"/>
+                <w:sz w:val="17"/>
+              </w:rPr>
+              <w:t>4. System starts countdown response timer.</w:t>
+            </w:r>
+          </w:p>
+        </w:tc>
+      </w:tr>
+      <w:tr>
+        <w:tblPrEx>
+          <w:tblCellMar>
+            <w:top w:w="0" w:type="dxa"/>
+            <w:bottom w:w="0" w:type="dxa"/>
+          </w:tblCellMar>
+        </w:tblPrEx>
+        <w:tc>
+          <w:tcPr>
+            <w:tcW w:w="900" w:type="dxa"/>
+          </w:tcPr>
+          <w:p>
+            <w:pPr>
+              <w:pStyle w:val="Heading2"/>
+              <w:spacing w:before="280" w:after="120"/>
+              <w:jc w:val="center"/>
+              <w:rPr>
+                <w:rFonts w:ascii="Calibri" w:hAnsi="Calibri" w:cs="Calibri"/>
+                <w:b/>
+                <w:color w:val="000000"/>
+                <w:sz w:val="17"/>
+              </w:rPr>
+            </w:pPr>
+            <w:r>
+              <w:rPr>
+                <w:rFonts w:ascii="Calibri" w:hAnsi="Calibri" w:cs="Calibri"/>
+                <w:b/>
+                <w:color w:val="000000"/>
+                <w:sz w:val="17"/>
+              </w:rPr>
+              <w:t>UC-07</w:t>
+            </w:r>
+          </w:p>
+        </w:tc>
+        <w:tc>
+          <w:tcPr>
+            <w:tcW w:w="2200" w:type="dxa"/>
+          </w:tcPr>
+          <w:p>
+            <w:pPr>
+              <w:pStyle w:val="Heading2"/>
+              <w:spacing w:before="280" w:after="120"/>
+              <w:jc w:val="center"/>
+              <w:rPr>
+                <w:rFonts w:ascii="Calibri" w:hAnsi="Calibri" w:cs="Calibri"/>
+                <w:b/>
+                <w:color w:val="000000"/>
+                <w:sz w:val="17"/>
+              </w:rPr>
+            </w:pPr>
+            <w:r>
+              <w:rPr>
+                <w:rFonts w:ascii="Calibri" w:hAnsi="Calibri" w:cs="Calibri"/>
+                <w:b/>
+                <w:color w:val="000000"/>
+                <w:sz w:val="17"/>
+              </w:rPr>
+              <w:t>Answer Questions by Voice</w:t>
+            </w:r>
+          </w:p>
+        </w:tc>
+        <w:tc>
+          <w:tcPr>
+            <w:tcW w:w="1500" w:type="dxa"/>
+          </w:tcPr>
+          <w:p>
+            <w:pPr>
+              <w:pStyle w:val="Heading2"/>
+              <w:spacing w:before="280" w:after="120"/>
+              <w:jc w:val="center"/>
+              <w:rPr>
+                <w:rFonts w:ascii="Calibri" w:hAnsi="Calibri" w:cs="Calibri"/>
+                <w:b/>
+                <w:color w:val="000000"/>
+                <w:sz w:val="17"/>
+              </w:rPr>
+            </w:pPr>
+            <w:r>
+              <w:rPr>
+                <w:rFonts w:ascii="Calibri" w:hAnsi="Calibri" w:cs="Calibri"/>
+                <w:b/>
+                <w:color w:val="000000"/>
+                <w:sz w:val="17"/>
+              </w:rPr>
+              <w:t>Student</w:t>
+            </w:r>
+          </w:p>
+        </w:tc>
+        <w:tc>
+          <w:tcPr>
+            <w:tcW w:w="2000" w:type="dxa"/>
+          </w:tcPr>
+          <w:p>
+            <w:pPr>
+              <w:pStyle w:val="Heading2"/>
+              <w:spacing w:before="280" w:after="120"/>
+              <w:jc w:val="center"/>
+              <w:rPr>
+                <w:rFonts w:ascii="Calibri" w:hAnsi="Calibri" w:cs="Calibri"/>
+                <w:b/>
+                <w:color w:val="000000"/>
+                <w:sz w:val="17"/>
+              </w:rPr>
+            </w:pPr>
+            <w:r>
+              <w:rPr>
+                <w:rFonts w:ascii="Calibri" w:hAnsi="Calibri" w:cs="Calibri"/>
+                <w:b/>
+                <w:color w:val="000000"/>
+                <w:sz w:val="17"/>
+              </w:rPr>
+              <w:t>Microphone enabled in exam room.</w:t>
+            </w:r>
+          </w:p>
+        </w:tc>
+        <w:tc>
+          <w:tcPr>
+            <w:tcW w:w="2800" w:type="dxa"/>
+          </w:tcPr>
+          <w:p>
+            <w:pPr>
+              <w:pStyle w:val="Heading2"/>
+              <w:spacing w:before="280" w:after="120"/>
+              <w:jc w:val="center"/>
+              <w:rPr>
+                <w:rFonts w:ascii="Calibri" w:hAnsi="Calibri" w:cs="Calibri"/>
+                <w:b/>
+                <w:color w:val="000000"/>
+                <w:sz w:val="17"/>
+              </w:rPr>
+            </w:pPr>
+            <w:r>
+              <w:rPr>
+                <w:rFonts w:ascii="Calibri" w:hAnsi="Calibri" w:cs="Calibri"/>
+                <w:b/>
+                <w:color w:val="000000"/>
+                <w:sz w:val="17"/>
+              </w:rPr>
+              <w:t>1. Student speaks oral response.</w:t>
+            </w:r>
+          </w:p>
+          <w:p>
+            <w:pPr>
+              <w:pStyle w:val="Heading2"/>
+              <w:spacing w:before="280" w:after="120"/>
+              <w:jc w:val="center"/>
+              <w:rPr>
+                <w:rFonts w:ascii="Calibri" w:hAnsi="Calibri" w:cs="Calibri"/>
+                <w:b/>
+                <w:color w:val="000000"/>
+                <w:sz w:val="17"/>
+              </w:rPr>
+            </w:pPr>
+            <w:r>
+              <w:rPr>
+                <w:rFonts w:ascii="Calibri" w:hAnsi="Calibri" w:cs="Calibri"/>
+                <w:b/>
+                <w:color w:val="000000"/>
+                <w:sz w:val="17"/>
+              </w:rPr>
+              <w:t>2. Web client captures audio stream.</w:t>
+            </w:r>
+          </w:p>
+          <w:p>
+            <w:pPr>
+              <w:pStyle w:val="Heading2"/>
+              <w:spacing w:before="280" w:after="120"/>
+              <w:jc w:val="center"/>
+              <w:rPr>
+                <w:rFonts w:ascii="Calibri" w:hAnsi="Calibri" w:cs="Calibri"/>
+                <w:b/>
+                <w:color w:val="000000"/>
+                <w:sz w:val="17"/>
+              </w:rPr>
+            </w:pPr>
+            <w:r>
+              <w:rPr>
+                <w:rFonts w:ascii="Calibri" w:hAnsi="Calibri" w:cs="Calibri"/>
+                <w:b/>
+                <w:color w:val="000000"/>
+                <w:sz w:val="17"/>
+              </w:rPr>
+              <w:t>3. Stream transmitted via SignalR WebSocket.</w:t>
+            </w:r>
+          </w:p>
+          <w:p>
+            <w:pPr>
+              <w:pStyle w:val="Heading2"/>
+              <w:spacing w:before="280" w:after="120"/>
+              <w:jc w:val="center"/>
+              <w:rPr>
+                <w:rFonts w:ascii="Calibri" w:hAnsi="Calibri" w:cs="Calibri"/>
+                <w:b/>
+                <w:color w:val="000000"/>
+                <w:sz w:val="17"/>
+              </w:rPr>
+            </w:pPr>
+            <w:r>
+              <w:rPr>
+                <w:rFonts w:ascii="Calibri" w:hAnsi="Calibri" w:cs="Calibri"/>
+                <w:b/>
+                <w:color w:val="000000"/>
+                <w:sz w:val="17"/>
+              </w:rPr>
+              <w:t>4. Real-time transcript visualized on screen.</w:t>
+            </w:r>
+          </w:p>
+        </w:tc>
+      </w:tr>
+      <w:tr>
+        <w:tblPrEx>
+          <w:tblCellMar>
+            <w:top w:w="0" w:type="dxa"/>
+            <w:bottom w:w="0" w:type="dxa"/>
+          </w:tblCellMar>
+        </w:tblPrEx>
+        <w:tc>
+          <w:tcPr>
+            <w:tcW w:w="900" w:type="dxa"/>
+          </w:tcPr>
+          <w:p>
+            <w:pPr>
+              <w:pStyle w:val="Heading2"/>
+              <w:spacing w:before="280" w:after="120"/>
+              <w:jc w:val="center"/>
+              <w:rPr>
+                <w:rFonts w:ascii="Calibri" w:hAnsi="Calibri" w:cs="Calibri"/>
+                <w:b/>
+                <w:color w:val="000000"/>
+                <w:sz w:val="17"/>
+              </w:rPr>
+            </w:pPr>
+            <w:r>
+              <w:rPr>
+                <w:rFonts w:ascii="Calibri" w:hAnsi="Calibri" w:cs="Calibri"/>
+                <w:b/>
+                <w:color w:val="000000"/>
+                <w:sz w:val="17"/>
+              </w:rPr>
+              <w:t>UC-08</w:t>
+            </w:r>
+          </w:p>
+        </w:tc>
+        <w:tc>
+          <w:tcPr>
+            <w:tcW w:w="2200" w:type="dxa"/>
+          </w:tcPr>
+          <w:p>
+            <w:pPr>
+              <w:pStyle w:val="Heading2"/>
+              <w:spacing w:before="280" w:after="120"/>
+              <w:jc w:val="center"/>
+              <w:rPr>
+                <w:rFonts w:ascii="Calibri" w:hAnsi="Calibri" w:cs="Calibri"/>
+                <w:b/>
+                <w:color w:val="000000"/>
+                <w:sz w:val="17"/>
+              </w:rPr>
+            </w:pPr>
+            <w:r>
+              <w:rPr>
+                <w:rFonts w:ascii="Calibri" w:hAnsi="Calibri" w:cs="Calibri"/>
+                <w:b/>
+                <w:color w:val="000000"/>
+                <w:sz w:val="17"/>
+              </w:rPr>
+              <w:t>Convert Spoken Answers into Text</w:t>
+            </w:r>
+          </w:p>
+        </w:tc>
+        <w:tc>
+          <w:tcPr>
+            <w:tcW w:w="1500" w:type="dxa"/>
+          </w:tcPr>
+          <w:p>
+            <w:pPr>
+              <w:pStyle w:val="Heading2"/>
+              <w:spacing w:before="280" w:after="120"/>
+              <w:jc w:val="center"/>
+              <w:rPr>
+                <w:rFonts w:ascii="Calibri" w:hAnsi="Calibri" w:cs="Calibri"/>
+                <w:b/>
+                <w:color w:val="000000"/>
+                <w:sz w:val="17"/>
+              </w:rPr>
+            </w:pPr>
+            <w:r>
+              <w:rPr>
+                <w:rFonts w:ascii="Calibri" w:hAnsi="Calibri" w:cs="Calibri"/>
+                <w:b/>
+                <w:color w:val="000000"/>
+                <w:sz w:val="17"/>
+              </w:rPr>
+              <w:t>Student, AI Service</w:t>
+            </w:r>
+          </w:p>
+        </w:tc>
+        <w:tc>
+          <w:tcPr>
+            <w:tcW w:w="2000" w:type="dxa"/>
+          </w:tcPr>
+          <w:p>
+            <w:pPr>
+              <w:pStyle w:val="Heading2"/>
+              <w:spacing w:before="280" w:after="120"/>
+              <w:jc w:val="center"/>
+              <w:rPr>
+                <w:rFonts w:ascii="Calibri" w:hAnsi="Calibri" w:cs="Calibri"/>
+                <w:b/>
+                <w:color w:val="000000"/>
+                <w:sz w:val="17"/>
+              </w:rPr>
+            </w:pPr>
+            <w:r>
+              <w:rPr>
+                <w:rFonts w:ascii="Calibri" w:hAnsi="Calibri" w:cs="Calibri"/>
+                <w:b/>
+                <w:color w:val="000000"/>
+                <w:sz w:val="17"/>
+              </w:rPr>
+              <w:t>Audio stream transmitted.</w:t>
+            </w:r>
+          </w:p>
+        </w:tc>
+        <w:tc>
+          <w:tcPr>
+            <w:tcW w:w="2800" w:type="dxa"/>
+          </w:tcPr>
+          <w:p>
+            <w:pPr>
+              <w:pStyle w:val="Heading2"/>
+              <w:spacing w:before="280" w:after="120"/>
+              <w:jc w:val="center"/>
+              <w:rPr>
+                <w:rFonts w:ascii="Calibri" w:hAnsi="Calibri" w:cs="Calibri"/>
+                <w:b/>
+                <w:color w:val="000000"/>
+                <w:sz w:val="17"/>
+              </w:rPr>
+            </w:pPr>
+            <w:r>
+              <w:rPr>
+                <w:rFonts w:ascii="Calibri" w:hAnsi="Calibri" w:cs="Calibri"/>
+                <w:b/>
+                <w:color w:val="000000"/>
+                <w:sz w:val="17"/>
+              </w:rPr>
+              <w:t>1. Speech recognition engine receives audio chunks.</w:t>
+            </w:r>
+          </w:p>
+          <w:p>
+            <w:pPr>
+              <w:pStyle w:val="Heading2"/>
+              <w:spacing w:before="280" w:after="120"/>
+              <w:jc w:val="center"/>
+              <w:rPr>
+                <w:rFonts w:ascii="Calibri" w:hAnsi="Calibri" w:cs="Calibri"/>
+                <w:b/>
+                <w:color w:val="000000"/>
+                <w:sz w:val="17"/>
+              </w:rPr>
+            </w:pPr>
+            <w:r>
+              <w:rPr>
+                <w:rFonts w:ascii="Calibri" w:hAnsi="Calibri" w:cs="Calibri"/>
+                <w:b/>
+                <w:color w:val="000000"/>
+                <w:sz w:val="17"/>
+              </w:rPr>
+              <w:t>2. Audio transcribed into text in near real-time.</w:t>
+            </w:r>
+          </w:p>
+          <w:p>
+            <w:pPr>
+              <w:pStyle w:val="Heading2"/>
+              <w:spacing w:before="280" w:after="120"/>
+              <w:jc w:val="center"/>
+              <w:rPr>
+                <w:rFonts w:ascii="Calibri" w:hAnsi="Calibri" w:cs="Calibri"/>
+                <w:b/>
+                <w:color w:val="000000"/>
+                <w:sz w:val="17"/>
+              </w:rPr>
+            </w:pPr>
+            <w:r>
+              <w:rPr>
+                <w:rFonts w:ascii="Calibri" w:hAnsi="Calibri" w:cs="Calibri"/>
+                <w:b/>
+                <w:color w:val="000000"/>
+                <w:sz w:val="17"/>
+              </w:rPr>
+              <w:t>3. Session transcript updated and linked to current question.</w:t>
+            </w:r>
+          </w:p>
+        </w:tc>
+      </w:tr>
+      <w:tr>
+        <w:tblPrEx>
+          <w:tblCellMar>
+            <w:top w:w="0" w:type="dxa"/>
+            <w:bottom w:w="0" w:type="dxa"/>
+          </w:tblCellMar>
+        </w:tblPrEx>
+        <w:tc>
+          <w:tcPr>
+            <w:tcW w:w="900" w:type="dxa"/>
+          </w:tcPr>
+          <w:p>
+            <w:pPr>
+              <w:pStyle w:val="Heading2"/>
+              <w:spacing w:before="280" w:after="120"/>
+              <w:jc w:val="center"/>
+              <w:rPr>
+                <w:rFonts w:ascii="Calibri" w:hAnsi="Calibri" w:cs="Calibri"/>
+                <w:b/>
+                <w:color w:val="000000"/>
+                <w:sz w:val="17"/>
+              </w:rPr>
+            </w:pPr>
+            <w:r>
+              <w:rPr>
+                <w:rFonts w:ascii="Calibri" w:hAnsi="Calibri" w:cs="Calibri"/>
+                <w:b/>
+                <w:color w:val="000000"/>
+                <w:sz w:val="17"/>
+              </w:rPr>
+              <w:t>UC-09</w:t>
+            </w:r>
+          </w:p>
+        </w:tc>
+        <w:tc>
+          <w:tcPr>
+            <w:tcW w:w="2200" w:type="dxa"/>
+          </w:tcPr>
+          <w:p>
+            <w:pPr>
+              <w:pStyle w:val="Heading2"/>
+              <w:spacing w:before="280" w:after="120"/>
+              <w:jc w:val="center"/>
+              <w:rPr>
+                <w:rFonts w:ascii="Calibri" w:hAnsi="Calibri" w:cs="Calibri"/>
+                <w:b/>
+                <w:color w:val="000000"/>
+                <w:sz w:val="17"/>
+              </w:rPr>
+            </w:pPr>
+            <w:r>
+              <w:rPr>
+                <w:rFonts w:ascii="Calibri" w:hAnsi="Calibri" w:cs="Calibri"/>
+                <w:b/>
+                <w:color w:val="000000"/>
+                <w:sz w:val="17"/>
+              </w:rPr>
+              <w:t>Analyze Student Answers</w:t>
+            </w:r>
+          </w:p>
+        </w:tc>
+        <w:tc>
+          <w:tcPr>
+            <w:tcW w:w="1500" w:type="dxa"/>
+          </w:tcPr>
+          <w:p>
+            <w:pPr>
+              <w:pStyle w:val="Heading2"/>
+              <w:spacing w:before="280" w:after="120"/>
+              <w:jc w:val="center"/>
+              <w:rPr>
+                <w:rFonts w:ascii="Calibri" w:hAnsi="Calibri" w:cs="Calibri"/>
+                <w:b/>
+                <w:color w:val="000000"/>
+                <w:sz w:val="17"/>
+              </w:rPr>
+            </w:pPr>
+            <w:r>
+              <w:rPr>
+                <w:rFonts w:ascii="Calibri" w:hAnsi="Calibri" w:cs="Calibri"/>
+                <w:b/>
+                <w:color w:val="000000"/>
+                <w:sz w:val="17"/>
+              </w:rPr>
+              <w:t>AI Service</w:t>
+            </w:r>
+          </w:p>
+        </w:tc>
+        <w:tc>
+          <w:tcPr>
+            <w:tcW w:w="2000" w:type="dxa"/>
+          </w:tcPr>
+          <w:p>
+            <w:pPr>
+              <w:pStyle w:val="Heading2"/>
+              <w:spacing w:before="280" w:after="120"/>
+              <w:jc w:val="center"/>
+              <w:rPr>
+                <w:rFonts w:ascii="Calibri" w:hAnsi="Calibri" w:cs="Calibri"/>
+                <w:b/>
+                <w:color w:val="000000"/>
+                <w:sz w:val="17"/>
+              </w:rPr>
+            </w:pPr>
+            <w:r>
+              <w:rPr>
+                <w:rFonts w:ascii="Calibri" w:hAnsi="Calibri" w:cs="Calibri"/>
+                <w:b/>
+                <w:color w:val="000000"/>
+                <w:sz w:val="17"/>
+              </w:rPr>
+              <w:t>Transcript, question context, and rubrics available.</w:t>
+            </w:r>
+          </w:p>
+        </w:tc>
+        <w:tc>
+          <w:tcPr>
+            <w:tcW w:w="2800" w:type="dxa"/>
+          </w:tcPr>
+          <w:p>
+            <w:pPr>
+              <w:pStyle w:val="Heading2"/>
+              <w:spacing w:before="280" w:after="120"/>
+              <w:jc w:val="center"/>
+              <w:rPr>
+                <w:rFonts w:ascii="Calibri" w:hAnsi="Calibri" w:cs="Calibri"/>
+                <w:b/>
+                <w:color w:val="000000"/>
+                <w:sz w:val="17"/>
+              </w:rPr>
+            </w:pPr>
+            <w:r>
+              <w:rPr>
+                <w:rFonts w:ascii="Calibri" w:hAnsi="Calibri" w:cs="Calibri"/>
+                <w:b/>
+                <w:color w:val="000000"/>
+                <w:sz w:val="17"/>
+              </w:rPr>
+              <w:t>1. Ingest transcript dialogue.</w:t>
+            </w:r>
+          </w:p>
+          <w:p>
+            <w:pPr>
+              <w:pStyle w:val="Heading2"/>
+              <w:spacing w:before="280" w:after="120"/>
+              <w:jc w:val="center"/>
+              <w:rPr>
+                <w:rFonts w:ascii="Calibri" w:hAnsi="Calibri" w:cs="Calibri"/>
+                <w:b/>
+                <w:color w:val="000000"/>
+                <w:sz w:val="17"/>
+              </w:rPr>
+            </w:pPr>
+            <w:r>
+              <w:rPr>
+                <w:rFonts w:ascii="Calibri" w:hAnsi="Calibri" w:cs="Calibri"/>
+                <w:b/>
+                <w:color w:val="000000"/>
+                <w:sz w:val="17"/>
+              </w:rPr>
+              <w:t>2. Compare candidate response against rubric criteria.</w:t>
+            </w:r>
+          </w:p>
+          <w:p>
+            <w:pPr>
+              <w:pStyle w:val="Heading2"/>
+              <w:spacing w:before="280" w:after="120"/>
+              <w:jc w:val="center"/>
+              <w:rPr>
+                <w:rFonts w:ascii="Calibri" w:hAnsi="Calibri" w:cs="Calibri"/>
+                <w:b/>
+                <w:color w:val="000000"/>
+                <w:sz w:val="17"/>
+              </w:rPr>
+            </w:pPr>
+            <w:r>
+              <w:rPr>
+                <w:rFonts w:ascii="Calibri" w:hAnsi="Calibri" w:cs="Calibri"/>
+                <w:b/>
+                <w:color w:val="000000"/>
+                <w:sz w:val="17"/>
+              </w:rPr>
+              <w:t>3. Identify conceptual accuracy, omissions, and contradictions.</w:t>
+            </w:r>
+          </w:p>
+        </w:tc>
+      </w:tr>
+      <w:tr>
+        <w:tblPrEx>
+          <w:tblCellMar>
+            <w:top w:w="0" w:type="dxa"/>
+            <w:bottom w:w="0" w:type="dxa"/>
+          </w:tblCellMar>
+        </w:tblPrEx>
+        <w:tc>
+          <w:tcPr>
+            <w:tcW w:w="900" w:type="dxa"/>
+          </w:tcPr>
+          <w:p>
+            <w:pPr>
+              <w:pStyle w:val="Heading2"/>
+              <w:spacing w:before="280" w:after="120"/>
+              <w:jc w:val="center"/>
+              <w:rPr>
+                <w:rFonts w:ascii="Calibri" w:hAnsi="Calibri" w:cs="Calibri"/>
+                <w:b/>
+                <w:color w:val="000000"/>
+                <w:sz w:val="17"/>
+              </w:rPr>
+            </w:pPr>
+            <w:r>
+              <w:rPr>
+                <w:rFonts w:ascii="Calibri" w:hAnsi="Calibri" w:cs="Calibri"/>
+                <w:b/>
+                <w:color w:val="000000"/>
+                <w:sz w:val="17"/>
+              </w:rPr>
+              <w:t>UC-10</w:t>
+            </w:r>
+          </w:p>
+        </w:tc>
+        <w:tc>
+          <w:tcPr>
+            <w:tcW w:w="2200" w:type="dxa"/>
+          </w:tcPr>
+          <w:p>
+            <w:pPr>
+              <w:pStyle w:val="Heading2"/>
+              <w:spacing w:before="280" w:after="120"/>
+              <w:jc w:val="center"/>
+              <w:rPr>
+                <w:rFonts w:ascii="Calibri" w:hAnsi="Calibri" w:cs="Calibri"/>
+                <w:b/>
+                <w:color w:val="000000"/>
+                <w:sz w:val="17"/>
+              </w:rPr>
+            </w:pPr>
+            <w:r>
+              <w:rPr>
+                <w:rFonts w:ascii="Calibri" w:hAnsi="Calibri" w:cs="Calibri"/>
+                <w:b/>
+                <w:color w:val="000000"/>
+                <w:sz w:val="17"/>
+              </w:rPr>
+              <w:t>Generate Adaptive Follow-up Questions</w:t>
+            </w:r>
+          </w:p>
+        </w:tc>
+        <w:tc>
+          <w:tcPr>
+            <w:tcW w:w="1500" w:type="dxa"/>
+          </w:tcPr>
+          <w:p>
+            <w:pPr>
+              <w:pStyle w:val="Heading2"/>
+              <w:spacing w:before="280" w:after="120"/>
+              <w:jc w:val="center"/>
+              <w:rPr>
+                <w:rFonts w:ascii="Calibri" w:hAnsi="Calibri" w:cs="Calibri"/>
+                <w:b/>
+                <w:color w:val="000000"/>
+                <w:sz w:val="17"/>
+              </w:rPr>
+            </w:pPr>
+            <w:r>
+              <w:rPr>
+                <w:rFonts w:ascii="Calibri" w:hAnsi="Calibri" w:cs="Calibri"/>
+                <w:b/>
+                <w:color w:val="000000"/>
+                <w:sz w:val="17"/>
+              </w:rPr>
+              <w:t>AI Service</w:t>
+            </w:r>
+          </w:p>
+        </w:tc>
+        <w:tc>
+          <w:tcPr>
+            <w:tcW w:w="2000" w:type="dxa"/>
+          </w:tcPr>
+          <w:p>
+            <w:pPr>
+              <w:pStyle w:val="Heading2"/>
+              <w:spacing w:before="280" w:after="120"/>
+              <w:jc w:val="center"/>
+              <w:rPr>
+                <w:rFonts w:ascii="Calibri" w:hAnsi="Calibri" w:cs="Calibri"/>
+                <w:b/>
+                <w:color w:val="000000"/>
+                <w:sz w:val="17"/>
+              </w:rPr>
+            </w:pPr>
+            <w:r>
+              <w:rPr>
+                <w:rFonts w:ascii="Calibri" w:hAnsi="Calibri" w:cs="Calibri"/>
+                <w:b/>
+                <w:color w:val="000000"/>
+                <w:sz w:val="17"/>
+              </w:rPr>
+              <w:t>Answer analysis detects incomplete or ambiguous point.</w:t>
+            </w:r>
+          </w:p>
+        </w:tc>
+        <w:tc>
+          <w:tcPr>
+            <w:tcW w:w="2800" w:type="dxa"/>
+          </w:tcPr>
+          <w:p>
+            <w:pPr>
+              <w:pStyle w:val="Heading2"/>
+              <w:spacing w:before="280" w:after="120"/>
+              <w:jc w:val="center"/>
+              <w:rPr>
+                <w:rFonts w:ascii="Calibri" w:hAnsi="Calibri" w:cs="Calibri"/>
+                <w:b/>
+                <w:color w:val="000000"/>
+                <w:sz w:val="17"/>
+              </w:rPr>
+            </w:pPr>
+            <w:r>
+              <w:rPr>
+                <w:rFonts w:ascii="Calibri" w:hAnsi="Calibri" w:cs="Calibri"/>
+                <w:b/>
+                <w:color w:val="000000"/>
+                <w:sz w:val="17"/>
+              </w:rPr>
+              <w:t>1. Identify concept requiring deeper probing.</w:t>
+            </w:r>
+          </w:p>
+          <w:p>
+            <w:pPr>
+              <w:pStyle w:val="Heading2"/>
+              <w:spacing w:before="280" w:after="120"/>
+              <w:jc w:val="center"/>
+              <w:rPr>
+                <w:rFonts w:ascii="Calibri" w:hAnsi="Calibri" w:cs="Calibri"/>
+                <w:b/>
+                <w:color w:val="000000"/>
+                <w:sz w:val="17"/>
+              </w:rPr>
+            </w:pPr>
+            <w:r>
+              <w:rPr>
+                <w:rFonts w:ascii="Calibri" w:hAnsi="Calibri" w:cs="Calibri"/>
+                <w:b/>
+                <w:color w:val="000000"/>
+                <w:sz w:val="17"/>
+              </w:rPr>
+              <w:t>2. Synthesize targeted follow-up question.</w:t>
+            </w:r>
+          </w:p>
+          <w:p>
+            <w:pPr>
+              <w:pStyle w:val="Heading2"/>
+              <w:spacing w:before="280" w:after="120"/>
+              <w:jc w:val="center"/>
+              <w:rPr>
+                <w:rFonts w:ascii="Calibri" w:hAnsi="Calibri" w:cs="Calibri"/>
+                <w:b/>
+                <w:color w:val="000000"/>
+                <w:sz w:val="17"/>
+              </w:rPr>
+            </w:pPr>
+            <w:r>
+              <w:rPr>
+                <w:rFonts w:ascii="Calibri" w:hAnsi="Calibri" w:cs="Calibri"/>
+                <w:b/>
+                <w:color w:val="000000"/>
+                <w:sz w:val="17"/>
+              </w:rPr>
+              <w:t>3. Check session limits.</w:t>
+            </w:r>
+          </w:p>
+          <w:p>
+            <w:pPr>
+              <w:pStyle w:val="Heading2"/>
+              <w:spacing w:before="280" w:after="120"/>
+              <w:jc w:val="center"/>
+              <w:rPr>
+                <w:rFonts w:ascii="Calibri" w:hAnsi="Calibri" w:cs="Calibri"/>
+                <w:b/>
+                <w:color w:val="000000"/>
+                <w:sz w:val="17"/>
+              </w:rPr>
+            </w:pPr>
+            <w:r>
+              <w:rPr>
+                <w:rFonts w:ascii="Calibri" w:hAnsi="Calibri" w:cs="Calibri"/>
+                <w:b/>
+                <w:color w:val="000000"/>
+                <w:sz w:val="17"/>
+              </w:rPr>
+              <w:t>4. Deliver follow-up question via voice.</w:t>
+            </w:r>
+          </w:p>
+        </w:tc>
+      </w:tr>
+      <w:tr>
+        <w:tblPrEx>
+          <w:tblCellMar>
+            <w:top w:w="0" w:type="dxa"/>
+            <w:bottom w:w="0" w:type="dxa"/>
+          </w:tblCellMar>
+        </w:tblPrEx>
+        <w:tc>
+          <w:tcPr>
+            <w:tcW w:w="900" w:type="dxa"/>
+          </w:tcPr>
+          <w:p>
+            <w:pPr>
+              <w:pStyle w:val="Heading2"/>
+              <w:spacing w:before="280" w:after="120"/>
+              <w:jc w:val="center"/>
+              <w:rPr>
+                <w:rFonts w:ascii="Calibri" w:hAnsi="Calibri" w:cs="Calibri"/>
+                <w:b/>
+                <w:color w:val="000000"/>
+                <w:sz w:val="17"/>
+              </w:rPr>
+            </w:pPr>
+            <w:r>
+              <w:rPr>
+                <w:rFonts w:ascii="Calibri" w:hAnsi="Calibri" w:cs="Calibri"/>
+                <w:b/>
+                <w:color w:val="000000"/>
+                <w:sz w:val="17"/>
+              </w:rPr>
+              <w:t>UC-11</w:t>
+            </w:r>
+          </w:p>
+        </w:tc>
+        <w:tc>
+          <w:tcPr>
+            <w:tcW w:w="2200" w:type="dxa"/>
+          </w:tcPr>
+          <w:p>
+            <w:pPr>
+              <w:pStyle w:val="Heading2"/>
+              <w:spacing w:before="280" w:after="120"/>
+              <w:jc w:val="center"/>
+              <w:rPr>
+                <w:rFonts w:ascii="Calibri" w:hAnsi="Calibri" w:cs="Calibri"/>
+                <w:b/>
+                <w:color w:val="000000"/>
+                <w:sz w:val="17"/>
+              </w:rPr>
+            </w:pPr>
+            <w:r>
+              <w:rPr>
+                <w:rFonts w:ascii="Calibri" w:hAnsi="Calibri" w:cs="Calibri"/>
+                <w:b/>
+                <w:color w:val="000000"/>
+                <w:sz w:val="17"/>
+              </w:rPr>
+              <w:t>Suggest Rubric Score</w:t>
+            </w:r>
+          </w:p>
+        </w:tc>
+        <w:tc>
+          <w:tcPr>
+            <w:tcW w:w="1500" w:type="dxa"/>
+          </w:tcPr>
+          <w:p>
+            <w:pPr>
+              <w:pStyle w:val="Heading2"/>
+              <w:spacing w:before="280" w:after="120"/>
+              <w:jc w:val="center"/>
+              <w:rPr>
+                <w:rFonts w:ascii="Calibri" w:hAnsi="Calibri" w:cs="Calibri"/>
+                <w:b/>
+                <w:color w:val="000000"/>
+                <w:sz w:val="17"/>
+              </w:rPr>
+            </w:pPr>
+            <w:r>
+              <w:rPr>
+                <w:rFonts w:ascii="Calibri" w:hAnsi="Calibri" w:cs="Calibri"/>
+                <w:b/>
+                <w:color w:val="000000"/>
+                <w:sz w:val="17"/>
+              </w:rPr>
+              <w:t>AI Service</w:t>
+            </w:r>
+          </w:p>
+        </w:tc>
+        <w:tc>
+          <w:tcPr>
+            <w:tcW w:w="2000" w:type="dxa"/>
+          </w:tcPr>
+          <w:p>
+            <w:pPr>
+              <w:pStyle w:val="Heading2"/>
+              <w:spacing w:before="280" w:after="120"/>
+              <w:jc w:val="center"/>
+              <w:rPr>
+                <w:rFonts w:ascii="Calibri" w:hAnsi="Calibri" w:cs="Calibri"/>
+                <w:b/>
+                <w:color w:val="000000"/>
+                <w:sz w:val="17"/>
+              </w:rPr>
+            </w:pPr>
+            <w:r>
+              <w:rPr>
+                <w:rFonts w:ascii="Calibri" w:hAnsi="Calibri" w:cs="Calibri"/>
+                <w:b/>
+                <w:color w:val="000000"/>
+                <w:sz w:val="17"/>
+              </w:rPr>
+              <w:t>Transcript completed and analyzed.</w:t>
+            </w:r>
+          </w:p>
+        </w:tc>
+        <w:tc>
+          <w:tcPr>
+            <w:tcW w:w="2800" w:type="dxa"/>
+          </w:tcPr>
+          <w:p>
+            <w:pPr>
+              <w:pStyle w:val="Heading2"/>
+              <w:spacing w:before="280" w:after="120"/>
+              <w:jc w:val="center"/>
+              <w:rPr>
+                <w:rFonts w:ascii="Calibri" w:hAnsi="Calibri" w:cs="Calibri"/>
+                <w:b/>
+                <w:color w:val="000000"/>
+                <w:sz w:val="17"/>
+              </w:rPr>
+            </w:pPr>
+            <w:r>
+              <w:rPr>
+                <w:rFonts w:ascii="Calibri" w:hAnsi="Calibri" w:cs="Calibri"/>
+                <w:b/>
+                <w:color w:val="000000"/>
+                <w:sz w:val="17"/>
+              </w:rPr>
+              <w:t>1. Evaluate response per rubric criterion.</w:t>
+            </w:r>
+          </w:p>
+          <w:p>
+            <w:pPr>
+              <w:pStyle w:val="Heading2"/>
+              <w:spacing w:before="280" w:after="120"/>
+              <w:jc w:val="center"/>
+              <w:rPr>
+                <w:rFonts w:ascii="Calibri" w:hAnsi="Calibri" w:cs="Calibri"/>
+                <w:b/>
+                <w:color w:val="000000"/>
+                <w:sz w:val="17"/>
+              </w:rPr>
+            </w:pPr>
+            <w:r>
+              <w:rPr>
+                <w:rFonts w:ascii="Calibri" w:hAnsi="Calibri" w:cs="Calibri"/>
+                <w:b/>
+                <w:color w:val="000000"/>
+                <w:sz w:val="17"/>
+              </w:rPr>
+              <w:t>2. Calculate suggested score and confidence level.</w:t>
+            </w:r>
+          </w:p>
+          <w:p>
+            <w:pPr>
+              <w:pStyle w:val="Heading2"/>
+              <w:spacing w:before="280" w:after="120"/>
+              <w:jc w:val="center"/>
+              <w:rPr>
+                <w:rFonts w:ascii="Calibri" w:hAnsi="Calibri" w:cs="Calibri"/>
+                <w:b/>
+                <w:color w:val="000000"/>
+                <w:sz w:val="17"/>
+              </w:rPr>
+            </w:pPr>
+            <w:r>
+              <w:rPr>
+                <w:rFonts w:ascii="Calibri" w:hAnsi="Calibri" w:cs="Calibri"/>
+                <w:b/>
+                <w:color w:val="000000"/>
+                <w:sz w:val="17"/>
+              </w:rPr>
+              <w:t>3. Generate detailed qualitative feedback and evidence quotes.</w:t>
+            </w:r>
+          </w:p>
+        </w:tc>
+      </w:tr>
+      <w:tr>
+        <w:tblPrEx>
+          <w:tblCellMar>
+            <w:top w:w="0" w:type="dxa"/>
+            <w:bottom w:w="0" w:type="dxa"/>
+          </w:tblCellMar>
+        </w:tblPrEx>
+        <w:tc>
+          <w:tcPr>
+            <w:tcW w:w="900" w:type="dxa"/>
+          </w:tcPr>
+          <w:p>
+            <w:pPr>
+              <w:pStyle w:val="Heading2"/>
+              <w:spacing w:before="280" w:after="120"/>
+              <w:jc w:val="center"/>
+              <w:rPr>
+                <w:rFonts w:ascii="Calibri" w:hAnsi="Calibri" w:cs="Calibri"/>
+                <w:b/>
+                <w:color w:val="000000"/>
+                <w:sz w:val="17"/>
+              </w:rPr>
+            </w:pPr>
+            <w:r>
+              <w:rPr>
+                <w:rFonts w:ascii="Calibri" w:hAnsi="Calibri" w:cs="Calibri"/>
+                <w:b/>
+                <w:color w:val="000000"/>
+                <w:sz w:val="17"/>
+              </w:rPr>
+              <w:t>UC-12</w:t>
+            </w:r>
+          </w:p>
+        </w:tc>
+        <w:tc>
+          <w:tcPr>
+            <w:tcW w:w="2200" w:type="dxa"/>
+          </w:tcPr>
+          <w:p>
+            <w:pPr>
+              <w:pStyle w:val="Heading2"/>
+              <w:spacing w:before="280" w:after="120"/>
+              <w:jc w:val="center"/>
+              <w:rPr>
+                <w:rFonts w:ascii="Calibri" w:hAnsi="Calibri" w:cs="Calibri"/>
+                <w:b/>
+                <w:color w:val="000000"/>
+                <w:sz w:val="17"/>
+              </w:rPr>
+            </w:pPr>
+            <w:r>
+              <w:rPr>
+                <w:rFonts w:ascii="Calibri" w:hAnsi="Calibri" w:cs="Calibri"/>
+                <w:b/>
+                <w:color w:val="000000"/>
+                <w:sz w:val="17"/>
+              </w:rPr>
+              <w:t>Review Transcript and AI Suggestion</w:t>
+            </w:r>
+          </w:p>
+        </w:tc>
+        <w:tc>
+          <w:tcPr>
+            <w:tcW w:w="1500" w:type="dxa"/>
+          </w:tcPr>
+          <w:p>
+            <w:pPr>
+              <w:pStyle w:val="Heading2"/>
+              <w:spacing w:before="280" w:after="120"/>
+              <w:jc w:val="center"/>
+              <w:rPr>
+                <w:rFonts w:ascii="Calibri" w:hAnsi="Calibri" w:cs="Calibri"/>
+                <w:b/>
+                <w:color w:val="000000"/>
+                <w:sz w:val="17"/>
+              </w:rPr>
+            </w:pPr>
+            <w:r>
+              <w:rPr>
+                <w:rFonts w:ascii="Calibri" w:hAnsi="Calibri" w:cs="Calibri"/>
+                <w:b/>
+                <w:color w:val="000000"/>
+                <w:sz w:val="17"/>
+              </w:rPr>
+              <w:t>Lecturer</w:t>
+            </w:r>
+          </w:p>
+        </w:tc>
+        <w:tc>
+          <w:tcPr>
+            <w:tcW w:w="2000" w:type="dxa"/>
+          </w:tcPr>
+          <w:p>
+            <w:pPr>
+              <w:pStyle w:val="Heading2"/>
+              <w:spacing w:before="280" w:after="120"/>
+              <w:jc w:val="center"/>
+              <w:rPr>
+                <w:rFonts w:ascii="Calibri" w:hAnsi="Calibri" w:cs="Calibri"/>
+                <w:b/>
+                <w:color w:val="000000"/>
+                <w:sz w:val="17"/>
+              </w:rPr>
+            </w:pPr>
+            <w:r>
+              <w:rPr>
+                <w:rFonts w:ascii="Calibri" w:hAnsi="Calibri" w:cs="Calibri"/>
+                <w:b/>
+                <w:color w:val="000000"/>
+                <w:sz w:val="17"/>
+              </w:rPr>
+              <w:t>Exam attempt completed; proposal ready.</w:t>
+            </w:r>
+          </w:p>
+        </w:tc>
+        <w:tc>
+          <w:tcPr>
+            <w:tcW w:w="2800" w:type="dxa"/>
+          </w:tcPr>
+          <w:p>
+            <w:pPr>
+              <w:pStyle w:val="Heading2"/>
+              <w:spacing w:before="280" w:after="120"/>
+              <w:jc w:val="center"/>
+              <w:rPr>
+                <w:rFonts w:ascii="Calibri" w:hAnsi="Calibri" w:cs="Calibri"/>
+                <w:b/>
+                <w:color w:val="000000"/>
+                <w:sz w:val="17"/>
+              </w:rPr>
+            </w:pPr>
+            <w:r>
+              <w:rPr>
+                <w:rFonts w:ascii="Calibri" w:hAnsi="Calibri" w:cs="Calibri"/>
+                <w:b/>
+                <w:color w:val="000000"/>
+                <w:sz w:val="17"/>
+              </w:rPr>
+              <w:t>1. Open candidate grading dashboard.</w:t>
+            </w:r>
+          </w:p>
+          <w:p>
+            <w:pPr>
+              <w:pStyle w:val="Heading2"/>
+              <w:spacing w:before="280" w:after="120"/>
+              <w:jc w:val="center"/>
+              <w:rPr>
+                <w:rFonts w:ascii="Calibri" w:hAnsi="Calibri" w:cs="Calibri"/>
+                <w:b/>
+                <w:color w:val="000000"/>
+                <w:sz w:val="17"/>
+              </w:rPr>
+            </w:pPr>
+            <w:r>
+              <w:rPr>
+                <w:rFonts w:ascii="Calibri" w:hAnsi="Calibri" w:cs="Calibri"/>
+                <w:b/>
+                <w:color w:val="000000"/>
+                <w:sz w:val="17"/>
+              </w:rPr>
+              <w:t>2. Review dialogue transcript, audio playback, and rubric matrix.</w:t>
+            </w:r>
+          </w:p>
+          <w:p>
+            <w:pPr>
+              <w:pStyle w:val="Heading2"/>
+              <w:spacing w:before="280" w:after="120"/>
+              <w:jc w:val="center"/>
+              <w:rPr>
+                <w:rFonts w:ascii="Calibri" w:hAnsi="Calibri" w:cs="Calibri"/>
+                <w:b/>
+                <w:color w:val="000000"/>
+                <w:sz w:val="17"/>
+              </w:rPr>
+            </w:pPr>
+            <w:r>
+              <w:rPr>
+                <w:rFonts w:ascii="Calibri" w:hAnsi="Calibri" w:cs="Calibri"/>
+                <w:b/>
+                <w:color w:val="000000"/>
+                <w:sz w:val="17"/>
+              </w:rPr>
+              <w:t>3. Inspect AI suggested score and feedback rationale.</w:t>
+            </w:r>
+          </w:p>
+        </w:tc>
+      </w:tr>
+      <w:tr>
+        <w:tblPrEx>
+          <w:tblCellMar>
+            <w:top w:w="0" w:type="dxa"/>
+            <w:bottom w:w="0" w:type="dxa"/>
+          </w:tblCellMar>
+        </w:tblPrEx>
+        <w:tc>
+          <w:tcPr>
+            <w:tcW w:w="900" w:type="dxa"/>
+          </w:tcPr>
+          <w:p>
+            <w:pPr>
+              <w:pStyle w:val="Heading2"/>
+              <w:spacing w:before="280" w:after="120"/>
+              <w:jc w:val="center"/>
+              <w:rPr>
+                <w:rFonts w:ascii="Calibri" w:hAnsi="Calibri" w:cs="Calibri"/>
+                <w:b/>
+                <w:color w:val="000000"/>
+                <w:sz w:val="17"/>
+              </w:rPr>
+            </w:pPr>
+            <w:r>
+              <w:rPr>
+                <w:rFonts w:ascii="Calibri" w:hAnsi="Calibri" w:cs="Calibri"/>
+                <w:b/>
+                <w:color w:val="000000"/>
+                <w:sz w:val="17"/>
+              </w:rPr>
+              <w:t>UC-13</w:t>
+            </w:r>
+          </w:p>
+        </w:tc>
+        <w:tc>
+          <w:tcPr>
+            <w:tcW w:w="2200" w:type="dxa"/>
+          </w:tcPr>
+          <w:p>
+            <w:pPr>
+              <w:pStyle w:val="Heading2"/>
+              <w:spacing w:before="280" w:after="120"/>
+              <w:jc w:val="center"/>
+              <w:rPr>
+                <w:rFonts w:ascii="Calibri" w:hAnsi="Calibri" w:cs="Calibri"/>
+                <w:b/>
+                <w:color w:val="000000"/>
+                <w:sz w:val="17"/>
+              </w:rPr>
+            </w:pPr>
+            <w:r>
+              <w:rPr>
+                <w:rFonts w:ascii="Calibri" w:hAnsi="Calibri" w:cs="Calibri"/>
+                <w:b/>
+                <w:color w:val="000000"/>
+                <w:sz w:val="17"/>
+              </w:rPr>
+              <w:t>Adjust and Finalize Grade</w:t>
+            </w:r>
+          </w:p>
+        </w:tc>
+        <w:tc>
+          <w:tcPr>
+            <w:tcW w:w="1500" w:type="dxa"/>
+          </w:tcPr>
+          <w:p>
+            <w:pPr>
+              <w:pStyle w:val="Heading2"/>
+              <w:spacing w:before="280" w:after="120"/>
+              <w:jc w:val="center"/>
+              <w:rPr>
+                <w:rFonts w:ascii="Calibri" w:hAnsi="Calibri" w:cs="Calibri"/>
+                <w:b/>
+                <w:color w:val="000000"/>
+                <w:sz w:val="17"/>
+              </w:rPr>
+            </w:pPr>
+            <w:r>
+              <w:rPr>
+                <w:rFonts w:ascii="Calibri" w:hAnsi="Calibri" w:cs="Calibri"/>
+                <w:b/>
+                <w:color w:val="000000"/>
+                <w:sz w:val="17"/>
+              </w:rPr>
+              <w:t>Lecturer</w:t>
+            </w:r>
+          </w:p>
+        </w:tc>
+        <w:tc>
+          <w:tcPr>
+            <w:tcW w:w="2000" w:type="dxa"/>
+          </w:tcPr>
+          <w:p>
+            <w:pPr>
+              <w:pStyle w:val="Heading2"/>
+              <w:spacing w:before="280" w:after="120"/>
+              <w:jc w:val="center"/>
+              <w:rPr>
+                <w:rFonts w:ascii="Calibri" w:hAnsi="Calibri" w:cs="Calibri"/>
+                <w:b/>
+                <w:color w:val="000000"/>
+                <w:sz w:val="17"/>
+              </w:rPr>
+            </w:pPr>
+            <w:r>
+              <w:rPr>
+                <w:rFonts w:ascii="Calibri" w:hAnsi="Calibri" w:cs="Calibri"/>
+                <w:b/>
+                <w:color w:val="000000"/>
+                <w:sz w:val="17"/>
+              </w:rPr>
+              <w:t>Transcript and AI suggestion reviewed.</w:t>
+            </w:r>
+          </w:p>
+        </w:tc>
+        <w:tc>
+          <w:tcPr>
+            <w:tcW w:w="2800" w:type="dxa"/>
+          </w:tcPr>
+          <w:p>
+            <w:pPr>
+              <w:pStyle w:val="Heading2"/>
+              <w:spacing w:before="280" w:after="120"/>
+              <w:jc w:val="center"/>
+              <w:rPr>
+                <w:rFonts w:ascii="Calibri" w:hAnsi="Calibri" w:cs="Calibri"/>
+                <w:b/>
+                <w:color w:val="000000"/>
+                <w:sz w:val="17"/>
+              </w:rPr>
+            </w:pPr>
+            <w:r>
+              <w:rPr>
+                <w:rFonts w:ascii="Calibri" w:hAnsi="Calibri" w:cs="Calibri"/>
+                <w:b/>
+                <w:color w:val="000000"/>
+                <w:sz w:val="17"/>
+              </w:rPr>
+              <w:t>1. Lecturer accepts AI score or adjusts criteria marks.</w:t>
+            </w:r>
+          </w:p>
+          <w:p>
+            <w:pPr>
+              <w:pStyle w:val="Heading2"/>
+              <w:spacing w:before="280" w:after="120"/>
+              <w:jc w:val="center"/>
+              <w:rPr>
+                <w:rFonts w:ascii="Calibri" w:hAnsi="Calibri" w:cs="Calibri"/>
+                <w:b/>
+                <w:color w:val="000000"/>
+                <w:sz w:val="17"/>
+              </w:rPr>
+            </w:pPr>
+            <w:r>
+              <w:rPr>
+                <w:rFonts w:ascii="Calibri" w:hAnsi="Calibri" w:cs="Calibri"/>
+                <w:b/>
+                <w:color w:val="000000"/>
+                <w:sz w:val="17"/>
+              </w:rPr>
+              <w:t>2. Enter teacher comment/justification if modified.</w:t>
+            </w:r>
+          </w:p>
+          <w:p>
+            <w:pPr>
+              <w:pStyle w:val="Heading2"/>
+              <w:spacing w:before="280" w:after="120"/>
+              <w:jc w:val="center"/>
+              <w:rPr>
+                <w:rFonts w:ascii="Calibri" w:hAnsi="Calibri" w:cs="Calibri"/>
+                <w:b/>
+                <w:color w:val="000000"/>
+                <w:sz w:val="17"/>
+              </w:rPr>
+            </w:pPr>
+            <w:r>
+              <w:rPr>
+                <w:rFonts w:ascii="Calibri" w:hAnsi="Calibri" w:cs="Calibri"/>
+                <w:b/>
+                <w:color w:val="000000"/>
+                <w:sz w:val="17"/>
+              </w:rPr>
+              <w:t>3. Submit official final score to publish result.</w:t>
+            </w:r>
+          </w:p>
+        </w:tc>
+      </w:tr>
+      <w:tr>
+        <w:tblPrEx>
+          <w:tblCellMar>
+            <w:top w:w="0" w:type="dxa"/>
+            <w:bottom w:w="0" w:type="dxa"/>
+          </w:tblCellMar>
+        </w:tblPrEx>
+        <w:tc>
+          <w:tcPr>
+            <w:tcW w:w="900" w:type="dxa"/>
+          </w:tcPr>
+          <w:p>
+            <w:pPr>
+              <w:pStyle w:val="Heading2"/>
+              <w:spacing w:before="280" w:after="120"/>
+              <w:jc w:val="center"/>
+              <w:rPr>
+                <w:rFonts w:ascii="Calibri" w:hAnsi="Calibri" w:cs="Calibri"/>
+                <w:b/>
+                <w:color w:val="000000"/>
+                <w:sz w:val="17"/>
+              </w:rPr>
+            </w:pPr>
+            <w:r>
+              <w:rPr>
+                <w:rFonts w:ascii="Calibri" w:hAnsi="Calibri" w:cs="Calibri"/>
+                <w:b/>
+                <w:color w:val="000000"/>
+                <w:sz w:val="17"/>
+              </w:rPr>
+              <w:t>UC-14</w:t>
+            </w:r>
+          </w:p>
+        </w:tc>
+        <w:tc>
+          <w:tcPr>
+            <w:tcW w:w="2200" w:type="dxa"/>
+          </w:tcPr>
+          <w:p>
+            <w:pPr>
+              <w:pStyle w:val="Heading2"/>
+              <w:spacing w:before="280" w:after="120"/>
+              <w:jc w:val="center"/>
+              <w:rPr>
+                <w:rFonts w:ascii="Calibri" w:hAnsi="Calibri" w:cs="Calibri"/>
+                <w:b/>
+                <w:color w:val="000000"/>
+                <w:sz w:val="17"/>
+              </w:rPr>
+            </w:pPr>
+            <w:r>
+              <w:rPr>
+                <w:rFonts w:ascii="Calibri" w:hAnsi="Calibri" w:cs="Calibri"/>
+                <w:b/>
+                <w:color w:val="000000"/>
+                <w:sz w:val="17"/>
+              </w:rPr>
+              <w:t>Generate Post-Exam Feedback</w:t>
+            </w:r>
+          </w:p>
+        </w:tc>
+        <w:tc>
+          <w:tcPr>
+            <w:tcW w:w="1500" w:type="dxa"/>
+          </w:tcPr>
+          <w:p>
+            <w:pPr>
+              <w:pStyle w:val="Heading2"/>
+              <w:spacing w:before="280" w:after="120"/>
+              <w:jc w:val="center"/>
+              <w:rPr>
+                <w:rFonts w:ascii="Calibri" w:hAnsi="Calibri" w:cs="Calibri"/>
+                <w:b/>
+                <w:color w:val="000000"/>
+                <w:sz w:val="17"/>
+              </w:rPr>
+            </w:pPr>
+            <w:r>
+              <w:rPr>
+                <w:rFonts w:ascii="Calibri" w:hAnsi="Calibri" w:cs="Calibri"/>
+                <w:b/>
+                <w:color w:val="000000"/>
+                <w:sz w:val="17"/>
+              </w:rPr>
+              <w:t>AI Service</w:t>
+            </w:r>
+          </w:p>
+        </w:tc>
+        <w:tc>
+          <w:tcPr>
+            <w:tcW w:w="2000" w:type="dxa"/>
+          </w:tcPr>
+          <w:p>
+            <w:pPr>
+              <w:pStyle w:val="Heading2"/>
+              <w:spacing w:before="280" w:after="120"/>
+              <w:jc w:val="center"/>
+              <w:rPr>
+                <w:rFonts w:ascii="Calibri" w:hAnsi="Calibri" w:cs="Calibri"/>
+                <w:b/>
+                <w:color w:val="000000"/>
+                <w:sz w:val="17"/>
+              </w:rPr>
+            </w:pPr>
+            <w:r>
+              <w:rPr>
+                <w:rFonts w:ascii="Calibri" w:hAnsi="Calibri" w:cs="Calibri"/>
+                <w:b/>
+                <w:color w:val="000000"/>
+                <w:sz w:val="17"/>
+              </w:rPr>
+              <w:t>Exam finalized by Lecturer.</w:t>
+            </w:r>
+          </w:p>
+        </w:tc>
+        <w:tc>
+          <w:tcPr>
+            <w:tcW w:w="2800" w:type="dxa"/>
+          </w:tcPr>
+          <w:p>
+            <w:pPr>
+              <w:pStyle w:val="Heading2"/>
+              <w:spacing w:before="280" w:after="120"/>
+              <w:jc w:val="center"/>
+              <w:rPr>
+                <w:rFonts w:ascii="Calibri" w:hAnsi="Calibri" w:cs="Calibri"/>
+                <w:b/>
+                <w:color w:val="000000"/>
+                <w:sz w:val="17"/>
+              </w:rPr>
+            </w:pPr>
+            <w:r>
+              <w:rPr>
+                <w:rFonts w:ascii="Calibri" w:hAnsi="Calibri" w:cs="Calibri"/>
+                <w:b/>
+                <w:color w:val="000000"/>
+                <w:sz w:val="17"/>
+              </w:rPr>
+              <w:t>1. Aggregate rubric achievement and weaknesses.</w:t>
+            </w:r>
+          </w:p>
+          <w:p>
+            <w:pPr>
+              <w:pStyle w:val="Heading2"/>
+              <w:spacing w:before="280" w:after="120"/>
+              <w:jc w:val="center"/>
+              <w:rPr>
+                <w:rFonts w:ascii="Calibri" w:hAnsi="Calibri" w:cs="Calibri"/>
+                <w:b/>
+                <w:color w:val="000000"/>
+                <w:sz w:val="17"/>
+              </w:rPr>
+            </w:pPr>
+            <w:r>
+              <w:rPr>
+                <w:rFonts w:ascii="Calibri" w:hAnsi="Calibri" w:cs="Calibri"/>
+                <w:b/>
+                <w:color w:val="000000"/>
+                <w:sz w:val="17"/>
+              </w:rPr>
+              <w:t>2. Synthesize constructive study recommendations.</w:t>
+            </w:r>
+          </w:p>
+          <w:p>
+            <w:pPr>
+              <w:pStyle w:val="Heading2"/>
+              <w:spacing w:before="280" w:after="120"/>
+              <w:jc w:val="center"/>
+              <w:rPr>
+                <w:rFonts w:ascii="Calibri" w:hAnsi="Calibri" w:cs="Calibri"/>
+                <w:b/>
+                <w:color w:val="000000"/>
+                <w:sz w:val="17"/>
+              </w:rPr>
+            </w:pPr>
+            <w:r>
+              <w:rPr>
+                <w:rFonts w:ascii="Calibri" w:hAnsi="Calibri" w:cs="Calibri"/>
+                <w:b/>
+                <w:color w:val="000000"/>
+                <w:sz w:val="17"/>
+              </w:rPr>
+              <w:t>3. Publish official feedback report to Student portal.</w:t>
+            </w:r>
+          </w:p>
+        </w:tc>
+      </w:tr>
+    </w:tbl>
+    <w:p>
+      <w:pPr>
+        <w:pStyle w:val="Heading2"/>
+        <w:spacing w:before="280" w:after="120"/>
+        <w:jc w:val="center"/>
+      </w:pPr>
+      <w:r>
+        <w:rPr>
+          <w:b/>
+          <w:color w:val="000000"/>
+          <w:sz w:val="28"/>
+        </w:rPr>
+        <w:t>5.3 Non-Functional Requirements (NFR)</w:t>
+      </w:r>
+    </w:p>
+    <w:tbl>
+      <w:tblPr>
+        <w:tblW w:w="0" w:type="auto"/>
+        <w:tblLook w:val="04A0" w:firstRow="1" w:lastRow="0" w:firstColumn="1" w:lastColumn="0" w:noHBand="0" w:noVBand="1"/>
+      </w:tblPr>
+      <w:tblGrid>
+        <w:gridCol w:w="1435"/>
+        <w:gridCol w:w="2095"/>
+        <w:gridCol w:w="5830"/>
       </w:tblGrid>
       <w:tr>
         <w:trPr>
@@ -2842,8 +6274,8 @@
           </w:tcPr>
           <w:p>
             <w:pPr>
-              <w:jc w:val="center"/>
               <w:spacing w:before="80" w:after="80"/>
+              <w:jc w:val="center"/>
             </w:pPr>
             <w:r>
               <w:rPr>
@@ -2861,8 +6293,8 @@
           </w:tcPr>
           <w:p>
             <w:pPr>
-              <w:jc w:val="center"/>
               <w:spacing w:before="80" w:after="80"/>
+              <w:jc w:val="center"/>
             </w:pPr>
             <w:r>
               <w:rPr>
@@ -2880,8 +6312,8 @@
           </w:tcPr>
           <w:p>
             <w:pPr>
-              <w:jc w:val="center"/>
               <w:spacing w:before="80" w:after="80"/>
+              <w:jc w:val="center"/>
             </w:pPr>
             <w:r>
               <w:rPr>
@@ -3178,7 +6610,7 @@
         <w:spacing w:before="60" w:after="80" w:line="276" w:lineRule="auto"/>
       </w:pPr>
       <w:r>
-        <w:t xml:space="preserve">Workflow 1 represents the foundational business process implemented and demonstrated in Milestone 3:</w:t>
+        <w:t>Workflow 1 represents the foundational business process implemented and demonstrated in Milestone 3:</w:t>
       </w:r>
     </w:p>
     <w:p>
@@ -3285,7 +6717,7 @@
         <w:spacing w:before="60" w:after="80" w:line="276" w:lineRule="auto"/>
       </w:pPr>
       <w:r>
-        <w:t xml:space="preserve">Workflow 2 models the interactive live examination session:</w:t>
+        <w:t>Workflow 2 models the interactive live examination session:</w:t>
       </w:r>
     </w:p>
     <w:p>
@@ -3358,7 +6790,7 @@
         <w:spacing w:before="60" w:after="80" w:line="276" w:lineRule="auto"/>
       </w:pPr>
       <w:r>
-        <w:t xml:space="preserve">Workflow 3 governs the evaluation and grade finalization phase:</w:t>
+        <w:t>Workflow 3 governs the evaluation and grade finalization phase:</w:t>
       </w:r>
     </w:p>
     <w:p>
@@ -3445,7 +6877,7 @@
         <w:spacing w:before="60" w:after="80" w:line="276" w:lineRule="auto"/>
       </w:pPr>
       <w:r>
-        <w:t xml:space="preserve">The conceptual domain model defines the core entities and their cardinalities:</w:t>
+        <w:t>The conceptual domain model defines the core entities and their cardinalities:</w:t>
       </w:r>
     </w:p>
     <w:p>
@@ -3537,13 +6969,110 @@
       <w:pPr>
         <w:pStyle w:val="Heading2"/>
         <w:spacing w:before="280" w:after="120"/>
-      </w:pPr>
-      <w:r>
         <w:rPr>
           <w:b/>
           <w:color w:val="000000"/>
           <w:sz w:val="28"/>
         </w:rPr>
+      </w:pPr>
+    </w:p>
+    <w:p>
+      <w:pPr>
+        <w:pStyle w:val="Heading2"/>
+        <w:spacing w:before="280" w:after="120"/>
+        <w:jc w:val="center"/>
+        <w:rPr>
+          <w:b/>
+          <w:color w:val="000000"/>
+          <w:sz w:val="28"/>
+        </w:rPr>
+      </w:pPr>
+      <w:r>
+        <w:rPr>
+          <w:b/>
+          <w:noProof/>
+          <w:color w:val="000000"/>
+          <w:sz w:val="28"/>
+        </w:rPr>
+        <w:drawing>
+          <wp:inline distT="0" distB="0" distL="0" distR="0" wp14:anchorId="12D11421" wp14:editId="41F295B3">
+            <wp:extent cx="5461000" cy="3033305"/>
+            <wp:effectExtent l="0" t="0" r="6350" b="0"/>
+            <wp:docPr id="1632413728" name="Picture 6"/>
+            <wp:cNvGraphicFramePr>
+              <a:graphicFrameLocks xmlns:a="http://schemas.openxmlformats.org/drawingml/2006/main" noChangeAspect="1"/>
+            </wp:cNvGraphicFramePr>
+            <a:graphic xmlns:a="http://schemas.openxmlformats.org/drawingml/2006/main">
+              <a:graphicData uri="http://schemas.openxmlformats.org/drawingml/2006/picture">
+                <pic:pic xmlns:pic="http://schemas.openxmlformats.org/drawingml/2006/picture">
+                  <pic:nvPicPr>
+                    <pic:cNvPr id="1632413728" name=""/>
+                    <pic:cNvPicPr/>
+                  </pic:nvPicPr>
+                  <pic:blipFill>
+                    <a:blip r:embed="rId10">
+                      <a:extLst>
+                        <a:ext uri="{28A0092B-C50C-407E-A947-70E740481C1C}">
+                          <a14:useLocalDpi xmlns:a14="http://schemas.microsoft.com/office/drawing/2010/main" val="0"/>
+                        </a:ext>
+                      </a:extLst>
+                    </a:blip>
+                    <a:stretch>
+                      <a:fillRect/>
+                    </a:stretch>
+                  </pic:blipFill>
+                  <pic:spPr>
+                    <a:xfrm>
+                      <a:off x="0" y="0"/>
+                      <a:ext cx="5461000" cy="3033305"/>
+                    </a:xfrm>
+                    <a:prstGeom prst="rect">
+                      <a:avLst/>
+                    </a:prstGeom>
+                  </pic:spPr>
+                </pic:pic>
+              </a:graphicData>
+            </a:graphic>
+          </wp:inline>
+        </w:drawing>
+      </w:r>
+    </w:p>
+    <w:p>
+      <w:pPr>
+        <w:pStyle w:val="Heading2"/>
+        <w:spacing w:before="280" w:after="120"/>
+        <w:jc w:val="center"/>
+        <w:rPr>
+          <w:rFonts w:ascii="Calibri" w:hAnsi="Calibri" w:cs="Calibri"/>
+          <w:b/>
+          <w:i/>
+          <w:color w:val="000000"/>
+          <w:sz w:val="19"/>
+        </w:rPr>
+      </w:pPr>
+      <w:r>
+        <w:rPr>
+          <w:rFonts w:ascii="Calibri" w:hAnsi="Calibri" w:cs="Calibri"/>
+          <w:b/>
+          <w:i/>
+          <w:color w:val="000000"/>
+          <w:sz w:val="19"/>
+        </w:rPr>
+        <w:t>Figure 7.1: AIVES Conceptual Entity-Relationship Diagram (ERD)</w:t>
+      </w:r>
+    </w:p>
+    <w:p>
+      <w:pPr>
+        <w:pStyle w:val="Heading2"/>
+        <w:spacing w:before="280" w:after="120"/>
+        <w:jc w:val="center"/>
+      </w:pPr>
+      <w:r>
+        <w:rPr>
+          <w:b/>
+          <w:color w:val="000000"/>
+          <w:sz w:val="28"/>
+        </w:rPr>
         <w:t>7.2 UML Class Diagram (Onion Architecture Realization)</w:t>
       </w:r>
     </w:p>
@@ -3552,7 +7081,7 @@
         <w:spacing w:before="60" w:after="80" w:line="276" w:lineRule="auto"/>
       </w:pPr>
       <w:r>
-        <w:t xml:space="preserve">The UML Class Diagram maps directly to the four Onion layers in the .NET 10 solution:</w:t>
+        <w:t>The UML Class Diagram maps directly to the four Onion layers in the .NET 10 solution:</w:t>
       </w:r>
     </w:p>
     <w:p>
@@ -3656,7 +7185,7 @@
         <w:spacing w:before="60" w:after="80" w:line="276" w:lineRule="auto"/>
       </w:pPr>
       <w:r>
-        <w:t xml:space="preserve">The relational schema is hosted on Microsoft Azure SQL Database, utilizing GUID primary keys (UniqueIdentifier), foreign key relational integrity, non-clustered indexes on search columns, and global query filters for soft-delete exclusion.</w:t>
+        <w:t>The relational schema is hosted on Microsoft Azure SQL Database, utilizing GUID primary keys (UniqueIdentifier), foreign key relational integrity, non-clustered indexes on search columns, and global query filters for soft-delete exclusion.</w:t>
       </w:r>
     </w:p>
     <w:p>
@@ -3678,13 +7207,13 @@
         <w:spacing w:before="60" w:after="80" w:line="276" w:lineRule="auto"/>
       </w:pPr>
       <w:r>
-        <w:t xml:space="preserve">Table specifications for core database entities:</w:t>
+        <w:t>Table specifications for core database entities:</w:t>
       </w:r>
     </w:p>
     <w:p>
       <w:pPr>
         <w:pStyle w:val="Heading3"/>
-        <w:spacing w:before="200" w:after="80"/>
+        <w:spacing w:before="200"/>
       </w:pPr>
       <w:r>
         <w:rPr>
@@ -3697,15 +7226,14 @@
     </w:p>
     <w:tbl>
       <w:tblPr>
-        <w:tblStyle w:val="TableGrid"/>
         <w:tblW w:w="0" w:type="auto"/>
-        <w:tblLook w:val="04A0"/>
+        <w:tblLook w:val="04A0" w:firstRow="1" w:lastRow="0" w:firstColumn="1" w:lastColumn="0" w:noHBand="0" w:noVBand="1"/>
       </w:tblPr>
       <w:tblGrid>
-        <w:gridCol w:w="2200"/>
-        <w:gridCol w:w="2400"/>
-        <w:gridCol w:w="2200"/>
-        <w:gridCol w:w="5200"/>
+        <w:gridCol w:w="1799"/>
+        <w:gridCol w:w="2052"/>
+        <w:gridCol w:w="1839"/>
+        <w:gridCol w:w="3670"/>
       </w:tblGrid>
       <w:tr>
         <w:trPr>
@@ -3717,8 +7245,8 @@
           </w:tcPr>
           <w:p>
             <w:pPr>
-              <w:jc w:val="center"/>
               <w:spacing w:before="80" w:after="80"/>
+              <w:jc w:val="center"/>
             </w:pPr>
             <w:r>
               <w:rPr>
@@ -3736,8 +7264,8 @@
           </w:tcPr>
           <w:p>
             <w:pPr>
-              <w:jc w:val="center"/>
               <w:spacing w:before="80" w:after="80"/>
+              <w:jc w:val="center"/>
             </w:pPr>
             <w:r>
               <w:rPr>
@@ -3755,8 +7283,8 @@
           </w:tcPr>
           <w:p>
             <w:pPr>
-              <w:jc w:val="center"/>
               <w:spacing w:before="80" w:after="80"/>
+              <w:jc w:val="center"/>
             </w:pPr>
             <w:r>
               <w:rPr>
@@ -3774,8 +7302,8 @@
           </w:tcPr>
           <w:p>
             <w:pPr>
-              <w:jc w:val="center"/>
               <w:spacing w:before="80" w:after="80"/>
+              <w:jc w:val="center"/>
             </w:pPr>
             <w:r>
               <w:rPr>
@@ -4254,7 +7782,7 @@
     <w:p>
       <w:pPr>
         <w:pStyle w:val="Heading3"/>
-        <w:spacing w:before="200" w:after="80"/>
+        <w:spacing w:before="200"/>
       </w:pPr>
       <w:r>
         <w:rPr>
@@ -4267,15 +7795,14 @@
     </w:p>
     <w:tbl>
       <w:tblPr>
-        <w:tblStyle w:val="TableGrid"/>
         <w:tblW w:w="0" w:type="auto"/>
-        <w:tblLook w:val="04A0"/>
+        <w:tblLook w:val="04A0" w:firstRow="1" w:lastRow="0" w:firstColumn="1" w:lastColumn="0" w:noHBand="0" w:noVBand="1"/>
       </w:tblPr>
       <w:tblGrid>
-        <w:gridCol w:w="2200"/>
-        <w:gridCol w:w="2400"/>
-        <w:gridCol w:w="2200"/>
-        <w:gridCol w:w="5200"/>
+        <w:gridCol w:w="1886"/>
+        <w:gridCol w:w="2037"/>
+        <w:gridCol w:w="1843"/>
+        <w:gridCol w:w="3594"/>
       </w:tblGrid>
       <w:tr>
         <w:trPr>
@@ -4287,8 +7814,8 @@
           </w:tcPr>
           <w:p>
             <w:pPr>
-              <w:jc w:val="center"/>
               <w:spacing w:before="80" w:after="80"/>
+              <w:jc w:val="center"/>
             </w:pPr>
             <w:r>
               <w:rPr>
@@ -4306,8 +7833,8 @@
           </w:tcPr>
           <w:p>
             <w:pPr>
-              <w:jc w:val="center"/>
               <w:spacing w:before="80" w:after="80"/>
+              <w:jc w:val="center"/>
             </w:pPr>
             <w:r>
               <w:rPr>
@@ -4325,8 +7852,8 @@
           </w:tcPr>
           <w:p>
             <w:pPr>
-              <w:jc w:val="center"/>
               <w:spacing w:before="80" w:after="80"/>
+              <w:jc w:val="center"/>
             </w:pPr>
             <w:r>
               <w:rPr>
@@ -4344,8 +7871,8 @@
           </w:tcPr>
           <w:p>
             <w:pPr>
-              <w:jc w:val="center"/>
               <w:spacing w:before="80" w:after="80"/>
+              <w:jc w:val="center"/>
             </w:pPr>
             <w:r>
               <w:rPr>
@@ -4854,7 +8381,7 @@
         <w:spacing w:before="60" w:after="80" w:line="276" w:lineRule="auto"/>
       </w:pPr>
       <w:r>
-        <w:t xml:space="preserve">The dynamic interaction across architectural layers is documented in three comprehensive sequence diagrams located in the docs/ directory:</w:t>
+        <w:t>The dynamic interaction across architectural layers is documented in three comprehensive sequence diagrams located in the docs/ directory:</w:t>
       </w:r>
     </w:p>
     <w:p>
@@ -4879,69 +8406,70 @@
         <w:pStyle w:val="ListParagraph"/>
         <w:spacing w:before="40" w:after="60"/>
         <w:ind w:left="540"/>
-      </w:pPr>
-      <w:r>
-        <w:rPr>
-          <w:b/>
-          <w:color w:val="000000"/>
-        </w:rPr>
-        <w:t xml:space="preserve">• Sequence Diagram 2: Real-Time Live Viva Interview (Flow 3): </w:t>
-      </w:r>
-      <w:r>
-        <w:t>Demonstrates candidate WebSocket handshake with SignalR InterviewHub, bidirectional voice streaming with speech recognition, and adaptive question generation.</w:t>
-      </w:r>
+        <w:rPr>
+          <w:b/>
+          <w:color w:val="000000"/>
+        </w:rPr>
+      </w:pPr>
     </w:p>
     <w:p>
       <w:pPr>
         <w:pStyle w:val="ListParagraph"/>
         <w:spacing w:before="40" w:after="60"/>
         <w:ind w:left="540"/>
-      </w:pPr>
-      <w:r>
-        <w:rPr>
-          <w:b/>
-          <w:color w:val="000000"/>
-        </w:rPr>
-        <w:t xml:space="preserve">• Sequence Diagram 3: AI Rubric Scoring &amp; Human-in-the-Loop Finalization (Flow 4): </w:t>
-      </w:r>
-      <w:r>
-        <w:t>Demonstrates transcript ingestion, automated scoring synthesis, lecturer dashboard review, and final grade commitment.</w:t>
-      </w:r>
-    </w:p>
-    <w:p>
-      <w:pPr>
-        <w:pStyle w:val="Heading2"/>
-        <w:spacing w:before="280" w:after="120"/>
-      </w:pPr>
-      <w:r>
-        <w:rPr>
-          <w:b/>
-          <w:color w:val="000000"/>
-          <w:sz w:val="28"/>
-        </w:rPr>
-        <w:t>9.2 State Machine Diagram</w:t>
-      </w:r>
-    </w:p>
-    <w:p>
-      <w:pPr>
-        <w:pStyle w:val="Heading3"/>
-        <w:spacing w:before="200" w:after="80"/>
-      </w:pPr>
-      <w:r>
-        <w:rPr>
-          <w:b/>
-          <w:color w:val="000000"/>
-          <w:sz w:val="24"/>
-        </w:rPr>
-        <w:t>Question Lifecycle State Machine (Flow 1 — Milestone 3 As-Built Architecture)</w:t>
-      </w:r>
-    </w:p>
-    <w:p>
-      <w:pPr>
-        <w:spacing w:before="60" w:after="80" w:line="276" w:lineRule="auto"/>
-      </w:pPr>
-      <w:r>
-        <w:t xml:space="preserve">To ensure 100% fidelity between architecture documentation and the operational C# codebase, the Question entity lifecycle is modeled through five discrete states:</w:t>
+        <w:jc w:val="center"/>
+        <w:rPr>
+          <w:b/>
+          <w:color w:val="000000"/>
+        </w:rPr>
+      </w:pPr>
+      <w:r>
+        <w:rPr>
+          <w:b/>
+          <w:noProof/>
+          <w:color w:val="000000"/>
+        </w:rPr>
+        <w:drawing>
+          <wp:inline distT="0" distB="0" distL="0" distR="0" wp14:anchorId="577ED374" wp14:editId="6DF154D4">
+            <wp:extent cx="5461000" cy="3446965"/>
+            <wp:effectExtent l="0" t="0" r="6350" b="1270"/>
+            <wp:docPr id="1185766763" name="Picture 7"/>
+            <wp:cNvGraphicFramePr>
+              <a:graphicFrameLocks xmlns:a="http://schemas.openxmlformats.org/drawingml/2006/main" noChangeAspect="1"/>
+            </wp:cNvGraphicFramePr>
+            <a:graphic xmlns:a="http://schemas.openxmlformats.org/drawingml/2006/main">
+              <a:graphicData uri="http://schemas.openxmlformats.org/drawingml/2006/picture">
+                <pic:pic xmlns:pic="http://schemas.openxmlformats.org/drawingml/2006/picture">
+                  <pic:nvPicPr>
+                    <pic:cNvPr id="1185766763" name=""/>
+                    <pic:cNvPicPr/>
+                  </pic:nvPicPr>
+                  <pic:blipFill>
+                    <a:blip r:embed="rId11" cstate="print">
+                      <a:extLst>
+                        <a:ext uri="{28A0092B-C50C-407E-A947-70E740481C1C}">
+                          <a14:useLocalDpi xmlns:a14="http://schemas.microsoft.com/office/drawing/2010/main" val="0"/>
+                        </a:ext>
+                      </a:extLst>
+                    </a:blip>
+                    <a:stretch>
+                      <a:fillRect/>
+                    </a:stretch>
+                  </pic:blipFill>
+                  <pic:spPr>
+                    <a:xfrm>
+                      <a:off x="0" y="0"/>
+                      <a:ext cx="5461000" cy="3446965"/>
+                    </a:xfrm>
+                    <a:prstGeom prst="rect">
+                      <a:avLst/>
+                    </a:prstGeom>
+                  </pic:spPr>
+                </pic:pic>
+              </a:graphicData>
+            </a:graphic>
+          </wp:inline>
+        </w:drawing>
       </w:r>
     </w:p>
     <w:p>
@@ -4949,16 +8477,24 @@
         <w:pStyle w:val="ListParagraph"/>
         <w:spacing w:before="40" w:after="60"/>
         <w:ind w:left="540"/>
-      </w:pPr>
-      <w:r>
-        <w:rPr>
-          <w:b/>
-          <w:color w:val="000000"/>
-        </w:rPr>
-        <w:t xml:space="preserve">• 1. [Draft]: </w:t>
-      </w:r>
-      <w:r>
-        <w:t>The question is being drafted in memory, entered manually, or received from POST /api/questions/ai-generate. At this stage, no database persistence has occurred.</w:t>
+        <w:jc w:val="center"/>
+        <w:rPr>
+          <w:rFonts w:ascii="Calibri" w:hAnsi="Calibri" w:cs="Calibri"/>
+          <w:b/>
+          <w:i/>
+          <w:color w:val="000000"/>
+          <w:sz w:val="19"/>
+        </w:rPr>
+      </w:pPr>
+      <w:r>
+        <w:rPr>
+          <w:rFonts w:ascii="Calibri" w:hAnsi="Calibri" w:cs="Calibri"/>
+          <w:b/>
+          <w:i/>
+          <w:color w:val="000000"/>
+          <w:sz w:val="19"/>
+        </w:rPr>
+        <w:t>Figure 9.1: Sequence Diagram 1 - Question Creation and Rubric 100% Validation (Flow 1)</w:t>
       </w:r>
     </w:p>
     <w:p>
@@ -4966,16 +8502,17 @@
         <w:pStyle w:val="ListParagraph"/>
         <w:spacing w:before="40" w:after="60"/>
         <w:ind w:left="540"/>
-      </w:pPr>
-      <w:r>
-        <w:rPr>
-          <w:b/>
-          <w:color w:val="000000"/>
-        </w:rPr>
-        <w:t xml:space="preserve">• 2. [Validating]: </w:t>
-      </w:r>
-      <w:r>
-        <w:t>Triggered upon form submission. FluentValidation validates course active status, Bloom taxonomy, and executes the guard condition: [TotalWeight == 100%]. If total weight != 100%, the transition rejects with HTTP 400 Bad Request, returning the entity to Draft state.</w:t>
+        <w:jc w:val="center"/>
+      </w:pPr>
+      <w:r>
+        <w:rPr>
+          <w:b/>
+          <w:color w:val="000000"/>
+        </w:rPr>
+        <w:t xml:space="preserve">• Sequence Diagram 2: Real-Time Live Viva Interview (Flow 3): </w:t>
+      </w:r>
+      <w:r>
+        <w:t>Demonstrates candidate WebSocket handshake with SignalR InterviewHub, bidirectional voice streaming with speech recognition, and adaptive question generation.</w:t>
       </w:r>
     </w:p>
     <w:p>
@@ -4983,33 +8520,70 @@
         <w:pStyle w:val="ListParagraph"/>
         <w:spacing w:before="40" w:after="60"/>
         <w:ind w:left="540"/>
-      </w:pPr>
-      <w:r>
-        <w:rPr>
-          <w:b/>
-          <w:color w:val="000000"/>
-        </w:rPr>
-        <w:t xml:space="preserve">• 3. [Saved]: </w:t>
-      </w:r>
-      <w:r>
-        <w:t>Upon passing all validation rules, UnitOfWork commits Question and RubricCriteria records to SQL Server. The question is officially active and ready for examination scheduling.</w:t>
-      </w:r>
+        <w:rPr>
+          <w:b/>
+          <w:color w:val="000000"/>
+        </w:rPr>
+      </w:pPr>
     </w:p>
     <w:p>
       <w:pPr>
         <w:pStyle w:val="ListParagraph"/>
         <w:spacing w:before="40" w:after="60"/>
         <w:ind w:left="540"/>
-      </w:pPr>
-      <w:r>
-        <w:rPr>
-          <w:b/>
-          <w:color w:val="000000"/>
-        </w:rPr>
-        <w:t xml:space="preserve">• 4. [Updating]: </w:t>
-      </w:r>
-      <w:r>
-        <w:t>Triggered by PUT /api/questions/{id}. The question transitions to Updating to receive modified content and updated rubric criteria, cycling back through Validating before returning to Saved.</w:t>
+        <w:jc w:val="center"/>
+        <w:rPr>
+          <w:b/>
+          <w:color w:val="000000"/>
+        </w:rPr>
+      </w:pPr>
+      <w:r>
+        <w:rPr>
+          <w:b/>
+          <w:noProof/>
+          <w:color w:val="000000"/>
+        </w:rPr>
+        <w:drawing>
+          <wp:inline distT="0" distB="0" distL="0" distR="0" wp14:anchorId="638E4B5E" wp14:editId="25169225">
+            <wp:extent cx="5461000" cy="6200802"/>
+            <wp:effectExtent l="0" t="0" r="6350" b="9525"/>
+            <wp:docPr id="571113696" name="Picture 8"/>
+            <wp:cNvGraphicFramePr>
+              <a:graphicFrameLocks xmlns:a="http://schemas.openxmlformats.org/drawingml/2006/main" noChangeAspect="1"/>
+            </wp:cNvGraphicFramePr>
+            <a:graphic xmlns:a="http://schemas.openxmlformats.org/drawingml/2006/main">
+              <a:graphicData uri="http://schemas.openxmlformats.org/drawingml/2006/picture">
+                <pic:pic xmlns:pic="http://schemas.openxmlformats.org/drawingml/2006/picture">
+                  <pic:nvPicPr>
+                    <pic:cNvPr id="571113696" name=""/>
+                    <pic:cNvPicPr/>
+                  </pic:nvPicPr>
+                  <pic:blipFill>
+                    <a:blip r:embed="rId12" cstate="print">
+                      <a:extLst>
+                        <a:ext uri="{28A0092B-C50C-407E-A947-70E740481C1C}">
+                          <a14:useLocalDpi xmlns:a14="http://schemas.microsoft.com/office/drawing/2010/main" val="0"/>
+                        </a:ext>
+                      </a:extLst>
+                    </a:blip>
+                    <a:stretch>
+                      <a:fillRect/>
+                    </a:stretch>
+                  </pic:blipFill>
+                  <pic:spPr>
+                    <a:xfrm>
+                      <a:off x="0" y="0"/>
+                      <a:ext cx="5461000" cy="6200802"/>
+                    </a:xfrm>
+                    <a:prstGeom prst="rect">
+                      <a:avLst/>
+                    </a:prstGeom>
+                  </pic:spPr>
+                </pic:pic>
+              </a:graphicData>
+            </a:graphic>
+          </wp:inline>
+        </w:drawing>
       </w:r>
     </w:p>
     <w:p>
@@ -5017,38 +8591,24 @@
         <w:pStyle w:val="ListParagraph"/>
         <w:spacing w:before="40" w:after="60"/>
         <w:ind w:left="540"/>
-      </w:pPr>
-      <w:r>
-        <w:rPr>
-          <w:b/>
-          <w:color w:val="000000"/>
-        </w:rPr>
-        <w:t xml:space="preserve">• 5. [SoftDeleted]: </w:t>
-      </w:r>
-      <w:r>
-        <w:t>Triggered by DELETE /api/questions/{id}. The question and associated rubrics receive IsDeleted = true, removing them from active queries while retaining permanent audit history for past exam sessions.</w:t>
-      </w:r>
-    </w:p>
-    <w:p>
-      <w:pPr>
-        <w:pStyle w:val="Heading3"/>
-        <w:spacing w:before="200" w:after="80"/>
-      </w:pPr>
-      <w:r>
-        <w:rPr>
-          <w:b/>
-          <w:color w:val="000000"/>
-          <w:sz w:val="24"/>
-        </w:rPr>
-        <w:t>Exam Session &amp; Attempt State Machine (Flow 3 &amp; 4 — Target Milestone 4 Architecture)</w:t>
-      </w:r>
-    </w:p>
-    <w:p>
-      <w:pPr>
-        <w:spacing w:before="60" w:after="80" w:line="276" w:lineRule="auto"/>
-      </w:pPr>
-      <w:r>
-        <w:t xml:space="preserve">Exam sessions and candidate attempts transition through the following lifecycle states:</w:t>
+        <w:jc w:val="center"/>
+        <w:rPr>
+          <w:rFonts w:ascii="Calibri" w:hAnsi="Calibri" w:cs="Calibri"/>
+          <w:b/>
+          <w:i/>
+          <w:color w:val="000000"/>
+          <w:sz w:val="19"/>
+        </w:rPr>
+      </w:pPr>
+      <w:r>
+        <w:rPr>
+          <w:rFonts w:ascii="Calibri" w:hAnsi="Calibri" w:cs="Calibri"/>
+          <w:b/>
+          <w:i/>
+          <w:color w:val="000000"/>
+          <w:sz w:val="19"/>
+        </w:rPr>
+        <w:t>Figure 9.2: Sequence Diagram 2 - Real-Time Live Viva Interview (Flow 3)</w:t>
       </w:r>
     </w:p>
     <w:p>
@@ -5056,44 +8616,142 @@
         <w:pStyle w:val="ListParagraph"/>
         <w:spacing w:before="40" w:after="60"/>
         <w:ind w:left="540"/>
-      </w:pPr>
-      <w:r>
-        <w:rPr>
-          <w:b/>
-          <w:color w:val="000000"/>
-        </w:rPr>
-        <w:t xml:space="preserve">• States: </w:t>
-      </w:r>
-      <w:r>
-        <w:t>Scheduled ➔ Open (Lecturer unlocks room) ➔ InProgress (Live voice viva) ➔ Submitted (Time expired or submitted) ➔ Evaluating (AI scoring) ➔ AwaitingReview (Human-in-the-loop) ➔ Finalized (Official published grade).</w:t>
-      </w:r>
-    </w:p>
-    <w:p>
-      <w:pPr>
-        <w:pStyle w:val="Heading1"/>
-        <w:spacing w:before="400" w:after="160"/>
-      </w:pPr>
-      <w:r>
-        <w:rPr>
-          <w:b/>
-          <w:color w:val="000000"/>
-          <w:sz w:val="34"/>
-        </w:rPr>
-        <w:t>10. Product</w:t>
+        <w:jc w:val="center"/>
+      </w:pPr>
+      <w:r>
+        <w:rPr>
+          <w:b/>
+          <w:color w:val="000000"/>
+        </w:rPr>
+        <w:t xml:space="preserve">• Sequence Diagram 3: AI Rubric Scoring &amp; Human-in-the-Loop Finalization (Flow 4): </w:t>
+      </w:r>
+      <w:r>
+        <w:t>Demonstrates transcript ingestion, automated scoring synthesis, lecturer dashboard review, and final grade commitment.</w:t>
       </w:r>
     </w:p>
     <w:p>
       <w:pPr>
         <w:pStyle w:val="Heading2"/>
         <w:spacing w:before="280" w:after="120"/>
-      </w:pPr>
-      <w:r>
         <w:rPr>
           <w:b/>
           <w:color w:val="000000"/>
           <w:sz w:val="28"/>
         </w:rPr>
-        <w:t>10.1 Client Web Application (React SPA)</w:t>
+      </w:pPr>
+    </w:p>
+    <w:p>
+      <w:pPr>
+        <w:pStyle w:val="Heading2"/>
+        <w:spacing w:before="280" w:after="120"/>
+        <w:jc w:val="center"/>
+        <w:rPr>
+          <w:b/>
+          <w:color w:val="000000"/>
+          <w:sz w:val="28"/>
+        </w:rPr>
+      </w:pPr>
+      <w:r>
+        <w:rPr>
+          <w:b/>
+          <w:noProof/>
+          <w:color w:val="000000"/>
+          <w:sz w:val="28"/>
+        </w:rPr>
+        <w:drawing>
+          <wp:inline distT="0" distB="0" distL="0" distR="0" wp14:anchorId="7CEDE10C" wp14:editId="41FD14DF">
+            <wp:extent cx="5461000" cy="5597525"/>
+            <wp:effectExtent l="0" t="0" r="6350" b="3175"/>
+            <wp:docPr id="1240733521" name="Picture 9"/>
+            <wp:cNvGraphicFramePr>
+              <a:graphicFrameLocks xmlns:a="http://schemas.openxmlformats.org/drawingml/2006/main" noChangeAspect="1"/>
+            </wp:cNvGraphicFramePr>
+            <a:graphic xmlns:a="http://schemas.openxmlformats.org/drawingml/2006/main">
+              <a:graphicData uri="http://schemas.openxmlformats.org/drawingml/2006/picture">
+                <pic:pic xmlns:pic="http://schemas.openxmlformats.org/drawingml/2006/picture">
+                  <pic:nvPicPr>
+                    <pic:cNvPr id="1240733521" name=""/>
+                    <pic:cNvPicPr/>
+                  </pic:nvPicPr>
+                  <pic:blipFill>
+                    <a:blip r:embed="rId13" cstate="print">
+                      <a:extLst>
+                        <a:ext uri="{28A0092B-C50C-407E-A947-70E740481C1C}">
+                          <a14:useLocalDpi xmlns:a14="http://schemas.microsoft.com/office/drawing/2010/main" val="0"/>
+                        </a:ext>
+                      </a:extLst>
+                    </a:blip>
+                    <a:stretch>
+                      <a:fillRect/>
+                    </a:stretch>
+                  </pic:blipFill>
+                  <pic:spPr>
+                    <a:xfrm>
+                      <a:off x="0" y="0"/>
+                      <a:ext cx="5461000" cy="5597525"/>
+                    </a:xfrm>
+                    <a:prstGeom prst="rect">
+                      <a:avLst/>
+                    </a:prstGeom>
+                  </pic:spPr>
+                </pic:pic>
+              </a:graphicData>
+            </a:graphic>
+          </wp:inline>
+        </w:drawing>
+      </w:r>
+    </w:p>
+    <w:p>
+      <w:pPr>
+        <w:pStyle w:val="Heading2"/>
+        <w:spacing w:before="280" w:after="120"/>
+        <w:jc w:val="center"/>
+        <w:rPr>
+          <w:rFonts w:ascii="Calibri" w:hAnsi="Calibri" w:cs="Calibri"/>
+          <w:b/>
+          <w:i/>
+          <w:color w:val="000000"/>
+          <w:sz w:val="19"/>
+        </w:rPr>
+      </w:pPr>
+      <w:r>
+        <w:rPr>
+          <w:rFonts w:ascii="Calibri" w:hAnsi="Calibri" w:cs="Calibri"/>
+          <w:b/>
+          <w:i/>
+          <w:color w:val="000000"/>
+          <w:sz w:val="19"/>
+        </w:rPr>
+        <w:t>Figure 9.3: Sequence Diagram 3 - AI Rubric Scoring and Human-in-the-Loop Finalization (Flow 4)</w:t>
+      </w:r>
+    </w:p>
+    <w:p>
+      <w:pPr>
+        <w:pStyle w:val="Heading2"/>
+        <w:spacing w:before="280" w:after="120"/>
+        <w:jc w:val="center"/>
+      </w:pPr>
+      <w:r>
+        <w:rPr>
+          <w:b/>
+          <w:color w:val="000000"/>
+          <w:sz w:val="28"/>
+        </w:rPr>
+        <w:t>9.2 State Machine Diagram</w:t>
+      </w:r>
+    </w:p>
+    <w:p>
+      <w:pPr>
+        <w:pStyle w:val="Heading3"/>
+        <w:spacing w:before="200"/>
+      </w:pPr>
+      <w:r>
+        <w:rPr>
+          <w:b/>
+          <w:color w:val="000000"/>
+          <w:sz w:val="24"/>
+        </w:rPr>
+        <w:t>Question Lifecycle State Machine (Flow 1 — Milestone 3 As-Built Architecture)</w:t>
       </w:r>
     </w:p>
     <w:p>
@@ -5101,7 +8759,7 @@
         <w:spacing w:before="60" w:after="80" w:line="276" w:lineRule="auto"/>
       </w:pPr>
       <w:r>
-        <w:t xml:space="preserve">The client frontend is built with React 18 and Vite, featuring key operational interfaces:</w:t>
+        <w:t>To ensure 100% fidelity between architecture documentation and the operational C# codebase, the Question entity lifecycle is modeled through five discrete states:</w:t>
       </w:r>
     </w:p>
     <w:p>
@@ -5115,10 +8773,10 @@
           <w:b/>
           <w:color w:val="000000"/>
         </w:rPr>
-        <w:t xml:space="preserve">• Question Bank Dashboard: </w:t>
-      </w:r>
-      <w:r>
-        <w:t>Provides keyword search, course filtering, and Bloom level filtering for active questions.</w:t>
+        <w:t xml:space="preserve">• 1. [Draft]: </w:t>
+      </w:r>
+      <w:r>
+        <w:t>The question is being drafted in memory, entered manually, or received from POST /api/questions/ai-generate. At this stage, no database persistence has occurred.</w:t>
       </w:r>
     </w:p>
     <w:p>
@@ -5132,10 +8790,10 @@
           <w:b/>
           <w:color w:val="000000"/>
         </w:rPr>
-        <w:t xml:space="preserve">• Dynamic Rubric Builder Modal: </w:t>
-      </w:r>
-      <w:r>
-        <w:t>Allows dynamic addition and removal of rubric criteria, calculating cumulative weight in real-time with visual validation feedback.</w:t>
+        <w:t xml:space="preserve">• 2. [Validating]: </w:t>
+      </w:r>
+      <w:r>
+        <w:t>Triggered upon form submission. FluentValidation validates course active status, Bloom taxonomy, and executes the guard condition: [TotalWeight == 100%]. If total weight != 100%, the transition rejects with HTTP 400 Bad Request, returning the entity to Draft state.</w:t>
       </w:r>
     </w:p>
     <w:p>
@@ -5149,10 +8807,10 @@
           <w:b/>
           <w:color w:val="000000"/>
         </w:rPr>
-        <w:t xml:space="preserve">• AI Question Synthesis Modal: </w:t>
-      </w:r>
-      <w:r>
-        <w:t>Enables one-click generation of balanced viva questions and rubrics via Google Gemini AI integration.</w:t>
+        <w:t xml:space="preserve">• 3. [Saved]: </w:t>
+      </w:r>
+      <w:r>
+        <w:t>Upon passing all validation rules, UnitOfWork commits Question and RubricCriteria records to SQL Server. The question is officially active and ready for examination scheduling.</w:t>
       </w:r>
     </w:p>
     <w:p>
@@ -5166,10 +8824,177 @@
           <w:b/>
           <w:color w:val="000000"/>
         </w:rPr>
-        <w:t xml:space="preserve">• Batch JSON Import Modal: </w:t>
-      </w:r>
-      <w:r>
-        <w:t>Supports bulk upload and automated schema validation of multiple questions simultaneously.</w:t>
+        <w:t xml:space="preserve">• 4. [Updating]: </w:t>
+      </w:r>
+      <w:r>
+        <w:t>Triggered by PUT /api/questions/{id}. The question transitions to Updating to receive modified content and updated rubric criteria, cycling back through Validating before returning to Saved.</w:t>
+      </w:r>
+    </w:p>
+    <w:p>
+      <w:pPr>
+        <w:pStyle w:val="ListParagraph"/>
+        <w:spacing w:before="40" w:after="60"/>
+        <w:ind w:left="540"/>
+      </w:pPr>
+      <w:r>
+        <w:rPr>
+          <w:b/>
+          <w:color w:val="000000"/>
+        </w:rPr>
+        <w:t xml:space="preserve">• 5. [SoftDeleted]: </w:t>
+      </w:r>
+      <w:r>
+        <w:t>Triggered by DELETE /api/questions/{id}. The question and associated rubrics receive IsDeleted = true, removing them from active queries while retaining permanent audit history for past exam sessions.</w:t>
+      </w:r>
+    </w:p>
+    <w:p>
+      <w:pPr>
+        <w:pStyle w:val="Heading3"/>
+        <w:spacing w:before="200"/>
+        <w:rPr>
+          <w:b/>
+          <w:color w:val="000000"/>
+          <w:sz w:val="24"/>
+        </w:rPr>
+      </w:pPr>
+    </w:p>
+    <w:p>
+      <w:pPr>
+        <w:pStyle w:val="Heading3"/>
+        <w:spacing w:before="200"/>
+        <w:jc w:val="center"/>
+        <w:rPr>
+          <w:b/>
+          <w:color w:val="000000"/>
+          <w:sz w:val="24"/>
+        </w:rPr>
+      </w:pPr>
+      <w:r>
+        <w:rPr>
+          <w:b/>
+          <w:noProof/>
+          <w:color w:val="000000"/>
+          <w:sz w:val="24"/>
+        </w:rPr>
+        <w:drawing>
+          <wp:inline distT="0" distB="0" distL="0" distR="0" wp14:anchorId="49A6A4E6" wp14:editId="03B85102">
+            <wp:extent cx="5461000" cy="2554301"/>
+            <wp:effectExtent l="0" t="0" r="6350" b="0"/>
+            <wp:docPr id="264509945" name="Picture 10"/>
+            <wp:cNvGraphicFramePr>
+              <a:graphicFrameLocks xmlns:a="http://schemas.openxmlformats.org/drawingml/2006/main" noChangeAspect="1"/>
+            </wp:cNvGraphicFramePr>
+            <a:graphic xmlns:a="http://schemas.openxmlformats.org/drawingml/2006/main">
+              <a:graphicData uri="http://schemas.openxmlformats.org/drawingml/2006/picture">
+                <pic:pic xmlns:pic="http://schemas.openxmlformats.org/drawingml/2006/picture">
+                  <pic:nvPicPr>
+                    <pic:cNvPr id="264509945" name=""/>
+                    <pic:cNvPicPr/>
+                  </pic:nvPicPr>
+                  <pic:blipFill>
+                    <a:blip r:embed="rId14">
+                      <a:extLst>
+                        <a:ext uri="{28A0092B-C50C-407E-A947-70E740481C1C}">
+                          <a14:useLocalDpi xmlns:a14="http://schemas.microsoft.com/office/drawing/2010/main" val="0"/>
+                        </a:ext>
+                      </a:extLst>
+                    </a:blip>
+                    <a:stretch>
+                      <a:fillRect/>
+                    </a:stretch>
+                  </pic:blipFill>
+                  <pic:spPr>
+                    <a:xfrm>
+                      <a:off x="0" y="0"/>
+                      <a:ext cx="5461000" cy="2554301"/>
+                    </a:xfrm>
+                    <a:prstGeom prst="rect">
+                      <a:avLst/>
+                    </a:prstGeom>
+                  </pic:spPr>
+                </pic:pic>
+              </a:graphicData>
+            </a:graphic>
+          </wp:inline>
+        </w:drawing>
+      </w:r>
+    </w:p>
+    <w:p>
+      <w:pPr>
+        <w:pStyle w:val="Heading3"/>
+        <w:spacing w:before="200"/>
+        <w:jc w:val="center"/>
+        <w:rPr>
+          <w:rFonts w:ascii="Calibri" w:hAnsi="Calibri" w:cs="Calibri"/>
+          <w:b/>
+          <w:i/>
+          <w:color w:val="000000"/>
+          <w:sz w:val="19"/>
+        </w:rPr>
+      </w:pPr>
+      <w:r>
+        <w:rPr>
+          <w:rFonts w:ascii="Calibri" w:hAnsi="Calibri" w:cs="Calibri"/>
+          <w:b/>
+          <w:i/>
+          <w:color w:val="000000"/>
+          <w:sz w:val="19"/>
+        </w:rPr>
+        <w:t>Figure 9.4: Question Lifecycle State Machine Diagram (Flow 1 As-Built Architecture)</w:t>
+      </w:r>
+    </w:p>
+    <w:p>
+      <w:pPr>
+        <w:pStyle w:val="Heading3"/>
+        <w:spacing w:before="200"/>
+        <w:jc w:val="center"/>
+      </w:pPr>
+      <w:r>
+        <w:rPr>
+          <w:b/>
+          <w:color w:val="000000"/>
+          <w:sz w:val="24"/>
+        </w:rPr>
+        <w:t>Exam Session &amp; Attempt State Machine (Flow 3 &amp; 4 — Target Milestone 4 Architecture)</w:t>
+      </w:r>
+    </w:p>
+    <w:p>
+      <w:pPr>
+        <w:spacing w:before="60" w:after="80" w:line="276" w:lineRule="auto"/>
+      </w:pPr>
+      <w:r>
+        <w:t>Exam sessions and candidate attempts transition through the following lifecycle states:</w:t>
+      </w:r>
+    </w:p>
+    <w:p>
+      <w:pPr>
+        <w:pStyle w:val="ListParagraph"/>
+        <w:spacing w:before="40" w:after="60"/>
+        <w:ind w:left="540"/>
+      </w:pPr>
+      <w:r>
+        <w:rPr>
+          <w:b/>
+          <w:color w:val="000000"/>
+        </w:rPr>
+        <w:t xml:space="preserve">• States: </w:t>
+      </w:r>
+      <w:r>
+        <w:t>Scheduled ➔ Open (Lecturer unlocks room) ➔ InProgress (Live voice viva) ➔ Submitted (Time expired or submitted) ➔ Evaluating (AI scoring) ➔ AwaitingReview (Human-in-the-loop) ➔ Finalized (Official published grade).</w:t>
+      </w:r>
+    </w:p>
+    <w:p>
+      <w:pPr>
+        <w:pStyle w:val="Heading1"/>
+        <w:spacing w:before="400" w:after="160"/>
+      </w:pPr>
+      <w:r>
+        <w:rPr>
+          <w:b/>
+          <w:color w:val="000000"/>
+          <w:sz w:val="34"/>
+        </w:rPr>
+        <w:t>10. Product</w:t>
       </w:r>
     </w:p>
     <w:p>
@@ -5183,6 +9008,96 @@
           <w:color w:val="000000"/>
           <w:sz w:val="28"/>
         </w:rPr>
+        <w:t>10.1 Client Web Application (React SPA)</w:t>
+      </w:r>
+    </w:p>
+    <w:p>
+      <w:pPr>
+        <w:spacing w:before="60" w:after="80" w:line="276" w:lineRule="auto"/>
+      </w:pPr>
+      <w:r>
+        <w:t>The client frontend is built with React 18 and Vite, featuring key operational interfaces:</w:t>
+      </w:r>
+    </w:p>
+    <w:p>
+      <w:pPr>
+        <w:pStyle w:val="ListParagraph"/>
+        <w:spacing w:before="40" w:after="60"/>
+        <w:ind w:left="540"/>
+      </w:pPr>
+      <w:r>
+        <w:rPr>
+          <w:b/>
+          <w:color w:val="000000"/>
+        </w:rPr>
+        <w:t xml:space="preserve">• Question Bank Dashboard: </w:t>
+      </w:r>
+      <w:r>
+        <w:t>Provides keyword search, course filtering, and Bloom level filtering for active questions.</w:t>
+      </w:r>
+    </w:p>
+    <w:p>
+      <w:pPr>
+        <w:pStyle w:val="ListParagraph"/>
+        <w:spacing w:before="40" w:after="60"/>
+        <w:ind w:left="540"/>
+      </w:pPr>
+      <w:r>
+        <w:rPr>
+          <w:b/>
+          <w:color w:val="000000"/>
+        </w:rPr>
+        <w:t xml:space="preserve">• Dynamic Rubric Builder Modal: </w:t>
+      </w:r>
+      <w:r>
+        <w:t>Allows dynamic addition and removal of rubric criteria, calculating cumulative weight in real-time with visual validation feedback.</w:t>
+      </w:r>
+    </w:p>
+    <w:p>
+      <w:pPr>
+        <w:pStyle w:val="ListParagraph"/>
+        <w:spacing w:before="40" w:after="60"/>
+        <w:ind w:left="540"/>
+      </w:pPr>
+      <w:r>
+        <w:rPr>
+          <w:b/>
+          <w:color w:val="000000"/>
+        </w:rPr>
+        <w:t xml:space="preserve">• AI Question Synthesis Modal: </w:t>
+      </w:r>
+      <w:r>
+        <w:t>Enables one-click generation of balanced viva questions and rubrics via Google Gemini AI integration.</w:t>
+      </w:r>
+    </w:p>
+    <w:p>
+      <w:pPr>
+        <w:pStyle w:val="ListParagraph"/>
+        <w:spacing w:before="40" w:after="60"/>
+        <w:ind w:left="540"/>
+      </w:pPr>
+      <w:r>
+        <w:rPr>
+          <w:b/>
+          <w:color w:val="000000"/>
+        </w:rPr>
+        <w:t xml:space="preserve">• Batch JSON Import Modal: </w:t>
+      </w:r>
+      <w:r>
+        <w:t>Supports bulk upload and automated schema validation of multiple questions simultaneously.</w:t>
+      </w:r>
+    </w:p>
+    <w:p>
+      <w:pPr>
+        <w:pStyle w:val="Heading2"/>
+        <w:spacing w:before="280" w:after="120"/>
+      </w:pPr>
+      <w:r>
+        <w:rPr>
+          <w:b/>
+          <w:color w:val="000000"/>
+          <w:sz w:val="28"/>
+        </w:rPr>
         <w:t>10.2 Swagger OpenAPI Interface</w:t>
       </w:r>
     </w:p>
@@ -5191,7 +9106,7 @@
         <w:spacing w:before="60" w:after="80" w:line="276" w:lineRule="auto"/>
       </w:pPr>
       <w:r>
-        <w:t xml:space="preserve">The complete backend REST API is documented via interactive Swagger UI at https://localhost:7035/. The interface includes Bearer token authorization support for inspecting and executing protected endpoints.</w:t>
+        <w:t>The complete backend REST API is documented via interactive Swagger UI at https://localhost:7035/. The interface includes Bearer token authorization support for inspecting and executing protected endpoints.</w:t>
       </w:r>
     </w:p>
     <w:p>
@@ -5227,21 +9142,20 @@
         <w:spacing w:before="60" w:after="80" w:line="276" w:lineRule="auto"/>
       </w:pPr>
       <w:r>
-        <w:t xml:space="preserve">Ten representative test scenarios validating the core business workflows:</w:t>
+        <w:t>Ten representative test scenarios validating the core business workflows:</w:t>
       </w:r>
     </w:p>
     <w:tbl>
       <w:tblPr>
-        <w:tblStyle w:val="TableGrid"/>
         <w:tblW w:w="0" w:type="auto"/>
-        <w:tblLook w:val="04A0"/>
+        <w:tblLook w:val="04A0" w:firstRow="1" w:lastRow="0" w:firstColumn="1" w:lastColumn="0" w:noHBand="0" w:noVBand="1"/>
       </w:tblPr>
       <w:tblGrid>
-        <w:gridCol w:w="1200"/>
-        <w:gridCol w:w="2800"/>
-        <w:gridCol w:w="3800"/>
-        <w:gridCol w:w="3200"/>
-        <w:gridCol w:w="1000"/>
+        <w:gridCol w:w="780"/>
+        <w:gridCol w:w="1982"/>
+        <w:gridCol w:w="3695"/>
+        <w:gridCol w:w="2035"/>
+        <w:gridCol w:w="868"/>
       </w:tblGrid>
       <w:tr>
         <w:trPr>
@@ -5253,8 +9167,8 @@
           </w:tcPr>
           <w:p>
             <w:pPr>
-              <w:jc w:val="center"/>
               <w:spacing w:before="80" w:after="80"/>
+              <w:jc w:val="center"/>
             </w:pPr>
             <w:r>
               <w:rPr>
@@ -5272,8 +9186,8 @@
           </w:tcPr>
           <w:p>
             <w:pPr>
-              <w:jc w:val="center"/>
               <w:spacing w:before="80" w:after="80"/>
+              <w:jc w:val="center"/>
             </w:pPr>
             <w:r>
               <w:rPr>
@@ -5291,8 +9205,8 @@
           </w:tcPr>
           <w:p>
             <w:pPr>
-              <w:jc w:val="center"/>
               <w:spacing w:before="80" w:after="80"/>
+              <w:jc w:val="center"/>
             </w:pPr>
             <w:r>
               <w:rPr>
@@ -5310,8 +9224,8 @@
           </w:tcPr>
           <w:p>
             <w:pPr>
-              <w:jc w:val="center"/>
               <w:spacing w:before="80" w:after="80"/>
+              <w:jc w:val="center"/>
             </w:pPr>
             <w:r>
               <w:rPr>
@@ -5329,8 +9243,8 @@
           </w:tcPr>
           <w:p>
             <w:pPr>
-              <w:jc w:val="center"/>
               <w:spacing w:before="80" w:after="80"/>
+              <w:jc w:val="center"/>
             </w:pPr>
             <w:r>
               <w:rPr>
@@ -6183,7 +10097,7 @@
         <w:spacing w:before="60" w:after="80" w:line="276" w:lineRule="auto"/>
       </w:pPr>
       <w:r>
-        <w:t xml:space="preserve">The project maintains an independent automated regression test suite located at tests/BackendChecks:</w:t>
+        <w:t>The project maintains an independent automated regression test suite located at tests/BackendChecks:</w:t>
       </w:r>
     </w:p>
     <w:p>
@@ -6270,7 +10184,7 @@
         <w:spacing w:before="60" w:after="80" w:line="276" w:lineRule="auto"/>
       </w:pPr>
       <w:r>
-        <w:t xml:space="preserve">The Software Architecture Design for the AIVES platform has successfully fulfilled all technical and architectural objectives for SWD392 Milestone 3:</w:t>
+        <w:t>The Software Architecture Design for the AIVES platform has successfully fulfilled all technical and architectural objectives for SWD392 Milestone 3:</w:t>
       </w:r>
     </w:p>
     <w:p>
@@ -6439,7 +10353,7 @@
         <w:spacing w:before="60" w:after="80" w:line="276" w:lineRule="auto"/>
       </w:pPr>
       <w:r>
-        <w:t xml:space="preserve">In compliance with the Academic Integrity Regulations of FPT University, the engineering team transparently discloses the application of Artificial Intelligence (AI) technologies in the development of AIVES:</w:t>
+        <w:t>In compliance with the Academic Integrity Regulations of FPT University, the engineering team transparently discloses the application of Artificial Intelligence (AI) technologies in the development of AIVES:</w:t>
       </w:r>
     </w:p>
     <w:p>
@@ -6510,6 +10424,12 @@
         <w:t>All architectural designs, database schemas, business rules, and software deliverables are the sole responsibility of Group 3 members.</w:t>
       </w:r>
     </w:p>
+    <w:sectPr>
+      <w:pgSz w:w="12240" w:h="15840"/>
+      <w:pgMar w:top="1440" w:right="1440" w:bottom="1440" w:left="1440" w:header="720" w:footer="720" w:gutter="0"/>
+      <w:cols w:space="720"/>
+      <w:docGrid w:linePitch="360"/>
+    </w:sectPr>
   </w:body>
 </w:document>
 </file>
@@ -8152,7 +12072,7 @@
     </w:pPr>
     <w:rPr>
       <w:rFonts w:asciiTheme="majorHAnsi" w:eastAsiaTheme="majorEastAsia" w:hAnsiTheme="majorHAnsi" w:cstheme="majorBidi"/>
-      <w:color w:val="000000" w:themeColor="accent1" w:themeShade="BF"/>
+      <w:color w:val="0F4761" w:themeColor="accent1" w:themeShade="BF"/>
       <w:sz w:val="40"/>
       <w:szCs w:val="40"/>
     </w:rPr>
@@ -8175,7 +12095,7 @@
     </w:pPr>
     <w:rPr>
       <w:rFonts w:asciiTheme="majorHAnsi" w:eastAsiaTheme="majorEastAsia" w:hAnsiTheme="majorHAnsi" w:cstheme="majorBidi"/>
-      <w:color w:val="000000" w:themeColor="accent1" w:themeShade="BF"/>
+      <w:color w:val="0F4761" w:themeColor="accent1" w:themeShade="BF"/>
       <w:sz w:val="32"/>
       <w:szCs w:val="32"/>
     </w:rPr>
@@ -8198,7 +12118,7 @@
     </w:pPr>
     <w:rPr>
       <w:rFonts w:eastAsiaTheme="majorEastAsia" w:cstheme="majorBidi"/>
-      <w:color w:val="000000" w:themeColor="accent1" w:themeShade="BF"/>
+      <w:color w:val="0F4761" w:themeColor="accent1" w:themeShade="BF"/>
       <w:sz w:val="28"/>
       <w:szCs w:val="28"/>
     </w:rPr>
@@ -8223,7 +12143,7 @@
       <w:rFonts w:eastAsiaTheme="majorEastAsia" w:cstheme="majorBidi"/>
       <w:i/>
       <w:iCs/>
-      <w:color w:val="000000" w:themeColor="accent1" w:themeShade="BF"/>
+      <w:color w:val="0F4761" w:themeColor="accent1" w:themeShade="BF"/>
     </w:rPr>
   </w:style>
   <w:style w:type="paragraph" w:styleId="Heading5">
@@ -8244,7 +12164,7 @@
     </w:pPr>
     <w:rPr>
       <w:rFonts w:eastAsiaTheme="majorEastAsia" w:cstheme="majorBidi"/>
-      <w:color w:val="000000" w:themeColor="accent1" w:themeShade="BF"/>
+      <w:color w:val="0F4761" w:themeColor="accent1" w:themeShade="BF"/>
     </w:rPr>
   </w:style>
   <w:style w:type="paragraph" w:styleId="Heading6">
@@ -8267,7 +12187,7 @@
       <w:rFonts w:eastAsiaTheme="majorEastAsia" w:cstheme="majorBidi"/>
       <w:i/>
       <w:iCs/>
-      <w:color w:val="000000" w:themeColor="text1" w:themeTint="A6"/>
+      <w:color w:val="595959" w:themeColor="text1" w:themeTint="A6"/>
     </w:rPr>
   </w:style>
   <w:style w:type="paragraph" w:styleId="Heading7">
@@ -8288,7 +12208,7 @@
     </w:pPr>
     <w:rPr>
       <w:rFonts w:eastAsiaTheme="majorEastAsia" w:cstheme="majorBidi"/>
-      <w:color w:val="000000" w:themeColor="text1" w:themeTint="A6"/>
+      <w:color w:val="595959" w:themeColor="text1" w:themeTint="A6"/>
     </w:rPr>
   </w:style>
   <w:style w:type="paragraph" w:styleId="Heading8">
@@ -8311,7 +12231,7 @@
       <w:rFonts w:eastAsiaTheme="majorEastAsia" w:cstheme="majorBidi"/>
       <w:i/>
       <w:iCs/>
-      <w:color w:val="000000" w:themeColor="text1" w:themeTint="D8"/>
+      <w:color w:val="272727" w:themeColor="text1" w:themeTint="D8"/>
     </w:rPr>
   </w:style>
   <w:style w:type="paragraph" w:styleId="Heading9">
@@ -8332,7 +12252,7 @@
     </w:pPr>
     <w:rPr>
       <w:rFonts w:eastAsiaTheme="majorEastAsia" w:cstheme="majorBidi"/>
-      <w:color w:val="000000" w:themeColor="text1" w:themeTint="D8"/>
+      <w:color w:val="272727" w:themeColor="text1" w:themeTint="D8"/>
     </w:rPr>
   </w:style>
   <w:style w:type="character" w:default="1" w:styleId="DefaultParagraphFont">
@@ -8370,7 +12290,7 @@
     <w:rsid w:val="0007437F"/>
     <w:rPr>
       <w:rFonts w:asciiTheme="majorHAnsi" w:eastAsiaTheme="majorEastAsia" w:hAnsiTheme="majorHAnsi" w:cstheme="majorBidi"/>
-      <w:color w:val="000000" w:themeColor="accent1" w:themeShade="BF"/>
+      <w:color w:val="0F4761" w:themeColor="accent1" w:themeShade="BF"/>
       <w:sz w:val="40"/>
       <w:szCs w:val="40"/>
     </w:rPr>
@@ -8384,7 +12304,7 @@
     <w:rsid w:val="0007437F"/>
     <w:rPr>
       <w:rFonts w:asciiTheme="majorHAnsi" w:eastAsiaTheme="majorEastAsia" w:hAnsiTheme="majorHAnsi" w:cstheme="majorBidi"/>
-      <w:color w:val="000000" w:themeColor="accent1" w:themeShade="BF"/>
+      <w:color w:val="0F4761" w:themeColor="accent1" w:themeShade="BF"/>
       <w:sz w:val="32"/>
       <w:szCs w:val="32"/>
     </w:rPr>
@@ -8398,7 +12318,7 @@
     <w:rsid w:val="0007437F"/>
     <w:rPr>
       <w:rFonts w:eastAsiaTheme="majorEastAsia" w:cstheme="majorBidi"/>
-      <w:color w:val="000000" w:themeColor="accent1" w:themeShade="BF"/>
+      <w:color w:val="0F4761" w:themeColor="accent1" w:themeShade="BF"/>
       <w:sz w:val="28"/>
       <w:szCs w:val="28"/>
     </w:rPr>
@@ -8414,7 +12334,7 @@
       <w:rFonts w:eastAsiaTheme="majorEastAsia" w:cstheme="majorBidi"/>
       <w:i/>
       <w:iCs/>
-      <w:color w:val="000000" w:themeColor="accent1" w:themeShade="BF"/>
+      <w:color w:val="0F4761" w:themeColor="accent1" w:themeShade="BF"/>
     </w:rPr>
   </w:style>
   <w:style w:type="character" w:customStyle="1" w:styleId="Heading5Char">
@@ -8426,7 +12346,7 @@
     <w:rsid w:val="0007437F"/>
     <w:rPr>
       <w:rFonts w:eastAsiaTheme="majorEastAsia" w:cstheme="majorBidi"/>
-      <w:color w:val="000000" w:themeColor="accent1" w:themeShade="BF"/>
+      <w:color w:val="0F4761" w:themeColor="accent1" w:themeShade="BF"/>
     </w:rPr>
   </w:style>
   <w:style w:type="character" w:customStyle="1" w:styleId="Heading6Char">
@@ -8440,7 +12360,7 @@
       <w:rFonts w:eastAsiaTheme="majorEastAsia" w:cstheme="majorBidi"/>
       <w:i/>
       <w:iCs/>
-      <w:color w:val="000000" w:themeColor="text1" w:themeTint="A6"/>
+      <w:color w:val="595959" w:themeColor="text1" w:themeTint="A6"/>
     </w:rPr>
   </w:style>
   <w:style w:type="character" w:customStyle="1" w:styleId="Heading7Char">
@@ -8452,7 +12372,7 @@
     <w:rsid w:val="0007437F"/>
     <w:rPr>
       <w:rFonts w:eastAsiaTheme="majorEastAsia" w:cstheme="majorBidi"/>
-      <w:color w:val="000000" w:themeColor="text1" w:themeTint="A6"/>
+      <w:color w:val="595959" w:themeColor="text1" w:themeTint="A6"/>
     </w:rPr>
   </w:style>
   <w:style w:type="character" w:customStyle="1" w:styleId="Heading8Char">
@@ -8466,7 +12386,7 @@
       <w:rFonts w:eastAsiaTheme="majorEastAsia" w:cstheme="majorBidi"/>
       <w:i/>
       <w:iCs/>
-      <w:color w:val="000000" w:themeColor="text1" w:themeTint="D8"/>
+      <w:color w:val="272727" w:themeColor="text1" w:themeTint="D8"/>
     </w:rPr>
   </w:style>
   <w:style w:type="character" w:customStyle="1" w:styleId="Heading9Char">
@@ -8478,7 +12398,7 @@
     <w:rsid w:val="0007437F"/>
     <w:rPr>
       <w:rFonts w:eastAsiaTheme="majorEastAsia" w:cstheme="majorBidi"/>
-      <w:color w:val="000000" w:themeColor="text1" w:themeTint="D8"/>
+      <w:color w:val="272727" w:themeColor="text1" w:themeTint="D8"/>
     </w:rPr>
   </w:style>
   <w:style w:type="paragraph" w:styleId="Title">
@@ -8530,7 +12450,7 @@
     </w:pPr>
     <w:rPr>
       <w:rFonts w:eastAsiaTheme="majorEastAsia" w:cstheme="majorBidi"/>
-      <w:color w:val="000000" w:themeColor="text1" w:themeTint="A6"/>
+      <w:color w:val="595959" w:themeColor="text1" w:themeTint="A6"/>
       <w:spacing w:val="15"/>
       <w:sz w:val="28"/>
       <w:szCs w:val="28"/>
@@ -8544,7 +12464,7 @@
     <w:rsid w:val="0007437F"/>
     <w:rPr>
       <w:rFonts w:eastAsiaTheme="majorEastAsia" w:cstheme="majorBidi"/>
-      <w:color w:val="000000" w:themeColor="text1" w:themeTint="A6"/>
+      <w:color w:val="595959" w:themeColor="text1" w:themeTint="A6"/>
       <w:spacing w:val="15"/>
       <w:sz w:val="28"/>
       <w:szCs w:val="28"/>
@@ -8565,7 +12485,7 @@
     <w:rPr>
       <w:i/>
       <w:iCs/>
-      <w:color w:val="000000" w:themeColor="text1" w:themeTint="BF"/>
+      <w:color w:val="404040" w:themeColor="text1" w:themeTint="BF"/>
     </w:rPr>
   </w:style>
   <w:style w:type="character" w:customStyle="1" w:styleId="QuoteChar">
@@ -8577,7 +12497,7 @@
     <w:rPr>
       <w:i/>
       <w:iCs/>
-      <w:color w:val="000000" w:themeColor="text1" w:themeTint="BF"/>
+      <w:color w:val="404040" w:themeColor="text1" w:themeTint="BF"/>
     </w:rPr>
   </w:style>
   <w:style w:type="paragraph" w:styleId="ListParagraph">
@@ -8600,7 +12520,7 @@
     <w:rPr>
       <w:i/>
       <w:iCs/>
-      <w:color w:val="000000" w:themeColor="accent1" w:themeShade="BF"/>
+      <w:color w:val="0F4761" w:themeColor="accent1" w:themeShade="BF"/>
     </w:rPr>
   </w:style>
   <w:style w:type="paragraph" w:styleId="IntenseQuote">
@@ -8623,7 +12543,7 @@
     <w:rPr>
       <w:i/>
       <w:iCs/>
-      <w:color w:val="000000" w:themeColor="accent1" w:themeShade="BF"/>
+      <w:color w:val="0F4761" w:themeColor="accent1" w:themeShade="BF"/>
     </w:rPr>
   </w:style>
   <w:style w:type="character" w:customStyle="1" w:styleId="IntenseQuoteChar">
@@ -8635,7 +12555,7 @@
     <w:rPr>
       <w:i/>
       <w:iCs/>
-      <w:color w:val="000000" w:themeColor="accent1" w:themeShade="BF"/>
+      <w:color w:val="0F4761" w:themeColor="accent1" w:themeShade="BF"/>
     </w:rPr>
   </w:style>
   <w:style w:type="character" w:styleId="IntenseReference">
@@ -8648,7 +12568,7 @@
       <w:b/>
       <w:bCs/>
       <w:smallCaps/>
-      <w:color w:val="000000" w:themeColor="accent1" w:themeShade="BF"/>
+      <w:color w:val="0F4761" w:themeColor="accent1" w:themeShade="BF"/>
       <w:spacing w:val="5"/>
     </w:rPr>
   </w:style>

--- a/docs/Software_Architecture_Design_Report_AIVES_Group3_EN.docx
+++ b/docs/Software_Architecture_Design_Report_AIVES_Group3_EN.docx
@@ -138,73 +138,18 @@
         <w:spacing w:before="60" w:after="80" w:line="276" w:lineRule="auto"/>
         <w:jc w:val="center"/>
       </w:pPr>
-      <w:r>
-        <w:rPr>
-          <w:noProof/>
-        </w:rPr>
-        <w:lastRenderedPageBreak/>
-        <w:drawing>
-          <wp:inline distT="0" distB="0" distL="0" distR="0" wp14:anchorId="0A48947F" wp14:editId="303911FB">
-            <wp:extent cx="4352290" cy="8229600"/>
-            <wp:effectExtent l="0" t="0" r="0" b="0"/>
-            <wp:docPr id="1120179214" name="Picture 3"/>
-            <wp:cNvGraphicFramePr>
-              <a:graphicFrameLocks xmlns:a="http://schemas.openxmlformats.org/drawingml/2006/main" noChangeAspect="1"/>
-            </wp:cNvGraphicFramePr>
-            <a:graphic xmlns:a="http://schemas.openxmlformats.org/drawingml/2006/main">
-              <a:graphicData uri="http://schemas.openxmlformats.org/drawingml/2006/picture">
-                <pic:pic xmlns:pic="http://schemas.openxmlformats.org/drawingml/2006/picture">
-                  <pic:nvPicPr>
-                    <pic:cNvPr id="1120179214" name=""/>
-                    <pic:cNvPicPr/>
-                  </pic:nvPicPr>
-                  <pic:blipFill>
-                    <a:blip r:embed="rId5">
-                      <a:extLst>
-                        <a:ext uri="{28A0092B-C50C-407E-A947-70E740481C1C}">
-                          <a14:useLocalDpi xmlns:a14="http://schemas.microsoft.com/office/drawing/2010/main" val="0"/>
-                        </a:ext>
-                      </a:extLst>
-                    </a:blip>
-                    <a:stretch>
-                      <a:fillRect/>
-                    </a:stretch>
-                  </pic:blipFill>
-                  <pic:spPr>
-                    <a:xfrm>
-                      <a:off x="0" y="0"/>
-                      <a:ext cx="4352290" cy="8229600"/>
-                    </a:xfrm>
-                    <a:prstGeom prst="rect">
-                      <a:avLst/>
-                    </a:prstGeom>
-                  </pic:spPr>
-                </pic:pic>
-              </a:graphicData>
-            </a:graphic>
-          </wp:inline>
-        </w:drawing>
-      </w:r>
     </w:p>
     <w:p>
       <w:pPr>
         <w:spacing w:before="60" w:after="80" w:line="276" w:lineRule="auto"/>
         <w:jc w:val="center"/>
-        <w:rPr>
-          <w:rFonts w:ascii="Calibri" w:hAnsi="Calibri" w:cs="Calibri"/>
-          <w:i/>
-          <w:color w:val="000000"/>
-          <w:sz w:val="19"/>
-        </w:rPr>
-      </w:pPr>
-      <w:r>
-        <w:rPr>
-          <w:rFonts w:ascii="Calibri" w:hAnsi="Calibri" w:cs="Calibri"/>
-          <w:i/>
-          <w:color w:val="000000"/>
-          <w:sz w:val="19"/>
-        </w:rPr>
-        <w:t>Figure 6.1: Workflow 1 - Question Bank Management and Rubric Standardization Swimlane</w:t>
+      </w:pPr>
+      <w:r>
+        <w:t>6</w:t>
+      </w:r>
+      <w:r>
+        <w:lastRenderedPageBreak/>
+        <w:t>.2 Workflow 2: Real-Time AI Viva Examination Room (Target Milestone 4 Flow)</w:t>
       </w:r>
     </w:p>
     <w:p>
@@ -218,182 +163,21 @@
         <w:spacing w:before="60" w:after="80" w:line="276" w:lineRule="auto"/>
         <w:jc w:val="center"/>
       </w:pPr>
-      <w:r>
-        <w:t>6.2 Workflow 2: Real-Time AI Viva Examination Room (Target Milestone 4 Flow)</w:t>
-      </w:r>
     </w:p>
     <w:p>
       <w:pPr>
         <w:spacing w:before="60" w:after="80" w:line="276" w:lineRule="auto"/>
         <w:jc w:val="center"/>
       </w:pPr>
+      <w:r>
+        <w:t>6.3 Workflow 3: AI Rubric Scoring and Human-in-the-Loop Approval (Target Milestone 4 Flow)</w:t>
+      </w:r>
     </w:p>
     <w:p>
       <w:pPr>
         <w:spacing w:before="60" w:after="80" w:line="276" w:lineRule="auto"/>
         <w:jc w:val="center"/>
       </w:pPr>
-      <w:r>
-        <w:rPr>
-          <w:noProof/>
-        </w:rPr>
-        <w:drawing>
-          <wp:inline distT="0" distB="0" distL="0" distR="0" wp14:anchorId="1AC386FB" wp14:editId="472D1113">
-            <wp:extent cx="4034155" cy="8229600"/>
-            <wp:effectExtent l="0" t="0" r="4445" b="0"/>
-            <wp:docPr id="929329048" name="Picture 4"/>
-            <wp:cNvGraphicFramePr>
-              <a:graphicFrameLocks xmlns:a="http://schemas.openxmlformats.org/drawingml/2006/main" noChangeAspect="1"/>
-            </wp:cNvGraphicFramePr>
-            <a:graphic xmlns:a="http://schemas.openxmlformats.org/drawingml/2006/main">
-              <a:graphicData uri="http://schemas.openxmlformats.org/drawingml/2006/picture">
-                <pic:pic xmlns:pic="http://schemas.openxmlformats.org/drawingml/2006/picture">
-                  <pic:nvPicPr>
-                    <pic:cNvPr id="929329048" name=""/>
-                    <pic:cNvPicPr/>
-                  </pic:nvPicPr>
-                  <pic:blipFill>
-                    <a:blip r:embed="rId6" cstate="print">
-                      <a:extLst>
-                        <a:ext uri="{28A0092B-C50C-407E-A947-70E740481C1C}">
-                          <a14:useLocalDpi xmlns:a14="http://schemas.microsoft.com/office/drawing/2010/main" val="0"/>
-                        </a:ext>
-                      </a:extLst>
-                    </a:blip>
-                    <a:stretch>
-                      <a:fillRect/>
-                    </a:stretch>
-                  </pic:blipFill>
-                  <pic:spPr>
-                    <a:xfrm>
-                      <a:off x="0" y="0"/>
-                      <a:ext cx="4034155" cy="8229600"/>
-                    </a:xfrm>
-                    <a:prstGeom prst="rect">
-                      <a:avLst/>
-                    </a:prstGeom>
-                  </pic:spPr>
-                </pic:pic>
-              </a:graphicData>
-            </a:graphic>
-          </wp:inline>
-        </w:drawing>
-      </w:r>
-    </w:p>
-    <w:p>
-      <w:pPr>
-        <w:spacing w:before="60" w:after="80" w:line="276" w:lineRule="auto"/>
-        <w:jc w:val="center"/>
-        <w:rPr>
-          <w:rFonts w:ascii="Calibri" w:hAnsi="Calibri" w:cs="Calibri"/>
-          <w:i/>
-          <w:color w:val="000000"/>
-          <w:sz w:val="19"/>
-        </w:rPr>
-      </w:pPr>
-      <w:r>
-        <w:rPr>
-          <w:rFonts w:ascii="Calibri" w:hAnsi="Calibri" w:cs="Calibri"/>
-          <w:i/>
-          <w:color w:val="000000"/>
-          <w:sz w:val="19"/>
-        </w:rPr>
-        <w:t>Figure 6.2: Workflow 2 - Real-Time AI Viva Examination Room Swimlane</w:t>
-      </w:r>
-    </w:p>
-    <w:p>
-      <w:pPr>
-        <w:spacing w:before="60" w:after="80" w:line="276" w:lineRule="auto"/>
-        <w:jc w:val="center"/>
-      </w:pPr>
-    </w:p>
-    <w:p>
-      <w:pPr>
-        <w:spacing w:before="60" w:after="80" w:line="276" w:lineRule="auto"/>
-        <w:jc w:val="center"/>
-      </w:pPr>
-      <w:r>
-        <w:t>6.3 Workflow 3: AI Rubric Scoring and Human-in-the-Loop Approval (Target Milestone 4 Flow)</w:t>
-      </w:r>
-    </w:p>
-    <w:p>
-      <w:pPr>
-        <w:spacing w:before="60" w:after="80" w:line="276" w:lineRule="auto"/>
-        <w:jc w:val="center"/>
-      </w:pPr>
-    </w:p>
-    <w:p>
-      <w:pPr>
-        <w:spacing w:before="60" w:after="80" w:line="276" w:lineRule="auto"/>
-        <w:jc w:val="center"/>
-      </w:pPr>
-      <w:r>
-        <w:rPr>
-          <w:noProof/>
-        </w:rPr>
-        <w:drawing>
-          <wp:inline distT="0" distB="0" distL="0" distR="0" wp14:anchorId="3C8F85F8" wp14:editId="5E503C7B">
-            <wp:extent cx="3761105" cy="8229600"/>
-            <wp:effectExtent l="0" t="0" r="0" b="0"/>
-            <wp:docPr id="1138254386" name="Picture 5"/>
-            <wp:cNvGraphicFramePr>
-              <a:graphicFrameLocks xmlns:a="http://schemas.openxmlformats.org/drawingml/2006/main" noChangeAspect="1"/>
-            </wp:cNvGraphicFramePr>
-            <a:graphic xmlns:a="http://schemas.openxmlformats.org/drawingml/2006/main">
-              <a:graphicData uri="http://schemas.openxmlformats.org/drawingml/2006/picture">
-                <pic:pic xmlns:pic="http://schemas.openxmlformats.org/drawingml/2006/picture">
-                  <pic:nvPicPr>
-                    <pic:cNvPr id="1138254386" name=""/>
-                    <pic:cNvPicPr/>
-                  </pic:nvPicPr>
-                  <pic:blipFill>
-                    <a:blip r:embed="rId7" cstate="print">
-                      <a:extLst>
-                        <a:ext uri="{28A0092B-C50C-407E-A947-70E740481C1C}">
-                          <a14:useLocalDpi xmlns:a14="http://schemas.microsoft.com/office/drawing/2010/main" val="0"/>
-                        </a:ext>
-                      </a:extLst>
-                    </a:blip>
-                    <a:stretch>
-                      <a:fillRect/>
-                    </a:stretch>
-                  </pic:blipFill>
-                  <pic:spPr>
-                    <a:xfrm>
-                      <a:off x="0" y="0"/>
-                      <a:ext cx="3761105" cy="8229600"/>
-                    </a:xfrm>
-                    <a:prstGeom prst="rect">
-                      <a:avLst/>
-                    </a:prstGeom>
-                  </pic:spPr>
-                </pic:pic>
-              </a:graphicData>
-            </a:graphic>
-          </wp:inline>
-        </w:drawing>
-      </w:r>
-    </w:p>
-    <w:p>
-      <w:pPr>
-        <w:spacing w:before="60" w:after="80" w:line="276" w:lineRule="auto"/>
-        <w:jc w:val="center"/>
-        <w:rPr>
-          <w:rFonts w:ascii="Calibri" w:hAnsi="Calibri" w:cs="Calibri"/>
-          <w:i/>
-          <w:color w:val="000000"/>
-          <w:sz w:val="19"/>
-        </w:rPr>
-      </w:pPr>
-      <w:r>
-        <w:rPr>
-          <w:rFonts w:ascii="Calibri" w:hAnsi="Calibri" w:cs="Calibri"/>
-          <w:i/>
-          <w:color w:val="000000"/>
-          <w:sz w:val="19"/>
-        </w:rPr>
-        <w:t>Figure 6.3: Workflow 3 - AI Grading and Human-in-the-Loop Approval Swimlane</w:t>
-      </w:r>
     </w:p>
     <w:p>
       <w:pPr>
@@ -622,7 +406,6 @@
           <w:b/>
           <w:color w:val="000000"/>
         </w:rPr>
-        <w:lastRenderedPageBreak/>
         <w:t xml:space="preserve">• Sovereign Lecturer Final Authority: </w:t>
       </w:r>
       <w:r>
@@ -1150,7 +933,6 @@
               <w:rPr>
                 <w:sz w:val="19"/>
               </w:rPr>
-              <w:lastRenderedPageBreak/>
               <w:t>FR-05</w:t>
             </w:r>
           </w:p>
@@ -1650,11 +1432,7 @@
         <w:t xml:space="preserve">• Phase 2 — Architectural Baseline &amp; Flow 1 (Milestone 2 &amp; 3): </w:t>
       </w:r>
       <w:r>
-        <w:t xml:space="preserve">Enterprise Onion Architecture configuration on .NET 10; implementation of Flow 1 (Question Bank &amp; </w:t>
-      </w:r>
-      <w:r>
-        <w:lastRenderedPageBreak/>
-        <w:t>Rubric Matrix with 100% weight validation, batch import, and Gemini AI synthesis); automated test suite implementation.</w:t>
+        <w:t>Enterprise Onion Architecture configuration on .NET 10; implementation of Flow 1 (Question Bank &amp; Rubric Matrix with 100% weight validation, batch import, and Gemini AI synthesis); automated test suite implementation.</w:t>
       </w:r>
     </w:p>
     <w:p>
@@ -1828,7 +1606,6 @@
           <w:b/>
           <w:color w:val="000000"/>
         </w:rPr>
-        <w:lastRenderedPageBreak/>
         <w:t xml:space="preserve">• Client Presentation Node: </w:t>
       </w:r>
       <w:r>
@@ -1931,7 +1708,7 @@
                     <pic:cNvPicPr/>
                   </pic:nvPicPr>
                   <pic:blipFill>
-                    <a:blip r:embed="rId8">
+                    <a:blip r:embed="rId5">
                       <a:extLst>
                         <a:ext uri="{28A0092B-C50C-407E-A947-70E740481C1C}">
                           <a14:useLocalDpi xmlns:a14="http://schemas.microsoft.com/office/drawing/2010/main" val="0"/>
@@ -2035,7 +1812,6 @@
                 <w:color w:val="000000"/>
                 <w:sz w:val="20"/>
               </w:rPr>
-              <w:lastRenderedPageBreak/>
               <w:t>System Component</w:t>
             </w:r>
           </w:p>
@@ -3034,7 +2810,6 @@
           <w:color w:val="000000"/>
           <w:sz w:val="34"/>
         </w:rPr>
-        <w:lastRenderedPageBreak/>
         <w:t>5. Requirements Modeling</w:t>
       </w:r>
     </w:p>
@@ -3238,7 +3013,7 @@
                     <pic:cNvPicPr/>
                   </pic:nvPicPr>
                   <pic:blipFill>
-                    <a:blip r:embed="rId9">
+                    <a:blip r:embed="rId6">
                       <a:extLst>
                         <a:ext uri="{28A0092B-C50C-407E-A947-70E740481C1C}">
                           <a14:useLocalDpi xmlns:a14="http://schemas.microsoft.com/office/drawing/2010/main" val="0"/>
@@ -3324,12 +3099,6 @@
         <w:gridCol w:w="2800"/>
       </w:tblGrid>
       <w:tr>
-        <w:tblPrEx>
-          <w:tblCellMar>
-            <w:top w:w="0" w:type="dxa"/>
-            <w:bottom w:w="0" w:type="dxa"/>
-          </w:tblCellMar>
-        </w:tblPrEx>
         <w:tc>
           <w:tcPr>
             <w:tcW w:w="900" w:type="dxa"/>
@@ -3467,12 +3236,6 @@
         </w:tc>
       </w:tr>
       <w:tr>
-        <w:tblPrEx>
-          <w:tblCellMar>
-            <w:top w:w="0" w:type="dxa"/>
-            <w:bottom w:w="0" w:type="dxa"/>
-          </w:tblCellMar>
-        </w:tblPrEx>
         <w:tc>
           <w:tcPr>
             <w:tcW w:w="900" w:type="dxa"/>
@@ -3676,12 +3439,6 @@
         </w:tc>
       </w:tr>
       <w:tr>
-        <w:tblPrEx>
-          <w:tblCellMar>
-            <w:top w:w="0" w:type="dxa"/>
-            <w:bottom w:w="0" w:type="dxa"/>
-          </w:tblCellMar>
-        </w:tblPrEx>
         <w:tc>
           <w:tcPr>
             <w:tcW w:w="900" w:type="dxa"/>
@@ -3885,12 +3642,6 @@
         </w:tc>
       </w:tr>
       <w:tr>
-        <w:tblPrEx>
-          <w:tblCellMar>
-            <w:top w:w="0" w:type="dxa"/>
-            <w:bottom w:w="0" w:type="dxa"/>
-          </w:tblCellMar>
-        </w:tblPrEx>
         <w:tc>
           <w:tcPr>
             <w:tcW w:w="900" w:type="dxa"/>
@@ -4094,12 +3845,6 @@
         </w:tc>
       </w:tr>
       <w:tr>
-        <w:tblPrEx>
-          <w:tblCellMar>
-            <w:top w:w="0" w:type="dxa"/>
-            <w:bottom w:w="0" w:type="dxa"/>
-          </w:tblCellMar>
-        </w:tblPrEx>
         <w:tc>
           <w:tcPr>
             <w:tcW w:w="900" w:type="dxa"/>
@@ -4281,12 +4026,6 @@
         </w:tc>
       </w:tr>
       <w:tr>
-        <w:tblPrEx>
-          <w:tblCellMar>
-            <w:top w:w="0" w:type="dxa"/>
-            <w:bottom w:w="0" w:type="dxa"/>
-          </w:tblCellMar>
-        </w:tblPrEx>
         <w:tc>
           <w:tcPr>
             <w:tcW w:w="900" w:type="dxa"/>
@@ -4490,12 +4229,6 @@
         </w:tc>
       </w:tr>
       <w:tr>
-        <w:tblPrEx>
-          <w:tblCellMar>
-            <w:top w:w="0" w:type="dxa"/>
-            <w:bottom w:w="0" w:type="dxa"/>
-          </w:tblCellMar>
-        </w:tblPrEx>
         <w:tc>
           <w:tcPr>
             <w:tcW w:w="900" w:type="dxa"/>
@@ -4699,12 +4432,6 @@
         </w:tc>
       </w:tr>
       <w:tr>
-        <w:tblPrEx>
-          <w:tblCellMar>
-            <w:top w:w="0" w:type="dxa"/>
-            <w:bottom w:w="0" w:type="dxa"/>
-          </w:tblCellMar>
-        </w:tblPrEx>
         <w:tc>
           <w:tcPr>
             <w:tcW w:w="900" w:type="dxa"/>
@@ -4908,12 +4635,6 @@
         </w:tc>
       </w:tr>
       <w:tr>
-        <w:tblPrEx>
-          <w:tblCellMar>
-            <w:top w:w="0" w:type="dxa"/>
-            <w:bottom w:w="0" w:type="dxa"/>
-          </w:tblCellMar>
-        </w:tblPrEx>
         <w:tc>
           <w:tcPr>
             <w:tcW w:w="900" w:type="dxa"/>
@@ -5095,12 +4816,6 @@
         </w:tc>
       </w:tr>
       <w:tr>
-        <w:tblPrEx>
-          <w:tblCellMar>
-            <w:top w:w="0" w:type="dxa"/>
-            <w:bottom w:w="0" w:type="dxa"/>
-          </w:tblCellMar>
-        </w:tblPrEx>
         <w:tc>
           <w:tcPr>
             <w:tcW w:w="900" w:type="dxa"/>
@@ -5282,12 +4997,6 @@
         </w:tc>
       </w:tr>
       <w:tr>
-        <w:tblPrEx>
-          <w:tblCellMar>
-            <w:top w:w="0" w:type="dxa"/>
-            <w:bottom w:w="0" w:type="dxa"/>
-          </w:tblCellMar>
-        </w:tblPrEx>
         <w:tc>
           <w:tcPr>
             <w:tcW w:w="900" w:type="dxa"/>
@@ -5491,12 +5200,6 @@
         </w:tc>
       </w:tr>
       <w:tr>
-        <w:tblPrEx>
-          <w:tblCellMar>
-            <w:top w:w="0" w:type="dxa"/>
-            <w:bottom w:w="0" w:type="dxa"/>
-          </w:tblCellMar>
-        </w:tblPrEx>
         <w:tc>
           <w:tcPr>
             <w:tcW w:w="900" w:type="dxa"/>
@@ -5678,12 +5381,6 @@
         </w:tc>
       </w:tr>
       <w:tr>
-        <w:tblPrEx>
-          <w:tblCellMar>
-            <w:top w:w="0" w:type="dxa"/>
-            <w:bottom w:w="0" w:type="dxa"/>
-          </w:tblCellMar>
-        </w:tblPrEx>
         <w:tc>
           <w:tcPr>
             <w:tcW w:w="900" w:type="dxa"/>
@@ -5865,12 +5562,6 @@
         </w:tc>
       </w:tr>
       <w:tr>
-        <w:tblPrEx>
-          <w:tblCellMar>
-            <w:top w:w="0" w:type="dxa"/>
-            <w:bottom w:w="0" w:type="dxa"/>
-          </w:tblCellMar>
-        </w:tblPrEx>
         <w:tc>
           <w:tcPr>
             <w:tcW w:w="900" w:type="dxa"/>
@@ -6052,12 +5743,6 @@
         </w:tc>
       </w:tr>
       <w:tr>
-        <w:tblPrEx>
-          <w:tblCellMar>
-            <w:top w:w="0" w:type="dxa"/>
-            <w:bottom w:w="0" w:type="dxa"/>
-          </w:tblCellMar>
-        </w:tblPrEx>
         <w:tc>
           <w:tcPr>
             <w:tcW w:w="900" w:type="dxa"/>
@@ -7010,7 +6695,7 @@
                     <pic:cNvPicPr/>
                   </pic:nvPicPr>
                   <pic:blipFill>
-                    <a:blip r:embed="rId10">
+                    <a:blip r:embed="rId7">
                       <a:extLst>
                         <a:ext uri="{28A0092B-C50C-407E-A947-70E740481C1C}">
                           <a14:useLocalDpi xmlns:a14="http://schemas.microsoft.com/office/drawing/2010/main" val="0"/>
@@ -8445,7 +8130,7 @@
                     <pic:cNvPicPr/>
                   </pic:nvPicPr>
                   <pic:blipFill>
-                    <a:blip r:embed="rId11" cstate="print">
+                    <a:blip r:embed="rId8" cstate="print">
                       <a:extLst>
                         <a:ext uri="{28A0092B-C50C-407E-A947-70E740481C1C}">
                           <a14:useLocalDpi xmlns:a14="http://schemas.microsoft.com/office/drawing/2010/main" val="0"/>
@@ -8559,7 +8244,7 @@
                     <pic:cNvPicPr/>
                   </pic:nvPicPr>
                   <pic:blipFill>
-                    <a:blip r:embed="rId12" cstate="print">
+                    <a:blip r:embed="rId9" cstate="print">
                       <a:extLst>
                         <a:ext uri="{28A0092B-C50C-407E-A947-70E740481C1C}">
                           <a14:useLocalDpi xmlns:a14="http://schemas.microsoft.com/office/drawing/2010/main" val="0"/>
@@ -8674,7 +8359,7 @@
                     <pic:cNvPicPr/>
                   </pic:nvPicPr>
                   <pic:blipFill>
-                    <a:blip r:embed="rId13" cstate="print">
+                    <a:blip r:embed="rId10" cstate="print">
                       <a:extLst>
                         <a:ext uri="{28A0092B-C50C-407E-A947-70E740481C1C}">
                           <a14:useLocalDpi xmlns:a14="http://schemas.microsoft.com/office/drawing/2010/main" val="0"/>
@@ -8892,7 +8577,7 @@
                     <pic:cNvPicPr/>
                   </pic:nvPicPr>
                   <pic:blipFill>
-                    <a:blip r:embed="rId14">
+                    <a:blip r:embed="rId11">
                       <a:extLst>
                         <a:ext uri="{28A0092B-C50C-407E-A947-70E740481C1C}">
                           <a14:useLocalDpi xmlns:a14="http://schemas.microsoft.com/office/drawing/2010/main" val="0"/>

--- a/docs/Software_Architecture_Design_Report_AIVES_Group3_EN.docx
+++ b/docs/Software_Architecture_Design_Report_AIVES_Group3_EN.docx
@@ -145,11 +145,7 @@
         <w:jc w:val="center"/>
       </w:pPr>
       <w:r>
-        <w:t>6</w:t>
-      </w:r>
-      <w:r>
-        <w:lastRenderedPageBreak/>
-        <w:t>.2 Workflow 2: Real-Time AI Viva Examination Room (Target Milestone 4 Flow)</w:t>
+        <w:t>6.2 Workflow 2: Real-Time AI Viva Examination Room (Target Milestone 4 Flow)</w:t>
       </w:r>
     </w:p>
     <w:p>
@@ -212,6 +208,7 @@
         <w:spacing w:before="60" w:after="80" w:line="276" w:lineRule="auto"/>
       </w:pPr>
       <w:r>
+        <w:lastRenderedPageBreak/>
         <w:t>10. Product</w:t>
       </w:r>
     </w:p>
@@ -255,6 +252,7 @@
           <w:color w:val="000000"/>
           <w:sz w:val="34"/>
         </w:rPr>
+        <w:lastRenderedPageBreak/>
         <w:t>1. Introduction</w:t>
       </w:r>
     </w:p>
@@ -8549,23 +8547,27 @@
         <w:spacing w:before="200"/>
         <w:jc w:val="center"/>
         <w:rPr>
-          <w:b/>
-          <w:color w:val="000000"/>
-          <w:sz w:val="24"/>
-        </w:rPr>
-      </w:pPr>
-      <w:r>
-        <w:rPr>
-          <w:b/>
+          <w:rFonts w:ascii="Calibri" w:hAnsi="Calibri" w:cs="Calibri"/>
+          <w:b/>
+          <w:i/>
+          <w:color w:val="000000"/>
+          <w:sz w:val="19"/>
+        </w:rPr>
+      </w:pPr>
+      <w:r>
+        <w:rPr>
+          <w:rFonts w:ascii="Calibri" w:hAnsi="Calibri" w:cs="Calibri"/>
+          <w:b/>
+          <w:i/>
           <w:noProof/>
           <w:color w:val="000000"/>
-          <w:sz w:val="24"/>
+          <w:sz w:val="19"/>
         </w:rPr>
         <w:drawing>
-          <wp:inline distT="0" distB="0" distL="0" distR="0" wp14:anchorId="49A6A4E6" wp14:editId="03B85102">
-            <wp:extent cx="5461000" cy="2554301"/>
+          <wp:inline distT="0" distB="0" distL="0" distR="0" wp14:anchorId="2E6BEF18" wp14:editId="5F3DCD07">
+            <wp:extent cx="5461000" cy="3627831"/>
             <wp:effectExtent l="0" t="0" r="6350" b="0"/>
-            <wp:docPr id="264509945" name="Picture 10"/>
+            <wp:docPr id="1744459125" name="Picture 1"/>
             <wp:cNvGraphicFramePr>
               <a:graphicFrameLocks xmlns:a="http://schemas.openxmlformats.org/drawingml/2006/main" noChangeAspect="1"/>
             </wp:cNvGraphicFramePr>
@@ -8573,11 +8575,11 @@
               <a:graphicData uri="http://schemas.openxmlformats.org/drawingml/2006/picture">
                 <pic:pic xmlns:pic="http://schemas.openxmlformats.org/drawingml/2006/picture">
                   <pic:nvPicPr>
-                    <pic:cNvPr id="264509945" name=""/>
+                    <pic:cNvPr id="1744459125" name=""/>
                     <pic:cNvPicPr/>
                   </pic:nvPicPr>
                   <pic:blipFill>
-                    <a:blip r:embed="rId11">
+                    <a:blip r:embed="rId11" cstate="print">
                       <a:extLst>
                         <a:ext uri="{28A0092B-C50C-407E-A947-70E740481C1C}">
                           <a14:useLocalDpi xmlns:a14="http://schemas.microsoft.com/office/drawing/2010/main" val="0"/>
@@ -8591,7 +8593,7 @@
                   <pic:spPr>
                     <a:xfrm>
                       <a:off x="0" y="0"/>
-                      <a:ext cx="5461000" cy="2554301"/>
+                      <a:ext cx="5461000" cy="3627831"/>
                     </a:xfrm>
                     <a:prstGeom prst="rect">
                       <a:avLst/>

--- a/docs/Software_Architecture_Design_Report_AIVES_Group3_EN.docx
+++ b/docs/Software_Architecture_Design_Report_AIVES_Group3_EN.docx
@@ -956,22 +956,27 @@
         <w:jc w:val="center"/>
       </w:pPr>
       <w:r>
+        <w:rPr>
+          <w:noProof/>
+        </w:rPr>
+        <w:lastRenderedPageBreak/>
         <w:drawing>
-          <wp:inline xmlns:a="http://schemas.openxmlformats.org/drawingml/2006/main" xmlns:pic="http://schemas.openxmlformats.org/drawingml/2006/picture">
+          <wp:inline distT="0" distB="0" distL="0" distR="0" wp14:anchorId="294860A1" wp14:editId="58AFB995">
             <wp:extent cx="5623560" cy="3624359"/>
+            <wp:effectExtent l="0" t="0" r="0" b="0"/>
             <wp:docPr id="17" name="Picture 17"/>
             <wp:cNvGraphicFramePr>
-              <a:graphicFrameLocks noChangeAspect="1"/>
+              <a:graphicFrameLocks xmlns:a="http://schemas.openxmlformats.org/drawingml/2006/main" noChangeAspect="1"/>
             </wp:cNvGraphicFramePr>
-            <a:graphic>
+            <a:graphic xmlns:a="http://schemas.openxmlformats.org/drawingml/2006/main">
               <a:graphicData uri="http://schemas.openxmlformats.org/drawingml/2006/picture">
-                <pic:pic>
+                <pic:pic xmlns:pic="http://schemas.openxmlformats.org/drawingml/2006/picture">
                   <pic:nvPicPr>
                     <pic:cNvPr id="0" name="image.png"/>
                     <pic:cNvPicPr/>
                   </pic:nvPicPr>
                   <pic:blipFill>
-                    <a:blip r:embed="rId22"/>
+                    <a:blip r:embed="rId8"/>
                     <a:stretch>
                       <a:fillRect/>
                     </a:stretch>
@@ -981,7 +986,9 @@
                       <a:off x="0" y="0"/>
                       <a:ext cx="5623560" cy="3624359"/>
                     </a:xfrm>
-                    <a:prstGeom prst="rect"/>
+                    <a:prstGeom prst="rect">
+                      <a:avLst/>
+                    </a:prstGeom>
                   </pic:spPr>
                 </pic:pic>
               </a:graphicData>
@@ -1004,22 +1011,27 @@
         <w:jc w:val="center"/>
       </w:pPr>
       <w:r>
+        <w:rPr>
+          <w:noProof/>
+        </w:rPr>
+        <w:lastRenderedPageBreak/>
         <w:drawing>
-          <wp:inline xmlns:a="http://schemas.openxmlformats.org/drawingml/2006/main" xmlns:pic="http://schemas.openxmlformats.org/drawingml/2006/picture">
+          <wp:inline distT="0" distB="0" distL="0" distR="0" wp14:anchorId="686F72B3" wp14:editId="16903A9C">
             <wp:extent cx="5623560" cy="6358590"/>
+            <wp:effectExtent l="0" t="0" r="0" b="0"/>
             <wp:docPr id="18" name="Picture 18"/>
             <wp:cNvGraphicFramePr>
-              <a:graphicFrameLocks noChangeAspect="1"/>
+              <a:graphicFrameLocks xmlns:a="http://schemas.openxmlformats.org/drawingml/2006/main" noChangeAspect="1"/>
             </wp:cNvGraphicFramePr>
-            <a:graphic>
+            <a:graphic xmlns:a="http://schemas.openxmlformats.org/drawingml/2006/main">
               <a:graphicData uri="http://schemas.openxmlformats.org/drawingml/2006/picture">
-                <pic:pic>
+                <pic:pic xmlns:pic="http://schemas.openxmlformats.org/drawingml/2006/picture">
                   <pic:nvPicPr>
                     <pic:cNvPr id="0" name="image.png"/>
                     <pic:cNvPicPr/>
                   </pic:nvPicPr>
                   <pic:blipFill>
-                    <a:blip r:embed="rId23"/>
+                    <a:blip r:embed="rId9"/>
                     <a:stretch>
                       <a:fillRect/>
                     </a:stretch>
@@ -1029,7 +1041,9 @@
                       <a:off x="0" y="0"/>
                       <a:ext cx="5623560" cy="6358590"/>
                     </a:xfrm>
-                    <a:prstGeom prst="rect"/>
+                    <a:prstGeom prst="rect">
+                      <a:avLst/>
+                    </a:prstGeom>
                   </pic:spPr>
                 </pic:pic>
               </a:graphicData>
@@ -1052,22 +1066,27 @@
         <w:jc w:val="center"/>
       </w:pPr>
       <w:r>
+        <w:rPr>
+          <w:noProof/>
+        </w:rPr>
+        <w:lastRenderedPageBreak/>
         <w:drawing>
-          <wp:inline xmlns:a="http://schemas.openxmlformats.org/drawingml/2006/main" xmlns:pic="http://schemas.openxmlformats.org/drawingml/2006/picture">
+          <wp:inline distT="0" distB="0" distL="0" distR="0" wp14:anchorId="362536A2" wp14:editId="4CADB506">
             <wp:extent cx="5623560" cy="5761778"/>
+            <wp:effectExtent l="0" t="0" r="0" b="0"/>
             <wp:docPr id="19" name="Picture 19"/>
             <wp:cNvGraphicFramePr>
-              <a:graphicFrameLocks noChangeAspect="1"/>
+              <a:graphicFrameLocks xmlns:a="http://schemas.openxmlformats.org/drawingml/2006/main" noChangeAspect="1"/>
             </wp:cNvGraphicFramePr>
-            <a:graphic>
+            <a:graphic xmlns:a="http://schemas.openxmlformats.org/drawingml/2006/main">
               <a:graphicData uri="http://schemas.openxmlformats.org/drawingml/2006/picture">
-                <pic:pic>
+                <pic:pic xmlns:pic="http://schemas.openxmlformats.org/drawingml/2006/picture">
                   <pic:nvPicPr>
                     <pic:cNvPr id="0" name="image.png"/>
                     <pic:cNvPicPr/>
                   </pic:nvPicPr>
                   <pic:blipFill>
-                    <a:blip r:embed="rId24"/>
+                    <a:blip r:embed="rId10"/>
                     <a:stretch>
                       <a:fillRect/>
                     </a:stretch>
@@ -1077,7 +1096,9 @@
                       <a:off x="0" y="0"/>
                       <a:ext cx="5623560" cy="5761778"/>
                     </a:xfrm>
-                    <a:prstGeom prst="rect"/>
+                    <a:prstGeom prst="rect">
+                      <a:avLst/>
+                    </a:prstGeom>
                   </pic:spPr>
                 </pic:pic>
               </a:graphicData>
@@ -1100,22 +1121,24 @@
         <w:jc w:val="center"/>
       </w:pPr>
       <w:r>
+        <w:lastRenderedPageBreak/>
         <w:drawing>
-          <wp:inline xmlns:a="http://schemas.openxmlformats.org/drawingml/2006/main" xmlns:pic="http://schemas.openxmlformats.org/drawingml/2006/picture">
-            <wp:extent cx="5623560" cy="5811012"/>
-            <wp:docPr id="20" name="Picture 20"/>
+          <wp:inline distT="0" distB="0" distL="0" distR="0" wp14:anchorId="48491F6C" wp14:editId="387BA643">
+            <wp:extent cx="6346190" cy="5165725"/>
+            <wp:effectExtent l="0" t="0" r="0" b="0"/>
+            <wp:docPr id="1958857753" name="Picture 1"/>
             <wp:cNvGraphicFramePr>
-              <a:graphicFrameLocks noChangeAspect="1"/>
+              <a:graphicFrameLocks xmlns:a="http://schemas.openxmlformats.org/drawingml/2006/main" noChangeAspect="1"/>
             </wp:cNvGraphicFramePr>
-            <a:graphic>
+            <a:graphic xmlns:a="http://schemas.openxmlformats.org/drawingml/2006/main">
               <a:graphicData uri="http://schemas.openxmlformats.org/drawingml/2006/picture">
-                <pic:pic>
+                <pic:pic xmlns:pic="http://schemas.openxmlformats.org/drawingml/2006/picture">
                   <pic:nvPicPr>
-                    <pic:cNvPr id="0" name="2_UseCase_Diagram.png"/>
+                    <pic:cNvPr id="1958857753" name=""/>
                     <pic:cNvPicPr/>
                   </pic:nvPicPr>
                   <pic:blipFill>
-                    <a:blip r:embed="rId25"/>
+                    <a:blip r:embed="rId11"/>
                     <a:stretch>
                       <a:fillRect/>
                     </a:stretch>
@@ -1123,9 +1146,11 @@
                   <pic:spPr>
                     <a:xfrm>
                       <a:off x="0" y="0"/>
-                      <a:ext cx="5623560" cy="5811012"/>
+                      <a:ext cx="6346190" cy="5165725"/>
                     </a:xfrm>
-                    <a:prstGeom prst="rect"/>
+                    <a:prstGeom prst="rect">
+                      <a:avLst/>
+                    </a:prstGeom>
                   </pic:spPr>
                 </pic:pic>
               </a:graphicData>
@@ -2513,21 +2538,22 @@
       </w:pPr>
       <w:r>
         <w:drawing>
-          <wp:inline xmlns:a="http://schemas.openxmlformats.org/drawingml/2006/main" xmlns:pic="http://schemas.openxmlformats.org/drawingml/2006/picture">
-            <wp:extent cx="5623560" cy="4562976"/>
-            <wp:docPr id="21" name="Picture 21"/>
+          <wp:inline distT="0" distB="0" distL="0" distR="0" wp14:anchorId="2406127C" wp14:editId="7AADC016">
+            <wp:extent cx="6346190" cy="3494405"/>
+            <wp:effectExtent l="0" t="0" r="0" b="0"/>
+            <wp:docPr id="1293756254" name="Picture 1"/>
             <wp:cNvGraphicFramePr>
-              <a:graphicFrameLocks noChangeAspect="1"/>
+              <a:graphicFrameLocks xmlns:a="http://schemas.openxmlformats.org/drawingml/2006/main" noChangeAspect="1"/>
             </wp:cNvGraphicFramePr>
-            <a:graphic>
+            <a:graphic xmlns:a="http://schemas.openxmlformats.org/drawingml/2006/main">
               <a:graphicData uri="http://schemas.openxmlformats.org/drawingml/2006/picture">
-                <pic:pic>
+                <pic:pic xmlns:pic="http://schemas.openxmlformats.org/drawingml/2006/picture">
                   <pic:nvPicPr>
-                    <pic:cNvPr id="0" name="10_StateMachine_Question.png"/>
+                    <pic:cNvPr id="1293756254" name=""/>
                     <pic:cNvPicPr/>
                   </pic:nvPicPr>
                   <pic:blipFill>
-                    <a:blip r:embed="rId26"/>
+                    <a:blip r:embed="rId12"/>
                     <a:stretch>
                       <a:fillRect/>
                     </a:stretch>
@@ -2535,9 +2561,11 @@
                   <pic:spPr>
                     <a:xfrm>
                       <a:off x="0" y="0"/>
-                      <a:ext cx="5623560" cy="4562976"/>
+                      <a:ext cx="6346190" cy="3494405"/>
                     </a:xfrm>
-                    <a:prstGeom prst="rect"/>
+                    <a:prstGeom prst="rect">
+                      <a:avLst/>
+                    </a:prstGeom>
                   </pic:spPr>
                 </pic:pic>
               </a:graphicData>
@@ -2590,8 +2618,8 @@
       <w:r>
         <w:drawing>
           <wp:inline xmlns:a="http://schemas.openxmlformats.org/drawingml/2006/main" xmlns:pic="http://schemas.openxmlformats.org/drawingml/2006/picture">
-            <wp:extent cx="5623560" cy="3983355"/>
-            <wp:docPr id="22" name="Picture 22"/>
+            <wp:extent cx="5623560" cy="3123683"/>
+            <wp:docPr id="1958857754" name="Picture 1958857754"/>
             <wp:cNvGraphicFramePr>
               <a:graphicFrameLocks noChangeAspect="1"/>
             </wp:cNvGraphicFramePr>
@@ -2599,11 +2627,11 @@
               <a:graphicData uri="http://schemas.openxmlformats.org/drawingml/2006/picture">
                 <pic:pic>
                   <pic:nvPicPr>
-                    <pic:cNvPr id="0" name="image.png"/>
+                    <pic:cNvPr id="0" name="6_Conceptual_ERD.png"/>
                     <pic:cNvPicPr/>
                   </pic:nvPicPr>
                   <pic:blipFill>
-                    <a:blip r:embed="rId21"/>
+                    <a:blip r:embed="rId18"/>
                     <a:stretch>
                       <a:fillRect/>
                     </a:stretch>
@@ -2611,7 +2639,7 @@
                   <pic:spPr>
                     <a:xfrm>
                       <a:off x="0" y="0"/>
-                      <a:ext cx="5623560" cy="3983355"/>
+                      <a:ext cx="5623560" cy="3123683"/>
                     </a:xfrm>
                     <a:prstGeom prst="rect"/>
                   </pic:spPr>
@@ -2747,6 +2775,7 @@
         <w:pStyle w:val="ListBullet"/>
       </w:pPr>
       <w:r>
+        <w:lastRenderedPageBreak/>
         <w:t>BACKEND_CONTRACTS.md and BACKEND_PROGRESS.md — implementation contract and progress records.</w:t>
       </w:r>
     </w:p>

--- a/docs/Software_Architecture_Design_Report_AIVES_Group3_EN.docx
+++ b/docs/Software_Architecture_Design_Report_AIVES_Group3_EN.docx
@@ -2618,7 +2618,7 @@
       <w:r>
         <w:drawing>
           <wp:inline xmlns:a="http://schemas.openxmlformats.org/drawingml/2006/main" xmlns:pic="http://schemas.openxmlformats.org/drawingml/2006/picture">
-            <wp:extent cx="5623560" cy="3123683"/>
+            <wp:extent cx="5623560" cy="3128338"/>
             <wp:docPr id="1958857754" name="Picture 1958857754"/>
             <wp:cNvGraphicFramePr>
               <a:graphicFrameLocks noChangeAspect="1"/>
@@ -2631,7 +2631,7 @@
                     <pic:cNvPicPr/>
                   </pic:nvPicPr>
                   <pic:blipFill>
-                    <a:blip r:embed="rId18"/>
+                    <a:blip r:embed="rId20"/>
                     <a:stretch>
                       <a:fillRect/>
                     </a:stretch>
@@ -2639,7 +2639,7 @@
                   <pic:spPr>
                     <a:xfrm>
                       <a:off x="0" y="0"/>
-                      <a:ext cx="5623560" cy="3123683"/>
+                      <a:ext cx="5623560" cy="3128338"/>
                     </a:xfrm>
                     <a:prstGeom prst="rect"/>
                   </pic:spPr>
@@ -2655,7 +2655,7 @@
         <w:jc w:val="center"/>
       </w:pPr>
       <w:r>
-        <w:t>Figure 5. Revised conceptual ERD for the target examination model</w:t>
+        <w:t>Figure 5. Conceptual ERD for the AIVES system</w:t>
       </w:r>
     </w:p>
     <w:p>

--- a/docs/Software_Architecture_Design_Report_AIVES_Group3_EN.docx
+++ b/docs/Software_Architecture_Design_Report_AIVES_Group3_EN.docx
@@ -1121,6 +1121,9 @@
         <w:jc w:val="center"/>
       </w:pPr>
       <w:r>
+        <w:rPr>
+          <w:noProof/>
+        </w:rPr>
         <w:lastRenderedPageBreak/>
         <w:drawing>
           <wp:inline distT="0" distB="0" distL="0" distR="0" wp14:anchorId="48491F6C" wp14:editId="387BA643">
@@ -2537,6 +2540,9 @@
         <w:jc w:val="center"/>
       </w:pPr>
       <w:r>
+        <w:rPr>
+          <w:noProof/>
+        </w:rPr>
         <w:drawing>
           <wp:inline distT="0" distB="0" distL="0" distR="0" wp14:anchorId="2406127C" wp14:editId="7AADC016">
             <wp:extent cx="6346190" cy="3494405"/>
@@ -2617,21 +2623,22 @@
       </w:pPr>
       <w:r>
         <w:drawing>
-          <wp:inline xmlns:a="http://schemas.openxmlformats.org/drawingml/2006/main" xmlns:pic="http://schemas.openxmlformats.org/drawingml/2006/picture">
-            <wp:extent cx="5623560" cy="3128338"/>
-            <wp:docPr id="1958857754" name="Picture 1958857754"/>
+          <wp:inline distT="0" distB="0" distL="0" distR="0" wp14:anchorId="6A32A1DF" wp14:editId="14F66DCD">
+            <wp:extent cx="6346190" cy="3738880"/>
+            <wp:effectExtent l="0" t="0" r="0" b="0"/>
+            <wp:docPr id="822327241" name="Picture 1"/>
             <wp:cNvGraphicFramePr>
-              <a:graphicFrameLocks noChangeAspect="1"/>
+              <a:graphicFrameLocks xmlns:a="http://schemas.openxmlformats.org/drawingml/2006/main" noChangeAspect="1"/>
             </wp:cNvGraphicFramePr>
-            <a:graphic>
+            <a:graphic xmlns:a="http://schemas.openxmlformats.org/drawingml/2006/main">
               <a:graphicData uri="http://schemas.openxmlformats.org/drawingml/2006/picture">
-                <pic:pic>
+                <pic:pic xmlns:pic="http://schemas.openxmlformats.org/drawingml/2006/picture">
                   <pic:nvPicPr>
-                    <pic:cNvPr id="0" name="6_Conceptual_ERD.png"/>
+                    <pic:cNvPr id="822327241" name=""/>
                     <pic:cNvPicPr/>
                   </pic:nvPicPr>
                   <pic:blipFill>
-                    <a:blip r:embed="rId20"/>
+                    <a:blip r:embed="rId13"/>
                     <a:stretch>
                       <a:fillRect/>
                     </a:stretch>
@@ -2639,9 +2646,11 @@
                   <pic:spPr>
                     <a:xfrm>
                       <a:off x="0" y="0"/>
-                      <a:ext cx="5623560" cy="3128338"/>
+                      <a:ext cx="6346190" cy="3738880"/>
                     </a:xfrm>
-                    <a:prstGeom prst="rect"/>
+                    <a:prstGeom prst="rect">
+                      <a:avLst/>
+                    </a:prstGeom>
                   </pic:spPr>
                 </pic:pic>
               </a:graphicData>
@@ -2775,7 +2784,6 @@
         <w:pStyle w:val="ListBullet"/>
       </w:pPr>
       <w:r>
-        <w:lastRenderedPageBreak/>
         <w:t>BACKEND_CONTRACTS.md and BACKEND_PROGRESS.md — implementation contract and progress records.</w:t>
       </w:r>
     </w:p>
